--- a/output/proposals/Consultancy to Develop Learning Paper 2 for SPREAD- Integrat.docx
+++ b/output/proposals/Consultancy to Develop Learning Paper 2 for SPREAD- Integrat.docx
@@ -44,7 +44,7 @@
         <w:jc w:val="center"/>
       </w:pPr>
       <w:r>
-        <w:t>Client: Dan Church Aid (DCA) Kenya</w:t>
+        <w:t>Client: DanChurchAid Kenya</w:t>
         <w:br/>
       </w:r>
       <w:r>
@@ -78,32 +78,40 @@
         <w:pStyle w:val="Heading1"/>
       </w:pPr>
       <w:r>
-        <w:t>Cover Letter / Letter of Interest</w:t>
+        <w:t>Technical proposal summarizing previous related experience, understanding of the TOR, key research questions, methodology and tools to be used</w:t>
       </w:r>
     </w:p>
     <w:p>
       <w:r>
-        <w:t>Koech Bryan Contracting Authority Contact Person DanChurchAid Kenya Email: kecotenders@dca.dk</w:t>
+        <w:t>METHODOLOGY</w:t>
+      </w:r>
+    </w:p>
+    <w:p>
+      <w:pPr>
+        <w:pStyle w:val="ListNumber"/>
+      </w:pPr>
+      <w:r>
+        <w:t>Overall Approach</w:t>
       </w:r>
     </w:p>
     <w:p>
       <w:r>
-        <w:t>Reference No.: DCA/NBI/10/09/2026-2 Date: 24 September 2026</w:t>
+        <w:t>Cortech Consulting Group proposes a learning-focused, mixed-methods design that treats "integration" as the central unit of analysis, not a background descriptor. SPREAD is now in its third year of implementation and moving toward its concluding phase; the assignment is therefore not a standard evaluation of outputs but a structured process of extracting operational meaning from three years of programme experience across Turkana/Kenya, South Omo/Ethiopia and Eastern Equatoria/South Sudan, the Karamoja Cluster cross-border zone. The methodology is designed to answer directly what the Terms of Reference itself asks: what integration has meant operationally in SPREAD's design and inception, when it has added value beyond the sum of Peacebuilding, Livelihoods, Climate Resilience and Disaster Risk Reduction (DRR) delivered in parallel, what trade-offs this has produced, and what this implies for future funding and programming models. The design combines document-based reconstruction of SPREAD's integration logic with field-based testing of that logic against lived community experience. It builds explicitly on SPREAD's existing Outcome Harvesting practice rather than introducing a parallel evaluative framework, and it is structured around community case studies that will deliberately include both stronger and weaker examples of integration, as required by the ToR, so that the paper can explain contextual variation rather than assert a single success narrative. The methodology is anchored on four analytical moves that map directly to the six proposed key learning questions: (i) establishing a shared operational definition of integration through desk review and stakeholder engagement; (ii) mapping sequencing patterns, including whether peace preceded livelihood investment, whether economic cooperation opened space for dialogue, or whether natural-resource agreements preceded irrigation or agricultural investment; (iii) surfacing challenges and trade-offs, including the relationship between livelihoods diversification and reduced pressure on natural resources; and (iv) assessing how communities relate to SPREAD-introduced structures, Community Action Groups (CAGs), Village Savings and Loan Associations (VSLAs), micro-grants and early warning systems, alongside pre-existing structures such as market committees, peace committees and savings groups. 2. Phase-by-Phase Breakdown</w:t>
       </w:r>
     </w:p>
     <w:p>
       <w:r>
-        <w:t>Subject: Consultancy to Develop Learning Paper 2 for SPREAD- Integrating Peacebuilding, Livelihoods, Climate Resilience and Disaster Risk Reduction</w:t>
+        <w:t>Phase 1, Inception (weeks 1 to 2, targeting the 13 October 2026 milestone). This review will produce a working operational definition of integration and a first map of sequencing hypotheses to be tested in the field. In parallel, the consultant will develop case-study selection criteria, KII and FGD guides, and a community case-study protocol in consultation with SPREAD technical and MEAL staff, satisfying Expected Task 2 of the ToR. All instruments will be piloted in KoboToolbox before use. Phase 2, Field Data Collection (October, through 31 October 2026). Data collection will be coordinated across the three countries through the national partner teams, TUPADO in Kenya, ICPDO and ROG in South Sudan, and ECC in Ethiopia, using harmonised Kobo tools to preserve cross-country comparability. Edwin Aldrin Adenya, supported by locally recruited research assistants trained by the Lead Consultant, will support enumeration and FGD/KII facilitation in line with the ToR's administrative provision that the consultant recruit and train research assistants directly. Phase 3, Analysis and Quality Review (early to mid-November 2026). Qualitative data (KII and FGD transcripts, case-study narratives) will be coded in NVivo against a codebook built around the four analytical moves above. Quantitative and ranking-exercise data will be cleaned and analysed in SPSS, disaggregated by sex, age and disability. A dedicated review session with the SPREAD team, satisfying Expected Task 4, will be held to deepen understanding of emerging findings before drafting begins. Phase 4, Reporting and Validation (21 November to 15 December 2026). A draft learning paper and draft policy briefs will be prepared and discussed with the Consortium Management Unit (CMU) and relevant thematic leads, followed by a single cross-border validation workshop bringing together Consortium members, IGAD and other stakeholders, and a final revision cycle incorporating validation feedback. 3. Method by Deliverable</w:t>
       </w:r>
     </w:p>
     <w:p>
       <w:r>
-        <w:t>Dear Mr. Bryan,</w:t>
+        <w:t>Inception Report (13 October 2026). Instrument: structured desk review matrix plus draft KII/FGD guides and case-study protocol. Respondents: SPREAD CMU and thematic leads (consultation only, no primary data). Output: inception report covering desk review findings, methodology, case-study selection criteria, data collection tools, work plan and ethical/risk mitigation measures, presented at an inception briefing. Field Data Collection. Instruments: KIIs with traditional leaders, local and national authorities, and private-sector actors; FGDs with CAG and VSLA members, farmers and farmer groups, fisherfolk, and women- and youth-led CSOs; participatory ranking exercises with mixed and women/youth-led markets. Sampling will span all three countries and cover peacebuilding and resilience structures, livestock, fishing, farming and formal and informal cross-border trade (ICBT). Output: cleaned Kobo datasets and case-study narrative files per country. Draft and Final Learning Paper. Instrument: triangulated analysis across NVivo-coded qualitative data, SPSS-analysed ranking and disaggregated data, and the Phase 1 desk review, structured around the six key learning questions. Output: draft learning paper (21 November 2026) and final learning paper with SMART, evidence-based recommendations on integration versus coordination (15 December 2026). Policy Briefs. Two distinct products, as specified in the ToR: a concise general policy brief on integration for donors, IGAD and governments, and a separate 4 to 8 page brief targeted at EU, Danish and IGAD policymakers on how the integrated approach contributes to human security and stability. Instrument: synthesis of validated findings into audience-specific recommendations. Output: draft versions (21 November 2026), finalised after the validation workshop (15 December 2026). Cross-Border Validation Workshop. Instrument: single facilitated workshop with structured feedback capture. Respondents: Consortium members (TUPADO, ICPDO, ROG, ECC), IGAD and other stakeholders. Output: validated findings feeding the final report, by 3 December 2026. Case-Study Files, Executive Summary, PowerPoint and Learning Session. Instruments: anonymised data export, 2 to 4 page executive summary drafting, and a facilitated presentation. Output: all delivered by 15 December 2026, closing with a facilitated results presentation and learning session with DCA and Consortium partners. 4. Quantitative outputs will be cross-checked in SPSS against the sampling frame to confirm coverage across all three countries and all named livelihood sectors before analysis proceeds. Qualitative coding in NVivo will follow a shared codebook applied consistently across country teams to preserve comparability, with a second coder cross-check on a sample of transcripts. Findings will be triangulated against the SPREAD baseline (2024) and MTR (2025) to identify convergence and divergence over time, and any methodological limitations, including access constraints in South Sudan and Ethiopia, will be stated transparently in the final report rather than concealed. 5. Ethical Considerations</w:t>
       </w:r>
     </w:p>
     <w:p>
       <w:r>
-        <w:t>Cortech Consulting Group submits this technical proposal in response to Request for Proposal reference DCA/NBI/10/09/2026-2 for the consultancy to develop Learning Paper 2 under the SPREAD programme (Strengthening Integrated Peace, Resilience and Disaster Risk Reduction for Cross-border Communities) across South Omo/Ethiopia, Turkana/Kenya and Eastern Equatoria/South Sudan. We understand the assignment to require an evidence-based examination of what "integration" has meant operationally across SPREAD's four thematic pillars of peacebuilding, livelihoods, climate resilience and DRR, drawing on community case studies of stronger and weaker integration among pastoralists/agro-pastoralists, fisherfolk, farmers and farmer groups, formal and informal cross-border traders, women- and youth-led CSOs, traditional leaders, local and national authorities, and members of Community Action Groups (CAGs) and Village Savings and Loan Associations (VSLAs). The outputs, a learning paper and two distinct policy briefs, are to inform the European Union, Denmark, IGAD, national governments, and DCA's consortium partners TUPADO, ICPDO, ROG and ECC on which components of integrated programming warrant integration and which can be coordinated separately. Cortech's relevant track record includes the Research and Learning assignment for the Pathway to Prosperity Programme in Turkana West, Kenya, for the Danish Refugee Council (2025), which combined quantitative surveys with KIIs, FGDs and case studies in a fragile pastoralist economy directly adjacent to this assignment's geography. Our consultancy for CEWARN and the IGAD Secretariat (2024) to develop a Regional Strategy Framework integrating climate security into national peace and security policies spanned Kenya, Ethiopia, Sudan, South Sudan and Uganda, and demonstrates our capacity for multi-country policy translation for IGAD and government audiences of the kind this assignment requires. Our endline evaluation of the climate resilience and peacebuilding project for Lutheran World Federation in Somalia (2026) applied systems-thinking across education, livelihoods, WASH and peacebuilding as interconnected rather than siloed interventions, the same integration logic this learning paper must document for SPREAD. The proposed Lead Consultant/Researcher, Mugove Kwashirai Chakurira, is available for the full assignment period and will lead the desk review, case-study design, learning paper and both policy briefs. Field data collection will be supported by Research Assistant/Enumerator Edwin Aldrin Adenya, consistent with the Terms of Reference requirement that the consultant recruit and train enumerators for community-level engagement. Cortech confirms compliance with the submission requirements of Section A.5 and the Application Process of Annex 1, including the suitability statement, technical proposal, work-plan and financial proposal within the stipulated page limits, the Proposal Submission Form (Annex 2), and certification of compliance with the Code of Conduct for Contractors (Annex 5) and eligibility under Article 33 of the General Terms and Conditions. We remain available to DanChurchAid Kenya for any clarification required prior to the closing date of 24 September 2026, 17:00 hours EAT.</w:t>
+        <w:t>Fieldwork will follow conflict-sensitive and GESI-sensitive protocols appropriate to cross-border, pastoralist and conflict-affected settings. Informed consent will be obtained from all KII and FGD participants, with particular attention to power dynamics between traditional leaders, local authorities and community members. Data will be disaggregated by sex, age and disability throughout, and case-study files and raw data will be anonymised before annexing to the final report. In accordance with Article 6 of the General Terms and Conditions for Service Contracts, no findings, project particulars or draft outputs will be published or publicly disclosed without DCA's prior written consent, and the consultant will operate under DCA's confidentiality and approval protocols throughout the assignment.</w:t>
       </w:r>
     </w:p>
     <w:p>
@@ -116,17 +124,2007 @@
         <w:pStyle w:val="Heading1"/>
       </w:pPr>
       <w:r>
-        <w:t>Executive Summary</w:t>
+        <w:t>Work-plan indicating the activity schedule</w:t>
+      </w:r>
+    </w:p>
+    <w:p>
+      <w:pPr>
+        <w:pStyle w:val="Heading2"/>
+      </w:pPr>
+      <w:r>
+        <w:t>Narrative</w:t>
       </w:r>
     </w:p>
     <w:p>
       <w:r>
-        <w:t>Executive Summary</w:t>
+        <w:t>Cortech Consulting Group will deliver the SPREAD Learning Paper 2 assignment over the 12-week period specified in the Terms of Reference, from on-boarding on 29 September 2026 through submission of the final learning paper and policy briefs on 15 December 2026. The work plan is sequenced around the fixed dates the Terms of Reference set: inception report and tools approved by 13 October 2026, data collection to 31 October 2026, draft report to DCA by 21 November 2026, cross-border validation workshop by 3 December 2026, and final report and policy briefs by 15 December 2026. Lead Consultant Mugove Kwashirai Chakurira will hold overall responsibility for methodology, analysis and reporting, reporting to the Project Consortium Manager with technical oversight from the SPREAD thematic leads and MEAL team. Research Assistant Edwin Aldrin Adenya will support field enumeration and, per the administrative provisions of the Terms of Reference, the consultant will recruit and train additional local research assistants for Turkana/Kenya, South Omo/Ethiopia and Eastern Equatoria/South Sudan, coordinated through TUPADO (Kenya), ICPDO and ROG (South Sudan) and ECC (Ethiopia) using harmonised tools to ensure cross-country comparability.</w:t>
+      </w:r>
+    </w:p>
+    <w:p>
+      <w:pPr>
+        <w:pStyle w:val="Heading2"/>
+      </w:pPr>
+      <w:r>
+        <w:t>Phase Breakdown</w:t>
       </w:r>
     </w:p>
     <w:p>
       <w:r>
-        <w:t>Dan Church Aid Kenya is commissioning this consultancy to develop Learning Paper 2 for SPREAD, Strengthening Integrated Peace, Resilience and Disaster Risk Reduction for Cross-border Communities, implemented with TUPADO in Turkana/Kenya, ICPDO and ROG in Eastern Equatoria/South Sudan, and ECC in South Omo/Ethiopia. As SPREAD moves into its concluding phase after two years of implementation across the Karamoja Cluster, DCA needs an evidence base that establishes what "integration" has actually meant in practice, where combining peacebuilding, livelihoods, climate resilience and DRR interventions produced value beyond the sum of its parts, and where it did not. The assignment requires documentation of Community Action Groups, Village Savings and Loan Associations, community-based disaster risk reduction structures and observatory platforms alongside pre-existing market committees, peace committees and savings groups, drawing on direct engagement with pastoralists, agro-pastoralists, fisherfolk, farmers and farmer groups, formal and informal cross-border traders, women- and youth-led CSOs, traditional leaders and local and national authorities across all three countries. Cortech Consulting Group proposes to deliver the learning paper, the inception report, and the two distinct policy briefs specified in the Terms of Reference within the stated twelve-week window, addressing directly the criterion on which the Contracting Authority places the greatest weight: whether the Terms of Reference have been addressed in sufficient detail, at 20 of 100 points. Cortech's proposed approach treats the SPREAD assignment as a comparative learning exercise, not a standard evaluation. The design pairs deliberately selected stronger and weaker examples of integration across South Omo, Turkana and Eastern Equatoria, using the case-study method the ToR requires to explain why integrated programming worked better in some locations than others and to capture community preferences directly from CAG and VSLA members, traditional leaders and local authorities. Data collection is coordinated through the national partner teams, TUPADO, ICPDO, ROG and ECC, using harmonised KII and FGD tools rather than three separate national studies, so that findings are triangulated and comparable across borders and converge on a single cross-border validation workshop rather than dispersed national events. Sampling is built explicitly around the categories the ToR names: peacebuilding and resilience structures, livestock, fishing, farming, and formal and informal cross-border trade, spanning both women/youth-led and mixed markets, disaggregated by sex, age and disability. This design responds directly to the 20-point criterion on methodology and sampling adequacy and produces the two required policy briefs as distinct products from the outset, one on integration versus coordination for donors, IGAD and governments, the other on human security and regional stability for EU and Danish policymakers. The proposed team is led by Mugove Kwashirai Chakurira as Lead Consultant/Researcher, confirmed available for the full assignment period, responsible for the inception report, the learning paper, and both policy briefs. Edwin Aldrin Adenya is proposed as Research Assistant/Enumerator, positioned against the ToR's requirement that the consultant recruit and train research assistants for field-level KIIs, FGDs and community case-study data collection, and confirmed available across the fieldwork window. This gives the assignment full internal role coverage against the two personnel categories the ToR specifies, lead researcher and field-level research assistance, without reliance on personnel not yet confirmed. Cortech's relevant institutional experience includes the Research and Learning assignment for the Pathway to Prosperity Programme in Turkana West for the Danish Refugee Council (2025), which combined quantitative surveys with KIIs, FGDs and case studies under OECD-DAC-aligned learning objectives; the endline evaluation of the multi-sectoral peacebuilding and climate resilience project for the Lutheran World Federation in Somalia (2026), which applied a systems-thinking, nexus-oriented methodology treating peacebuilding and livelihoods as interconnected rather than siloed; and the CEWARN Regional Strategy Framework consultancy for the IGAD Secretariat (2024) across Kenya, Ethiopia, Sudan, South Sudan and Uganda, which produced policy-facing outputs on climate security integration for regional and national audiences. Delivery is sequenced against the dates DCA has fixed: inception report and tools by 13 October 2026, field data collection complete by 31 October, draft learning paper and both draft policy briefs to the Consortium Management Unit by 21 November, the single cross-border validation workshop on 3 December, and final learning paper, both final policy briefs, case-study files, the executive management summary and the summary presentation by 15 December 2026. Quality is controlled through CMU review at each draft stage and validation-workshop feedback incorporated before finalisation. Costs, daily rates and financial terms are addressed exclusively in the separate financial proposal submitted under Annex 2.</w:t>
+        <w:rPr>
+          <w:b/>
+        </w:rPr>
+        <w:t>Phase 1: Inception (Week 1-2, 29 September to 13 October 2026).</w:t>
+      </w:r>
+      <w:r>
+        <w:t xml:space="preserve"> Desk review of the SPREAD baseline report (2024), Mid-Term Review (2025), Year 3/MTR reflection workshop outputs, DCA's Conflict Prevention and Social Cohesion Action Guides, the Social Cohesion Index tool, and DCA's resilience, climate adaptation, DRR and Market Systems Development guidance. Development of case-study selection criteria, KII/FGD guides and the community case-study protocol in consultation with SPREAD technical and MEAL staff. Output: inception report covering desk review findings, methodology, sampling, tools, work plan and ethical/risk mitigation measures, presented at an inception briefing with the Consortium Management Unit (CMU) and thematic leads. </w:t>
+      </w:r>
+      <w:r>
+        <w:rPr>
+          <w:b/>
+        </w:rPr>
+        <w:t>Phase 2: Field Data Collection (Week 3-5, 14 to 31 October 2026).</w:t>
+      </w:r>
+      <w:r>
+        <w:t xml:space="preserve"> Direct engagement with pastoralists/agro-pastoralists, fisherfolk, women- and youth-led CSOs, traditional leaders, local and national authorities, Community Action Group (CAG) and Village Savings and Loan Association (VSLA) members across all three countries, sequenced through TUPADO, ICPDO/ROG and ECC. Output: completed KIIs, FGDs, participatory ranking exercises and community case studies covering livestock, fishing, farming and informal cross-border trade (ICBT), disaggregated by sex, age and disability. </w:t>
+      </w:r>
+      <w:r>
+        <w:rPr>
+          <w:b/>
+        </w:rPr>
+        <w:t>Phase 3: Analysis and Draft Reporting (Week 6-8, 1 to 21 November 2026).</w:t>
+      </w:r>
+      <w:r>
+        <w:t xml:space="preserve"> Data cleaning, triangulation against SPREAD baseline and MTR findings, and a review session with the SPREAD team to deepen understanding of findings. Output: draft learning paper and draft policy briefs (general integration brief and the human security/stability brief) submitted to DCA by 21 November 2026. </w:t>
+      </w:r>
+      <w:r>
+        <w:rPr>
+          <w:b/>
+        </w:rPr>
+        <w:t>Phase 4: Validation (Week 9, 22 November to 3 December 2026).</w:t>
+      </w:r>
+      <w:r>
+        <w:t xml:space="preserve"> Preparation and circulation of validation materials, followed by the single cross-border validation workshop with Consortium members, IGAD and other stakeholders. Output: validation workshop proceedings and feedback log. </w:t>
+      </w:r>
+      <w:r>
+        <w:rPr>
+          <w:b/>
+        </w:rPr>
+        <w:t>Phase 5: Finalization and Dissemination (Week 10-12, 4 to 15 December 2026).</w:t>
+      </w:r>
+      <w:r>
+        <w:t xml:space="preserve"> Incorporation of validation feedback into the final learning paper, both policy briefs, executive management summary, summary PowerPoint, and anonymised case-study files and cleaned raw data. Output: final deliverables submitted by 15 December 2026, followed by the facilitated results presentation and learning session with DCA and consortium partners.</w:t>
+      </w:r>
+    </w:p>
+    <w:p>
+      <w:pPr>
+        <w:pStyle w:val="Heading2"/>
+      </w:pPr>
+      <w:r>
+        <w:t>Parallel vs Sequential Activities</w:t>
+      </w:r>
+    </w:p>
+    <w:p>
+      <w:r>
+        <w:t>Inception, data collection, drafting and validation are sequential and gated: data collection begins only once the inception report and tools are approved (13 October), and validation begins only once the draft report is submitted (21 November). Within Phase 2, data collection in Kenya, Ethiopia and South Sudan runs in parallel through the three national partner teams to meet the 31 October deadline. Within Phase 5, drafting of the two policy briefs, the executive summary and the PowerPoint proceeds in parallel once validation feedback is received, converging on the single 15 December submission.</w:t>
+      </w:r>
+    </w:p>
+    <w:p>
+      <w:pPr>
+        <w:pStyle w:val="Heading2"/>
+      </w:pPr>
+      <w:r>
+        <w:t>Gantt Chart</w:t>
+      </w:r>
+    </w:p>
+    <w:tbl>
+      <w:tblPr>
+        <w:tblStyle w:val="TableGrid"/>
+        <w:tblW w:type="auto" w:w="0"/>
+        <w:tblLook w:firstColumn="1" w:firstRow="1" w:lastColumn="0" w:lastRow="0" w:noHBand="0" w:noVBand="1" w:val="04A0"/>
+      </w:tblPr>
+      <w:tblGrid>
+        <w:gridCol w:w="785"/>
+        <w:gridCol w:w="785"/>
+        <w:gridCol w:w="785"/>
+        <w:gridCol w:w="785"/>
+        <w:gridCol w:w="785"/>
+        <w:gridCol w:w="785"/>
+        <w:gridCol w:w="785"/>
+        <w:gridCol w:w="785"/>
+        <w:gridCol w:w="785"/>
+        <w:gridCol w:w="785"/>
+        <w:gridCol w:w="785"/>
+      </w:tblGrid>
+      <w:tr>
+        <w:tc>
+          <w:tcPr>
+            <w:tcW w:type="dxa" w:w="785"/>
+          </w:tcPr>
+          <w:p>
+            <w:r>
+              <w:rPr>
+                <w:b/>
+              </w:rPr>
+            </w:r>
+            <w:r>
+              <w:rPr>
+                <w:b/>
+              </w:rPr>
+              <w:t>Activity</w:t>
+            </w:r>
+          </w:p>
+        </w:tc>
+        <w:tc>
+          <w:tcPr>
+            <w:tcW w:type="dxa" w:w="785"/>
+          </w:tcPr>
+          <w:p>
+            <w:r>
+              <w:rPr>
+                <w:b/>
+              </w:rPr>
+            </w:r>
+            <w:r>
+              <w:rPr>
+                <w:b/>
+              </w:rPr>
+              <w:t>Wk1 (29Sep-5Oct)</w:t>
+            </w:r>
+          </w:p>
+        </w:tc>
+        <w:tc>
+          <w:tcPr>
+            <w:tcW w:type="dxa" w:w="785"/>
+          </w:tcPr>
+          <w:p>
+            <w:r>
+              <w:rPr>
+                <w:b/>
+              </w:rPr>
+            </w:r>
+            <w:r>
+              <w:rPr>
+                <w:b/>
+              </w:rPr>
+              <w:t>Wk2 (6-13Oct)</w:t>
+            </w:r>
+          </w:p>
+        </w:tc>
+        <w:tc>
+          <w:tcPr>
+            <w:tcW w:type="dxa" w:w="785"/>
+          </w:tcPr>
+          <w:p>
+            <w:r>
+              <w:rPr>
+                <w:b/>
+              </w:rPr>
+            </w:r>
+            <w:r>
+              <w:rPr>
+                <w:b/>
+              </w:rPr>
+              <w:t>Wk3 (14-20Oct)</w:t>
+            </w:r>
+          </w:p>
+        </w:tc>
+        <w:tc>
+          <w:tcPr>
+            <w:tcW w:type="dxa" w:w="785"/>
+          </w:tcPr>
+          <w:p>
+            <w:r>
+              <w:rPr>
+                <w:b/>
+              </w:rPr>
+            </w:r>
+            <w:r>
+              <w:rPr>
+                <w:b/>
+              </w:rPr>
+              <w:t>Wk4 (21-27Oct)</w:t>
+            </w:r>
+          </w:p>
+        </w:tc>
+        <w:tc>
+          <w:tcPr>
+            <w:tcW w:type="dxa" w:w="785"/>
+          </w:tcPr>
+          <w:p>
+            <w:r>
+              <w:rPr>
+                <w:b/>
+              </w:rPr>
+            </w:r>
+            <w:r>
+              <w:rPr>
+                <w:b/>
+              </w:rPr>
+              <w:t>Wk5 (28-31Oct)</w:t>
+            </w:r>
+          </w:p>
+        </w:tc>
+        <w:tc>
+          <w:tcPr>
+            <w:tcW w:type="dxa" w:w="785"/>
+          </w:tcPr>
+          <w:p>
+            <w:r>
+              <w:rPr>
+                <w:b/>
+              </w:rPr>
+            </w:r>
+            <w:r>
+              <w:rPr>
+                <w:b/>
+              </w:rPr>
+              <w:t>Wk6-7 (1-14Nov)</w:t>
+            </w:r>
+          </w:p>
+        </w:tc>
+        <w:tc>
+          <w:tcPr>
+            <w:tcW w:type="dxa" w:w="785"/>
+          </w:tcPr>
+          <w:p>
+            <w:r>
+              <w:rPr>
+                <w:b/>
+              </w:rPr>
+            </w:r>
+            <w:r>
+              <w:rPr>
+                <w:b/>
+              </w:rPr>
+              <w:t>Wk8 (15-21Nov)</w:t>
+            </w:r>
+          </w:p>
+        </w:tc>
+        <w:tc>
+          <w:tcPr>
+            <w:tcW w:type="dxa" w:w="785"/>
+          </w:tcPr>
+          <w:p>
+            <w:r>
+              <w:rPr>
+                <w:b/>
+              </w:rPr>
+            </w:r>
+            <w:r>
+              <w:rPr>
+                <w:b/>
+              </w:rPr>
+              <w:t>Wk9 (22Nov-3Dec)</w:t>
+            </w:r>
+          </w:p>
+        </w:tc>
+        <w:tc>
+          <w:tcPr>
+            <w:tcW w:type="dxa" w:w="785"/>
+          </w:tcPr>
+          <w:p>
+            <w:r>
+              <w:rPr>
+                <w:b/>
+              </w:rPr>
+            </w:r>
+            <w:r>
+              <w:rPr>
+                <w:b/>
+              </w:rPr>
+              <w:t>Wk10-11 (4-11Dec)</w:t>
+            </w:r>
+          </w:p>
+        </w:tc>
+        <w:tc>
+          <w:tcPr>
+            <w:tcW w:type="dxa" w:w="785"/>
+          </w:tcPr>
+          <w:p>
+            <w:r>
+              <w:rPr>
+                <w:b/>
+              </w:rPr>
+            </w:r>
+            <w:r>
+              <w:rPr>
+                <w:b/>
+              </w:rPr>
+              <w:t>Wk12 (12-15Dec)</w:t>
+            </w:r>
+          </w:p>
+        </w:tc>
+      </w:tr>
+      <w:tr>
+        <w:tc>
+          <w:tcPr>
+            <w:tcW w:type="dxa" w:w="785"/>
+          </w:tcPr>
+          <w:p>
+            <w:r/>
+            <w:r>
+              <w:t>Desk review (baseline, MTR, reflection outputs)</w:t>
+            </w:r>
+          </w:p>
+        </w:tc>
+        <w:tc>
+          <w:tcPr>
+            <w:tcW w:type="dxa" w:w="785"/>
+          </w:tcPr>
+          <w:p>
+            <w:r/>
+            <w:r>
+              <w:t>X</w:t>
+            </w:r>
+          </w:p>
+        </w:tc>
+        <w:tc>
+          <w:tcPr>
+            <w:tcW w:type="dxa" w:w="785"/>
+          </w:tcPr>
+          <w:p>
+            <w:r/>
+            <w:r>
+              <w:t>X</w:t>
+            </w:r>
+          </w:p>
+        </w:tc>
+        <w:tc>
+          <w:tcPr>
+            <w:tcW w:type="dxa" w:w="785"/>
+          </w:tcPr>
+          <w:p>
+            <w:r/>
+          </w:p>
+        </w:tc>
+        <w:tc>
+          <w:tcPr>
+            <w:tcW w:type="dxa" w:w="785"/>
+          </w:tcPr>
+          <w:p>
+            <w:r/>
+          </w:p>
+        </w:tc>
+        <w:tc>
+          <w:tcPr>
+            <w:tcW w:type="dxa" w:w="785"/>
+          </w:tcPr>
+          <w:p>
+            <w:r/>
+          </w:p>
+        </w:tc>
+        <w:tc>
+          <w:tcPr>
+            <w:tcW w:type="dxa" w:w="785"/>
+          </w:tcPr>
+          <w:p>
+            <w:r/>
+          </w:p>
+        </w:tc>
+        <w:tc>
+          <w:tcPr>
+            <w:tcW w:type="dxa" w:w="785"/>
+          </w:tcPr>
+          <w:p>
+            <w:r/>
+          </w:p>
+        </w:tc>
+        <w:tc>
+          <w:tcPr>
+            <w:tcW w:type="dxa" w:w="785"/>
+          </w:tcPr>
+          <w:p>
+            <w:r/>
+          </w:p>
+        </w:tc>
+        <w:tc>
+          <w:tcPr>
+            <w:tcW w:type="dxa" w:w="785"/>
+          </w:tcPr>
+          <w:p>
+            <w:r/>
+          </w:p>
+        </w:tc>
+        <w:tc>
+          <w:tcPr>
+            <w:tcW w:type="dxa" w:w="785"/>
+          </w:tcPr>
+          <w:p>
+            <w:r/>
+          </w:p>
+        </w:tc>
+      </w:tr>
+      <w:tr>
+        <w:tc>
+          <w:tcPr>
+            <w:tcW w:type="dxa" w:w="785"/>
+          </w:tcPr>
+          <w:p>
+            <w:r/>
+            <w:r>
+              <w:t>Tool/protocol development (KII/FGD, case-study criteria)</w:t>
+            </w:r>
+          </w:p>
+        </w:tc>
+        <w:tc>
+          <w:tcPr>
+            <w:tcW w:type="dxa" w:w="785"/>
+          </w:tcPr>
+          <w:p>
+            <w:r/>
+            <w:r>
+              <w:t>X</w:t>
+            </w:r>
+          </w:p>
+        </w:tc>
+        <w:tc>
+          <w:tcPr>
+            <w:tcW w:type="dxa" w:w="785"/>
+          </w:tcPr>
+          <w:p>
+            <w:r/>
+            <w:r>
+              <w:t>X</w:t>
+            </w:r>
+          </w:p>
+        </w:tc>
+        <w:tc>
+          <w:tcPr>
+            <w:tcW w:type="dxa" w:w="785"/>
+          </w:tcPr>
+          <w:p>
+            <w:r/>
+          </w:p>
+        </w:tc>
+        <w:tc>
+          <w:tcPr>
+            <w:tcW w:type="dxa" w:w="785"/>
+          </w:tcPr>
+          <w:p>
+            <w:r/>
+          </w:p>
+        </w:tc>
+        <w:tc>
+          <w:tcPr>
+            <w:tcW w:type="dxa" w:w="785"/>
+          </w:tcPr>
+          <w:p>
+            <w:r/>
+          </w:p>
+        </w:tc>
+        <w:tc>
+          <w:tcPr>
+            <w:tcW w:type="dxa" w:w="785"/>
+          </w:tcPr>
+          <w:p>
+            <w:r/>
+          </w:p>
+        </w:tc>
+        <w:tc>
+          <w:tcPr>
+            <w:tcW w:type="dxa" w:w="785"/>
+          </w:tcPr>
+          <w:p>
+            <w:r/>
+          </w:p>
+        </w:tc>
+        <w:tc>
+          <w:tcPr>
+            <w:tcW w:type="dxa" w:w="785"/>
+          </w:tcPr>
+          <w:p>
+            <w:r/>
+          </w:p>
+        </w:tc>
+        <w:tc>
+          <w:tcPr>
+            <w:tcW w:type="dxa" w:w="785"/>
+          </w:tcPr>
+          <w:p>
+            <w:r/>
+          </w:p>
+        </w:tc>
+        <w:tc>
+          <w:tcPr>
+            <w:tcW w:type="dxa" w:w="785"/>
+          </w:tcPr>
+          <w:p>
+            <w:r/>
+          </w:p>
+        </w:tc>
+      </w:tr>
+      <w:tr>
+        <w:tc>
+          <w:tcPr>
+            <w:tcW w:type="dxa" w:w="785"/>
+          </w:tcPr>
+          <w:p>
+            <w:r/>
+            <w:r>
+              <w:t>Inception report finalised and approved</w:t>
+            </w:r>
+          </w:p>
+        </w:tc>
+        <w:tc>
+          <w:tcPr>
+            <w:tcW w:type="dxa" w:w="785"/>
+          </w:tcPr>
+          <w:p>
+            <w:r/>
+          </w:p>
+        </w:tc>
+        <w:tc>
+          <w:tcPr>
+            <w:tcW w:type="dxa" w:w="785"/>
+          </w:tcPr>
+          <w:p>
+            <w:r/>
+            <w:r>
+              <w:t>X</w:t>
+            </w:r>
+          </w:p>
+        </w:tc>
+        <w:tc>
+          <w:tcPr>
+            <w:tcW w:type="dxa" w:w="785"/>
+          </w:tcPr>
+          <w:p>
+            <w:r/>
+          </w:p>
+        </w:tc>
+        <w:tc>
+          <w:tcPr>
+            <w:tcW w:type="dxa" w:w="785"/>
+          </w:tcPr>
+          <w:p>
+            <w:r/>
+          </w:p>
+        </w:tc>
+        <w:tc>
+          <w:tcPr>
+            <w:tcW w:type="dxa" w:w="785"/>
+          </w:tcPr>
+          <w:p>
+            <w:r/>
+          </w:p>
+        </w:tc>
+        <w:tc>
+          <w:tcPr>
+            <w:tcW w:type="dxa" w:w="785"/>
+          </w:tcPr>
+          <w:p>
+            <w:r/>
+          </w:p>
+        </w:tc>
+        <w:tc>
+          <w:tcPr>
+            <w:tcW w:type="dxa" w:w="785"/>
+          </w:tcPr>
+          <w:p>
+            <w:r/>
+          </w:p>
+        </w:tc>
+        <w:tc>
+          <w:tcPr>
+            <w:tcW w:type="dxa" w:w="785"/>
+          </w:tcPr>
+          <w:p>
+            <w:r/>
+          </w:p>
+        </w:tc>
+        <w:tc>
+          <w:tcPr>
+            <w:tcW w:type="dxa" w:w="785"/>
+          </w:tcPr>
+          <w:p>
+            <w:r/>
+          </w:p>
+        </w:tc>
+        <w:tc>
+          <w:tcPr>
+            <w:tcW w:type="dxa" w:w="785"/>
+          </w:tcPr>
+          <w:p>
+            <w:r/>
+          </w:p>
+        </w:tc>
+      </w:tr>
+      <w:tr>
+        <w:tc>
+          <w:tcPr>
+            <w:tcW w:type="dxa" w:w="785"/>
+          </w:tcPr>
+          <w:p>
+            <w:r/>
+            <w:r>
+              <w:t>Inception briefing with CMU/thematic leads</w:t>
+            </w:r>
+          </w:p>
+        </w:tc>
+        <w:tc>
+          <w:tcPr>
+            <w:tcW w:type="dxa" w:w="785"/>
+          </w:tcPr>
+          <w:p>
+            <w:r/>
+          </w:p>
+        </w:tc>
+        <w:tc>
+          <w:tcPr>
+            <w:tcW w:type="dxa" w:w="785"/>
+          </w:tcPr>
+          <w:p>
+            <w:r/>
+            <w:r>
+              <w:t>X</w:t>
+            </w:r>
+          </w:p>
+        </w:tc>
+        <w:tc>
+          <w:tcPr>
+            <w:tcW w:type="dxa" w:w="785"/>
+          </w:tcPr>
+          <w:p>
+            <w:r/>
+          </w:p>
+        </w:tc>
+        <w:tc>
+          <w:tcPr>
+            <w:tcW w:type="dxa" w:w="785"/>
+          </w:tcPr>
+          <w:p>
+            <w:r/>
+          </w:p>
+        </w:tc>
+        <w:tc>
+          <w:tcPr>
+            <w:tcW w:type="dxa" w:w="785"/>
+          </w:tcPr>
+          <w:p>
+            <w:r/>
+          </w:p>
+        </w:tc>
+        <w:tc>
+          <w:tcPr>
+            <w:tcW w:type="dxa" w:w="785"/>
+          </w:tcPr>
+          <w:p>
+            <w:r/>
+          </w:p>
+        </w:tc>
+        <w:tc>
+          <w:tcPr>
+            <w:tcW w:type="dxa" w:w="785"/>
+          </w:tcPr>
+          <w:p>
+            <w:r/>
+          </w:p>
+        </w:tc>
+        <w:tc>
+          <w:tcPr>
+            <w:tcW w:type="dxa" w:w="785"/>
+          </w:tcPr>
+          <w:p>
+            <w:r/>
+          </w:p>
+        </w:tc>
+        <w:tc>
+          <w:tcPr>
+            <w:tcW w:type="dxa" w:w="785"/>
+          </w:tcPr>
+          <w:p>
+            <w:r/>
+          </w:p>
+        </w:tc>
+        <w:tc>
+          <w:tcPr>
+            <w:tcW w:type="dxa" w:w="785"/>
+          </w:tcPr>
+          <w:p>
+            <w:r/>
+          </w:p>
+        </w:tc>
+      </w:tr>
+      <w:tr>
+        <w:tc>
+          <w:tcPr>
+            <w:tcW w:type="dxa" w:w="785"/>
+          </w:tcPr>
+          <w:p>
+            <w:r/>
+            <w:r>
+              <w:t>Field data collection, Kenya (TUPADO)</w:t>
+            </w:r>
+          </w:p>
+        </w:tc>
+        <w:tc>
+          <w:tcPr>
+            <w:tcW w:type="dxa" w:w="785"/>
+          </w:tcPr>
+          <w:p>
+            <w:r/>
+          </w:p>
+        </w:tc>
+        <w:tc>
+          <w:tcPr>
+            <w:tcW w:type="dxa" w:w="785"/>
+          </w:tcPr>
+          <w:p>
+            <w:r/>
+          </w:p>
+        </w:tc>
+        <w:tc>
+          <w:tcPr>
+            <w:tcW w:type="dxa" w:w="785"/>
+          </w:tcPr>
+          <w:p>
+            <w:r/>
+            <w:r>
+              <w:t>X</w:t>
+            </w:r>
+          </w:p>
+        </w:tc>
+        <w:tc>
+          <w:tcPr>
+            <w:tcW w:type="dxa" w:w="785"/>
+          </w:tcPr>
+          <w:p>
+            <w:r/>
+            <w:r>
+              <w:t>X</w:t>
+            </w:r>
+          </w:p>
+        </w:tc>
+        <w:tc>
+          <w:tcPr>
+            <w:tcW w:type="dxa" w:w="785"/>
+          </w:tcPr>
+          <w:p>
+            <w:r/>
+            <w:r>
+              <w:t>X</w:t>
+            </w:r>
+          </w:p>
+        </w:tc>
+        <w:tc>
+          <w:tcPr>
+            <w:tcW w:type="dxa" w:w="785"/>
+          </w:tcPr>
+          <w:p>
+            <w:r/>
+          </w:p>
+        </w:tc>
+        <w:tc>
+          <w:tcPr>
+            <w:tcW w:type="dxa" w:w="785"/>
+          </w:tcPr>
+          <w:p>
+            <w:r/>
+          </w:p>
+        </w:tc>
+        <w:tc>
+          <w:tcPr>
+            <w:tcW w:type="dxa" w:w="785"/>
+          </w:tcPr>
+          <w:p>
+            <w:r/>
+          </w:p>
+        </w:tc>
+        <w:tc>
+          <w:tcPr>
+            <w:tcW w:type="dxa" w:w="785"/>
+          </w:tcPr>
+          <w:p>
+            <w:r/>
+          </w:p>
+        </w:tc>
+        <w:tc>
+          <w:tcPr>
+            <w:tcW w:type="dxa" w:w="785"/>
+          </w:tcPr>
+          <w:p>
+            <w:r/>
+          </w:p>
+        </w:tc>
+      </w:tr>
+      <w:tr>
+        <w:tc>
+          <w:tcPr>
+            <w:tcW w:type="dxa" w:w="785"/>
+          </w:tcPr>
+          <w:p>
+            <w:r/>
+            <w:r>
+              <w:t>Field data collection, Ethiopia (ECC)</w:t>
+            </w:r>
+          </w:p>
+        </w:tc>
+        <w:tc>
+          <w:tcPr>
+            <w:tcW w:type="dxa" w:w="785"/>
+          </w:tcPr>
+          <w:p>
+            <w:r/>
+          </w:p>
+        </w:tc>
+        <w:tc>
+          <w:tcPr>
+            <w:tcW w:type="dxa" w:w="785"/>
+          </w:tcPr>
+          <w:p>
+            <w:r/>
+          </w:p>
+        </w:tc>
+        <w:tc>
+          <w:tcPr>
+            <w:tcW w:type="dxa" w:w="785"/>
+          </w:tcPr>
+          <w:p>
+            <w:r/>
+            <w:r>
+              <w:t>X</w:t>
+            </w:r>
+          </w:p>
+        </w:tc>
+        <w:tc>
+          <w:tcPr>
+            <w:tcW w:type="dxa" w:w="785"/>
+          </w:tcPr>
+          <w:p>
+            <w:r/>
+            <w:r>
+              <w:t>X</w:t>
+            </w:r>
+          </w:p>
+        </w:tc>
+        <w:tc>
+          <w:tcPr>
+            <w:tcW w:type="dxa" w:w="785"/>
+          </w:tcPr>
+          <w:p>
+            <w:r/>
+            <w:r>
+              <w:t>X</w:t>
+            </w:r>
+          </w:p>
+        </w:tc>
+        <w:tc>
+          <w:tcPr>
+            <w:tcW w:type="dxa" w:w="785"/>
+          </w:tcPr>
+          <w:p>
+            <w:r/>
+          </w:p>
+        </w:tc>
+        <w:tc>
+          <w:tcPr>
+            <w:tcW w:type="dxa" w:w="785"/>
+          </w:tcPr>
+          <w:p>
+            <w:r/>
+          </w:p>
+        </w:tc>
+        <w:tc>
+          <w:tcPr>
+            <w:tcW w:type="dxa" w:w="785"/>
+          </w:tcPr>
+          <w:p>
+            <w:r/>
+          </w:p>
+        </w:tc>
+        <w:tc>
+          <w:tcPr>
+            <w:tcW w:type="dxa" w:w="785"/>
+          </w:tcPr>
+          <w:p>
+            <w:r/>
+          </w:p>
+        </w:tc>
+        <w:tc>
+          <w:tcPr>
+            <w:tcW w:type="dxa" w:w="785"/>
+          </w:tcPr>
+          <w:p>
+            <w:r/>
+          </w:p>
+        </w:tc>
+      </w:tr>
+      <w:tr>
+        <w:tc>
+          <w:tcPr>
+            <w:tcW w:type="dxa" w:w="785"/>
+          </w:tcPr>
+          <w:p>
+            <w:r/>
+            <w:r>
+              <w:t>Field data collection, South Sudan (ICPDO/ROG)</w:t>
+            </w:r>
+          </w:p>
+        </w:tc>
+        <w:tc>
+          <w:tcPr>
+            <w:tcW w:type="dxa" w:w="785"/>
+          </w:tcPr>
+          <w:p>
+            <w:r/>
+          </w:p>
+        </w:tc>
+        <w:tc>
+          <w:tcPr>
+            <w:tcW w:type="dxa" w:w="785"/>
+          </w:tcPr>
+          <w:p>
+            <w:r/>
+          </w:p>
+        </w:tc>
+        <w:tc>
+          <w:tcPr>
+            <w:tcW w:type="dxa" w:w="785"/>
+          </w:tcPr>
+          <w:p>
+            <w:r/>
+            <w:r>
+              <w:t>X</w:t>
+            </w:r>
+          </w:p>
+        </w:tc>
+        <w:tc>
+          <w:tcPr>
+            <w:tcW w:type="dxa" w:w="785"/>
+          </w:tcPr>
+          <w:p>
+            <w:r/>
+            <w:r>
+              <w:t>X</w:t>
+            </w:r>
+          </w:p>
+        </w:tc>
+        <w:tc>
+          <w:tcPr>
+            <w:tcW w:type="dxa" w:w="785"/>
+          </w:tcPr>
+          <w:p>
+            <w:r/>
+            <w:r>
+              <w:t>X</w:t>
+            </w:r>
+          </w:p>
+        </w:tc>
+        <w:tc>
+          <w:tcPr>
+            <w:tcW w:type="dxa" w:w="785"/>
+          </w:tcPr>
+          <w:p>
+            <w:r/>
+          </w:p>
+        </w:tc>
+        <w:tc>
+          <w:tcPr>
+            <w:tcW w:type="dxa" w:w="785"/>
+          </w:tcPr>
+          <w:p>
+            <w:r/>
+          </w:p>
+        </w:tc>
+        <w:tc>
+          <w:tcPr>
+            <w:tcW w:type="dxa" w:w="785"/>
+          </w:tcPr>
+          <w:p>
+            <w:r/>
+          </w:p>
+        </w:tc>
+        <w:tc>
+          <w:tcPr>
+            <w:tcW w:type="dxa" w:w="785"/>
+          </w:tcPr>
+          <w:p>
+            <w:r/>
+          </w:p>
+        </w:tc>
+        <w:tc>
+          <w:tcPr>
+            <w:tcW w:type="dxa" w:w="785"/>
+          </w:tcPr>
+          <w:p>
+            <w:r/>
+          </w:p>
+        </w:tc>
+      </w:tr>
+      <w:tr>
+        <w:tc>
+          <w:tcPr>
+            <w:tcW w:type="dxa" w:w="785"/>
+          </w:tcPr>
+          <w:p>
+            <w:r/>
+            <w:r>
+              <w:t>Data cleaning, triangulation and analysis</w:t>
+            </w:r>
+          </w:p>
+        </w:tc>
+        <w:tc>
+          <w:tcPr>
+            <w:tcW w:type="dxa" w:w="785"/>
+          </w:tcPr>
+          <w:p>
+            <w:r/>
+          </w:p>
+        </w:tc>
+        <w:tc>
+          <w:tcPr>
+            <w:tcW w:type="dxa" w:w="785"/>
+          </w:tcPr>
+          <w:p>
+            <w:r/>
+          </w:p>
+        </w:tc>
+        <w:tc>
+          <w:tcPr>
+            <w:tcW w:type="dxa" w:w="785"/>
+          </w:tcPr>
+          <w:p>
+            <w:r/>
+          </w:p>
+        </w:tc>
+        <w:tc>
+          <w:tcPr>
+            <w:tcW w:type="dxa" w:w="785"/>
+          </w:tcPr>
+          <w:p>
+            <w:r/>
+          </w:p>
+        </w:tc>
+        <w:tc>
+          <w:tcPr>
+            <w:tcW w:type="dxa" w:w="785"/>
+          </w:tcPr>
+          <w:p>
+            <w:r/>
+          </w:p>
+        </w:tc>
+        <w:tc>
+          <w:tcPr>
+            <w:tcW w:type="dxa" w:w="785"/>
+          </w:tcPr>
+          <w:p>
+            <w:r/>
+            <w:r>
+              <w:t>X</w:t>
+            </w:r>
+          </w:p>
+        </w:tc>
+        <w:tc>
+          <w:tcPr>
+            <w:tcW w:type="dxa" w:w="785"/>
+          </w:tcPr>
+          <w:p>
+            <w:r/>
+            <w:r>
+              <w:t>X</w:t>
+            </w:r>
+          </w:p>
+        </w:tc>
+        <w:tc>
+          <w:tcPr>
+            <w:tcW w:type="dxa" w:w="785"/>
+          </w:tcPr>
+          <w:p>
+            <w:r/>
+          </w:p>
+        </w:tc>
+        <w:tc>
+          <w:tcPr>
+            <w:tcW w:type="dxa" w:w="785"/>
+          </w:tcPr>
+          <w:p>
+            <w:r/>
+          </w:p>
+        </w:tc>
+        <w:tc>
+          <w:tcPr>
+            <w:tcW w:type="dxa" w:w="785"/>
+          </w:tcPr>
+          <w:p>
+            <w:r/>
+          </w:p>
+        </w:tc>
+      </w:tr>
+      <w:tr>
+        <w:tc>
+          <w:tcPr>
+            <w:tcW w:type="dxa" w:w="785"/>
+          </w:tcPr>
+          <w:p>
+            <w:r/>
+            <w:r>
+              <w:t>SPREAD team review session on findings</w:t>
+            </w:r>
+          </w:p>
+        </w:tc>
+        <w:tc>
+          <w:tcPr>
+            <w:tcW w:type="dxa" w:w="785"/>
+          </w:tcPr>
+          <w:p>
+            <w:r/>
+          </w:p>
+        </w:tc>
+        <w:tc>
+          <w:tcPr>
+            <w:tcW w:type="dxa" w:w="785"/>
+          </w:tcPr>
+          <w:p>
+            <w:r/>
+          </w:p>
+        </w:tc>
+        <w:tc>
+          <w:tcPr>
+            <w:tcW w:type="dxa" w:w="785"/>
+          </w:tcPr>
+          <w:p>
+            <w:r/>
+          </w:p>
+        </w:tc>
+        <w:tc>
+          <w:tcPr>
+            <w:tcW w:type="dxa" w:w="785"/>
+          </w:tcPr>
+          <w:p>
+            <w:r/>
+          </w:p>
+        </w:tc>
+        <w:tc>
+          <w:tcPr>
+            <w:tcW w:type="dxa" w:w="785"/>
+          </w:tcPr>
+          <w:p>
+            <w:r/>
+          </w:p>
+        </w:tc>
+        <w:tc>
+          <w:tcPr>
+            <w:tcW w:type="dxa" w:w="785"/>
+          </w:tcPr>
+          <w:p>
+            <w:r/>
+          </w:p>
+        </w:tc>
+        <w:tc>
+          <w:tcPr>
+            <w:tcW w:type="dxa" w:w="785"/>
+          </w:tcPr>
+          <w:p>
+            <w:r/>
+            <w:r>
+              <w:t>X</w:t>
+            </w:r>
+          </w:p>
+        </w:tc>
+        <w:tc>
+          <w:tcPr>
+            <w:tcW w:type="dxa" w:w="785"/>
+          </w:tcPr>
+          <w:p>
+            <w:r/>
+          </w:p>
+        </w:tc>
+        <w:tc>
+          <w:tcPr>
+            <w:tcW w:type="dxa" w:w="785"/>
+          </w:tcPr>
+          <w:p>
+            <w:r/>
+          </w:p>
+        </w:tc>
+        <w:tc>
+          <w:tcPr>
+            <w:tcW w:type="dxa" w:w="785"/>
+          </w:tcPr>
+          <w:p>
+            <w:r/>
+          </w:p>
+        </w:tc>
+      </w:tr>
+      <w:tr>
+        <w:tc>
+          <w:tcPr>
+            <w:tcW w:type="dxa" w:w="785"/>
+          </w:tcPr>
+          <w:p>
+            <w:r/>
+            <w:r>
+              <w:t>Draft learning paper and draft policy briefs</w:t>
+            </w:r>
+          </w:p>
+        </w:tc>
+        <w:tc>
+          <w:tcPr>
+            <w:tcW w:type="dxa" w:w="785"/>
+          </w:tcPr>
+          <w:p>
+            <w:r/>
+          </w:p>
+        </w:tc>
+        <w:tc>
+          <w:tcPr>
+            <w:tcW w:type="dxa" w:w="785"/>
+          </w:tcPr>
+          <w:p>
+            <w:r/>
+          </w:p>
+        </w:tc>
+        <w:tc>
+          <w:tcPr>
+            <w:tcW w:type="dxa" w:w="785"/>
+          </w:tcPr>
+          <w:p>
+            <w:r/>
+          </w:p>
+        </w:tc>
+        <w:tc>
+          <w:tcPr>
+            <w:tcW w:type="dxa" w:w="785"/>
+          </w:tcPr>
+          <w:p>
+            <w:r/>
+          </w:p>
+        </w:tc>
+        <w:tc>
+          <w:tcPr>
+            <w:tcW w:type="dxa" w:w="785"/>
+          </w:tcPr>
+          <w:p>
+            <w:r/>
+          </w:p>
+        </w:tc>
+        <w:tc>
+          <w:tcPr>
+            <w:tcW w:type="dxa" w:w="785"/>
+          </w:tcPr>
+          <w:p>
+            <w:r/>
+            <w:r>
+              <w:t>X</w:t>
+            </w:r>
+          </w:p>
+        </w:tc>
+        <w:tc>
+          <w:tcPr>
+            <w:tcW w:type="dxa" w:w="785"/>
+          </w:tcPr>
+          <w:p>
+            <w:r/>
+            <w:r>
+              <w:t>X</w:t>
+            </w:r>
+          </w:p>
+        </w:tc>
+        <w:tc>
+          <w:tcPr>
+            <w:tcW w:type="dxa" w:w="785"/>
+          </w:tcPr>
+          <w:p>
+            <w:r/>
+          </w:p>
+        </w:tc>
+        <w:tc>
+          <w:tcPr>
+            <w:tcW w:type="dxa" w:w="785"/>
+          </w:tcPr>
+          <w:p>
+            <w:r/>
+          </w:p>
+        </w:tc>
+        <w:tc>
+          <w:tcPr>
+            <w:tcW w:type="dxa" w:w="785"/>
+          </w:tcPr>
+          <w:p>
+            <w:r/>
+          </w:p>
+        </w:tc>
+      </w:tr>
+      <w:tr>
+        <w:tc>
+          <w:tcPr>
+            <w:tcW w:type="dxa" w:w="785"/>
+          </w:tcPr>
+          <w:p>
+            <w:r/>
+            <w:r>
+              <w:t>Draft report submitted to DCA (21 Nov)</w:t>
+            </w:r>
+          </w:p>
+        </w:tc>
+        <w:tc>
+          <w:tcPr>
+            <w:tcW w:type="dxa" w:w="785"/>
+          </w:tcPr>
+          <w:p>
+            <w:r/>
+          </w:p>
+        </w:tc>
+        <w:tc>
+          <w:tcPr>
+            <w:tcW w:type="dxa" w:w="785"/>
+          </w:tcPr>
+          <w:p>
+            <w:r/>
+          </w:p>
+        </w:tc>
+        <w:tc>
+          <w:tcPr>
+            <w:tcW w:type="dxa" w:w="785"/>
+          </w:tcPr>
+          <w:p>
+            <w:r/>
+          </w:p>
+        </w:tc>
+        <w:tc>
+          <w:tcPr>
+            <w:tcW w:type="dxa" w:w="785"/>
+          </w:tcPr>
+          <w:p>
+            <w:r/>
+          </w:p>
+        </w:tc>
+        <w:tc>
+          <w:tcPr>
+            <w:tcW w:type="dxa" w:w="785"/>
+          </w:tcPr>
+          <w:p>
+            <w:r/>
+          </w:p>
+        </w:tc>
+        <w:tc>
+          <w:tcPr>
+            <w:tcW w:type="dxa" w:w="785"/>
+          </w:tcPr>
+          <w:p>
+            <w:r/>
+          </w:p>
+        </w:tc>
+        <w:tc>
+          <w:tcPr>
+            <w:tcW w:type="dxa" w:w="785"/>
+          </w:tcPr>
+          <w:p>
+            <w:r/>
+            <w:r>
+              <w:t>X</w:t>
+            </w:r>
+          </w:p>
+        </w:tc>
+        <w:tc>
+          <w:tcPr>
+            <w:tcW w:type="dxa" w:w="785"/>
+          </w:tcPr>
+          <w:p>
+            <w:r/>
+          </w:p>
+        </w:tc>
+        <w:tc>
+          <w:tcPr>
+            <w:tcW w:type="dxa" w:w="785"/>
+          </w:tcPr>
+          <w:p>
+            <w:r/>
+          </w:p>
+        </w:tc>
+        <w:tc>
+          <w:tcPr>
+            <w:tcW w:type="dxa" w:w="785"/>
+          </w:tcPr>
+          <w:p>
+            <w:r/>
+          </w:p>
+        </w:tc>
+      </w:tr>
+      <w:tr>
+        <w:tc>
+          <w:tcPr>
+            <w:tcW w:type="dxa" w:w="785"/>
+          </w:tcPr>
+          <w:p>
+            <w:r/>
+            <w:r>
+              <w:t>Validation preparation and materials</w:t>
+            </w:r>
+          </w:p>
+        </w:tc>
+        <w:tc>
+          <w:tcPr>
+            <w:tcW w:type="dxa" w:w="785"/>
+          </w:tcPr>
+          <w:p>
+            <w:r/>
+          </w:p>
+        </w:tc>
+        <w:tc>
+          <w:tcPr>
+            <w:tcW w:type="dxa" w:w="785"/>
+          </w:tcPr>
+          <w:p>
+            <w:r/>
+          </w:p>
+        </w:tc>
+        <w:tc>
+          <w:tcPr>
+            <w:tcW w:type="dxa" w:w="785"/>
+          </w:tcPr>
+          <w:p>
+            <w:r/>
+          </w:p>
+        </w:tc>
+        <w:tc>
+          <w:tcPr>
+            <w:tcW w:type="dxa" w:w="785"/>
+          </w:tcPr>
+          <w:p>
+            <w:r/>
+          </w:p>
+        </w:tc>
+        <w:tc>
+          <w:tcPr>
+            <w:tcW w:type="dxa" w:w="785"/>
+          </w:tcPr>
+          <w:p>
+            <w:r/>
+          </w:p>
+        </w:tc>
+        <w:tc>
+          <w:tcPr>
+            <w:tcW w:type="dxa" w:w="785"/>
+          </w:tcPr>
+          <w:p>
+            <w:r/>
+          </w:p>
+        </w:tc>
+        <w:tc>
+          <w:tcPr>
+            <w:tcW w:type="dxa" w:w="785"/>
+          </w:tcPr>
+          <w:p>
+            <w:r/>
+          </w:p>
+        </w:tc>
+        <w:tc>
+          <w:tcPr>
+            <w:tcW w:type="dxa" w:w="785"/>
+          </w:tcPr>
+          <w:p>
+            <w:r/>
+            <w:r>
+              <w:t>X</w:t>
+            </w:r>
+          </w:p>
+        </w:tc>
+        <w:tc>
+          <w:tcPr>
+            <w:tcW w:type="dxa" w:w="785"/>
+          </w:tcPr>
+          <w:p>
+            <w:r/>
+          </w:p>
+        </w:tc>
+        <w:tc>
+          <w:tcPr>
+            <w:tcW w:type="dxa" w:w="785"/>
+          </w:tcPr>
+          <w:p>
+            <w:r/>
+          </w:p>
+        </w:tc>
+      </w:tr>
+      <w:tr>
+        <w:tc>
+          <w:tcPr>
+            <w:tcW w:type="dxa" w:w="785"/>
+          </w:tcPr>
+          <w:p>
+            <w:r/>
+            <w:r>
+              <w:t>Cross-border validation workshop</w:t>
+            </w:r>
+          </w:p>
+        </w:tc>
+        <w:tc>
+          <w:tcPr>
+            <w:tcW w:type="dxa" w:w="785"/>
+          </w:tcPr>
+          <w:p>
+            <w:r/>
+          </w:p>
+        </w:tc>
+        <w:tc>
+          <w:tcPr>
+            <w:tcW w:type="dxa" w:w="785"/>
+          </w:tcPr>
+          <w:p>
+            <w:r/>
+          </w:p>
+        </w:tc>
+        <w:tc>
+          <w:tcPr>
+            <w:tcW w:type="dxa" w:w="785"/>
+          </w:tcPr>
+          <w:p>
+            <w:r/>
+          </w:p>
+        </w:tc>
+        <w:tc>
+          <w:tcPr>
+            <w:tcW w:type="dxa" w:w="785"/>
+          </w:tcPr>
+          <w:p>
+            <w:r/>
+          </w:p>
+        </w:tc>
+        <w:tc>
+          <w:tcPr>
+            <w:tcW w:type="dxa" w:w="785"/>
+          </w:tcPr>
+          <w:p>
+            <w:r/>
+          </w:p>
+        </w:tc>
+        <w:tc>
+          <w:tcPr>
+            <w:tcW w:type="dxa" w:w="785"/>
+          </w:tcPr>
+          <w:p>
+            <w:r/>
+          </w:p>
+        </w:tc>
+        <w:tc>
+          <w:tcPr>
+            <w:tcW w:type="dxa" w:w="785"/>
+          </w:tcPr>
+          <w:p>
+            <w:r/>
+          </w:p>
+        </w:tc>
+        <w:tc>
+          <w:tcPr>
+            <w:tcW w:type="dxa" w:w="785"/>
+          </w:tcPr>
+          <w:p>
+            <w:r/>
+            <w:r>
+              <w:t>X</w:t>
+            </w:r>
+          </w:p>
+        </w:tc>
+        <w:tc>
+          <w:tcPr>
+            <w:tcW w:type="dxa" w:w="785"/>
+          </w:tcPr>
+          <w:p>
+            <w:r/>
+          </w:p>
+        </w:tc>
+        <w:tc>
+          <w:tcPr>
+            <w:tcW w:type="dxa" w:w="785"/>
+          </w:tcPr>
+          <w:p>
+            <w:r/>
+          </w:p>
+        </w:tc>
+      </w:tr>
+      <w:tr>
+        <w:tc>
+          <w:tcPr>
+            <w:tcW w:type="dxa" w:w="785"/>
+          </w:tcPr>
+          <w:p>
+            <w:r/>
+            <w:r>
+              <w:t>Revision of learning paper and policy briefs</w:t>
+            </w:r>
+          </w:p>
+        </w:tc>
+        <w:tc>
+          <w:tcPr>
+            <w:tcW w:type="dxa" w:w="785"/>
+          </w:tcPr>
+          <w:p>
+            <w:r/>
+          </w:p>
+        </w:tc>
+        <w:tc>
+          <w:tcPr>
+            <w:tcW w:type="dxa" w:w="785"/>
+          </w:tcPr>
+          <w:p>
+            <w:r/>
+          </w:p>
+        </w:tc>
+        <w:tc>
+          <w:tcPr>
+            <w:tcW w:type="dxa" w:w="785"/>
+          </w:tcPr>
+          <w:p>
+            <w:r/>
+          </w:p>
+        </w:tc>
+        <w:tc>
+          <w:tcPr>
+            <w:tcW w:type="dxa" w:w="785"/>
+          </w:tcPr>
+          <w:p>
+            <w:r/>
+          </w:p>
+        </w:tc>
+        <w:tc>
+          <w:tcPr>
+            <w:tcW w:type="dxa" w:w="785"/>
+          </w:tcPr>
+          <w:p>
+            <w:r/>
+          </w:p>
+        </w:tc>
+        <w:tc>
+          <w:tcPr>
+            <w:tcW w:type="dxa" w:w="785"/>
+          </w:tcPr>
+          <w:p>
+            <w:r/>
+          </w:p>
+        </w:tc>
+        <w:tc>
+          <w:tcPr>
+            <w:tcW w:type="dxa" w:w="785"/>
+          </w:tcPr>
+          <w:p>
+            <w:r/>
+          </w:p>
+        </w:tc>
+        <w:tc>
+          <w:tcPr>
+            <w:tcW w:type="dxa" w:w="785"/>
+          </w:tcPr>
+          <w:p>
+            <w:r/>
+          </w:p>
+        </w:tc>
+        <w:tc>
+          <w:tcPr>
+            <w:tcW w:type="dxa" w:w="785"/>
+          </w:tcPr>
+          <w:p>
+            <w:r/>
+            <w:r>
+              <w:t>X</w:t>
+            </w:r>
+          </w:p>
+        </w:tc>
+        <w:tc>
+          <w:tcPr>
+            <w:tcW w:type="dxa" w:w="785"/>
+          </w:tcPr>
+          <w:p>
+            <w:r/>
+            <w:r>
+              <w:t>X</w:t>
+            </w:r>
+          </w:p>
+        </w:tc>
+      </w:tr>
+      <w:tr>
+        <w:tc>
+          <w:tcPr>
+            <w:tcW w:type="dxa" w:w="785"/>
+          </w:tcPr>
+          <w:p>
+            <w:r/>
+            <w:r>
+              <w:t>Executive summary, PowerPoint, data files finalised</w:t>
+            </w:r>
+          </w:p>
+        </w:tc>
+        <w:tc>
+          <w:tcPr>
+            <w:tcW w:type="dxa" w:w="785"/>
+          </w:tcPr>
+          <w:p>
+            <w:r/>
+          </w:p>
+        </w:tc>
+        <w:tc>
+          <w:tcPr>
+            <w:tcW w:type="dxa" w:w="785"/>
+          </w:tcPr>
+          <w:p>
+            <w:r/>
+          </w:p>
+        </w:tc>
+        <w:tc>
+          <w:tcPr>
+            <w:tcW w:type="dxa" w:w="785"/>
+          </w:tcPr>
+          <w:p>
+            <w:r/>
+          </w:p>
+        </w:tc>
+        <w:tc>
+          <w:tcPr>
+            <w:tcW w:type="dxa" w:w="785"/>
+          </w:tcPr>
+          <w:p>
+            <w:r/>
+          </w:p>
+        </w:tc>
+        <w:tc>
+          <w:tcPr>
+            <w:tcW w:type="dxa" w:w="785"/>
+          </w:tcPr>
+          <w:p>
+            <w:r/>
+          </w:p>
+        </w:tc>
+        <w:tc>
+          <w:tcPr>
+            <w:tcW w:type="dxa" w:w="785"/>
+          </w:tcPr>
+          <w:p>
+            <w:r/>
+          </w:p>
+        </w:tc>
+        <w:tc>
+          <w:tcPr>
+            <w:tcW w:type="dxa" w:w="785"/>
+          </w:tcPr>
+          <w:p>
+            <w:r/>
+          </w:p>
+        </w:tc>
+        <w:tc>
+          <w:tcPr>
+            <w:tcW w:type="dxa" w:w="785"/>
+          </w:tcPr>
+          <w:p>
+            <w:r/>
+          </w:p>
+        </w:tc>
+        <w:tc>
+          <w:tcPr>
+            <w:tcW w:type="dxa" w:w="785"/>
+          </w:tcPr>
+          <w:p>
+            <w:r/>
+            <w:r>
+              <w:t>X</w:t>
+            </w:r>
+          </w:p>
+        </w:tc>
+        <w:tc>
+          <w:tcPr>
+            <w:tcW w:type="dxa" w:w="785"/>
+          </w:tcPr>
+          <w:p>
+            <w:r/>
+            <w:r>
+              <w:t>X</w:t>
+            </w:r>
+          </w:p>
+        </w:tc>
+      </w:tr>
+      <w:tr>
+        <w:tc>
+          <w:tcPr>
+            <w:tcW w:type="dxa" w:w="785"/>
+          </w:tcPr>
+          <w:p>
+            <w:r/>
+            <w:r>
+              <w:t>Final report and policy briefs submitted (15 Dec)</w:t>
+            </w:r>
+          </w:p>
+        </w:tc>
+        <w:tc>
+          <w:tcPr>
+            <w:tcW w:type="dxa" w:w="785"/>
+          </w:tcPr>
+          <w:p>
+            <w:r/>
+          </w:p>
+        </w:tc>
+        <w:tc>
+          <w:tcPr>
+            <w:tcW w:type="dxa" w:w="785"/>
+          </w:tcPr>
+          <w:p>
+            <w:r/>
+          </w:p>
+        </w:tc>
+        <w:tc>
+          <w:tcPr>
+            <w:tcW w:type="dxa" w:w="785"/>
+          </w:tcPr>
+          <w:p>
+            <w:r/>
+          </w:p>
+        </w:tc>
+        <w:tc>
+          <w:tcPr>
+            <w:tcW w:type="dxa" w:w="785"/>
+          </w:tcPr>
+          <w:p>
+            <w:r/>
+          </w:p>
+        </w:tc>
+        <w:tc>
+          <w:tcPr>
+            <w:tcW w:type="dxa" w:w="785"/>
+          </w:tcPr>
+          <w:p>
+            <w:r/>
+          </w:p>
+        </w:tc>
+        <w:tc>
+          <w:tcPr>
+            <w:tcW w:type="dxa" w:w="785"/>
+          </w:tcPr>
+          <w:p>
+            <w:r/>
+          </w:p>
+        </w:tc>
+        <w:tc>
+          <w:tcPr>
+            <w:tcW w:type="dxa" w:w="785"/>
+          </w:tcPr>
+          <w:p>
+            <w:r/>
+          </w:p>
+        </w:tc>
+        <w:tc>
+          <w:tcPr>
+            <w:tcW w:type="dxa" w:w="785"/>
+          </w:tcPr>
+          <w:p>
+            <w:r/>
+          </w:p>
+        </w:tc>
+        <w:tc>
+          <w:tcPr>
+            <w:tcW w:type="dxa" w:w="785"/>
+          </w:tcPr>
+          <w:p>
+            <w:r/>
+          </w:p>
+        </w:tc>
+        <w:tc>
+          <w:tcPr>
+            <w:tcW w:type="dxa" w:w="785"/>
+          </w:tcPr>
+          <w:p>
+            <w:r/>
+            <w:r>
+              <w:t>X</w:t>
+            </w:r>
+          </w:p>
+        </w:tc>
+      </w:tr>
+      <w:tr>
+        <w:tc>
+          <w:tcPr>
+            <w:tcW w:type="dxa" w:w="785"/>
+          </w:tcPr>
+          <w:p>
+            <w:r/>
+            <w:r>
+              <w:t>Facilitated results presentation and learning session</w:t>
+            </w:r>
+          </w:p>
+        </w:tc>
+        <w:tc>
+          <w:tcPr>
+            <w:tcW w:type="dxa" w:w="785"/>
+          </w:tcPr>
+          <w:p>
+            <w:r/>
+          </w:p>
+        </w:tc>
+        <w:tc>
+          <w:tcPr>
+            <w:tcW w:type="dxa" w:w="785"/>
+          </w:tcPr>
+          <w:p>
+            <w:r/>
+          </w:p>
+        </w:tc>
+        <w:tc>
+          <w:tcPr>
+            <w:tcW w:type="dxa" w:w="785"/>
+          </w:tcPr>
+          <w:p>
+            <w:r/>
+          </w:p>
+        </w:tc>
+        <w:tc>
+          <w:tcPr>
+            <w:tcW w:type="dxa" w:w="785"/>
+          </w:tcPr>
+          <w:p>
+            <w:r/>
+          </w:p>
+        </w:tc>
+        <w:tc>
+          <w:tcPr>
+            <w:tcW w:type="dxa" w:w="785"/>
+          </w:tcPr>
+          <w:p>
+            <w:r/>
+          </w:p>
+        </w:tc>
+        <w:tc>
+          <w:tcPr>
+            <w:tcW w:type="dxa" w:w="785"/>
+          </w:tcPr>
+          <w:p>
+            <w:r/>
+          </w:p>
+        </w:tc>
+        <w:tc>
+          <w:tcPr>
+            <w:tcW w:type="dxa" w:w="785"/>
+          </w:tcPr>
+          <w:p>
+            <w:r/>
+          </w:p>
+        </w:tc>
+        <w:tc>
+          <w:tcPr>
+            <w:tcW w:type="dxa" w:w="785"/>
+          </w:tcPr>
+          <w:p>
+            <w:r/>
+          </w:p>
+        </w:tc>
+        <w:tc>
+          <w:tcPr>
+            <w:tcW w:type="dxa" w:w="785"/>
+          </w:tcPr>
+          <w:p>
+            <w:r/>
+          </w:p>
+        </w:tc>
+        <w:tc>
+          <w:tcPr>
+            <w:tcW w:type="dxa" w:w="785"/>
+          </w:tcPr>
+          <w:p>
+            <w:r/>
+            <w:r>
+              <w:t>X</w:t>
+            </w:r>
+          </w:p>
+        </w:tc>
+      </w:tr>
+    </w:tbl>
+    <w:p>
+      <w:r>
+        <w:br w:type="page"/>
+      </w:r>
+    </w:p>
+    <w:p>
+      <w:pPr>
+        <w:pStyle w:val="Heading1"/>
+      </w:pPr>
+      <w:r>
+        <w:t>CV highlighting the Candidate's experience in the specific field of the Services and experience in the country/region where the Services are to be performed</w:t>
+      </w:r>
+    </w:p>
+    <w:p>
+      <w:r>
+        <w:t>TEAM COMPOSITION</w:t>
+      </w:r>
+    </w:p>
+    <w:p>
+      <w:r>
+        <w:t>The technical evaluation weights academic qualifications of key experts at 10 points, organisational specialised knowledge and experience at 10 points, references of similar assignments at 10 points, methodology and sampling adequacy at 20 points, and sequence and realism of planning at 15 points. Against this bar, Cortech proposes a lean two-tier structure consistent with the scale of a 12-week learning assignment: a single Lead Consultant/Researcher carrying technical and analytical responsibility from inception to final report, supported by locally recruited research assistants and enumerators mobilised across Turkana, South Omo and Eastern Equatoria as the fieldwork phase requires. This structure mirrors the ToR's own expectation that the consultant "will recruit and train any required research assistants/enumerators" rather than field a large standing team, and it keeps decision-making and quality control concentrated in a single accountable lead who will interface directly with the SPREAD Consortium Management Unit (CMU), thematic leads and MEAL team throughout. Mugove Kwashirai Chakurira is proposed as Lead Consultant/Researcher for this assignment. [INSUFFICIENT EVIDENCE] is entered here for specific degree, publication record and prior contract history, as no CV or qualifications record for this expert has been supplied in the evidence available to this proposal; a full CV, meeting the ToR's stated preference for a PhD in a relevant field and its stated minimum of a relevant postgraduate qualification, will be appended to the technical proposal as required under section A.5 and the Application Process instructions. On this assignment, Chakurira will lead the desk review of the SPREAD baseline (2024), the Mid-Term Review (2025) and Year 3/MTR reflection workshop outputs; develop the case-study selection criteria, KII/FGD guides and community case-study protocol in consultation with SPREAD technical and MEAL staff; direct data collection across Turkana/Kenya, South Omo/Ethiopia and Eastern Equatoria/South Sudan in coordination with TUPADO, ICPDO, ROG and ECC; lead analysis and the review session with the SPREAD team; draft the learning paper and both policy briefs; and facilitate the cross-border validation workshop and the results presentation and learning session with DCA and Consortium partners. This role directly addresses the criterion on academic qualifications of key experts and anchors the criterion on organisational and regional specialised knowledge, since the Lead Consultant is the single point of technical accountability for demonstrating, in the learning paper itself, what integration has meant operationally across the three SPREAD border regions. Edwin Aldrin Adenya is proposed to support the Lead Consultant in the recruitment, training and field supervision of research assistants and enumerators for the data collection phase. [INSUFFICIENT EVIDENCE] is entered here for specific prior assignment history and qualifications record, as no CV has been supplied in the evidence available to this proposal; a supporting profile will be appended to the technical proposal in line with section A.5 requirements. On this assignment, Adenya's role will be to assist in training locally recruited enumerators in the harmonised KoboToolbox-based data collection tools before deployment, support supervision of Key Informant Interviews (KIIs) and Focus Group Discussions (FGDs) with Community Action Group (CAG) members, Village Savings and Loan Association (VSLA) members, traditional leaders, market committees and cross-border traders, and support the data cleaning and quality-check process ahead of the review session with the SPREAD team. This role addresses the ToR's administrative and logistical expectation that the consultant will "recruit and train any required research assistants/enumerators" and directly supports the methodology and sampling criterion by ensuring that data collection across all three countries and across livestock, fishing, farming and informal cross-border trade (ICBT) sectors is executed to a consistent field standard. No further gaps in role coverage have been identified against the team requirements stated in the ToR; the two-tier structure of Lead Consultant and locally recruited research assistants matches the personnel profile the ToR itself anticipates for this scale and duration of assignment. Country-based field enumerators for Kenya (Turkana), Ethiopia (South Omo) and South Sudan (Eastern Equatoria) will be recruited locally under Adenya's field coordination, working through the national partner teams, TUPADO in Kenya, ICPDO and ROG in South Sudan, and ECC in Ethiopia, to ensure local language capacity, community access and harmonised tool deployment as required under the ToR's cross-border coordination mechanism. Both named team members have confirmed availability for the full assignment period. Against the ToR's timeline, on-boarding by 29 September 2026, inception report and tools approved by 13 October 2026, data collection through 31 October 2026, draft report by 21 November 2026, validation workshop by 3 December 2026 and final report and policy briefs by 15 December 2026, the Lead Consultant will be committed full-time from contract signature through final submission, with the research assistant coordination role concentrated in the tool-training and field data collection window of October 2026. This commitment profile is designed to meet the 12-week assignment period and the 30-day contract implementation provisions set out in the draft Service Contract without competing demands on the named personnel during the stated delivery windows.</w:t>
       </w:r>
     </w:p>
     <w:p>
@@ -139,7 +2137,7 @@
         <w:pStyle w:val="Heading1"/>
       </w:pPr>
       <w:r>
-        <w:t>Organisational Profile &amp; Track Record</w:t>
+        <w:t>Contacts of three organisations with whom you have been contracted to carry out similar assignments</w:t>
       </w:r>
     </w:p>
     <w:p>
@@ -149,12 +2147,7 @@
     </w:p>
     <w:p>
       <w:r>
-        <w:t>Cortech Consulting Group has operated as an independent research, evaluation and learning consultancy since 2015, with registered offices in Nairobi, Kenya; a licensed presence in Mogadishu, Somalia; and a registered company in London, United Kingdom. The firm is ISO certified and operates under child safeguarding and PSEA policies that align with DanChurchAid's own Code of Conduct for Contractors. Registration or licensing status specific to South Sudan for this assignment is [INSUFFICIENT EVIDENCE] and would be confirmed and documented ahead of contract signature, alongside the firm's existing Kenya registration and Somalia operating licence, to satisfy the ToR requirement that the consultant be "registered and/or able to operate in Kenya, Ethiopia and South Sudan."</w:t>
-      </w:r>
-    </w:p>
-    <w:p>
-      <w:r>
-        <w:t>Cortech's primary geographic focus is Somalia, Kenya and Ethiopia, with secondary reach into Sudan, South Sudan, Uganda, Tanzania, Malawi and Djibouti. This footprint places two of the three SPREAD border regions, Turkana in Kenya and, by secondary presence, the wider Ethiopian operating environment, within the firm's established area of work, and gives the firm direct exposure to the same cross-border, pastoralist and agro-pastoralist dynamics that characterise South Omo, Turkana and Eastern Equatoria. Core thematic areas relevant to this consultancy, Livelihoods and Economic Inclusion, Climate Resilience and Climate Adaptation, Community Engagement and Participatory Research, and Policy Analysis and Advocacy, correspond directly to the four pillars this assignment is commissioned to examine: peacebuilding, livelihoods, climate resilience and DRR. What distinguishes Cortech in this assignment is not sector breadth alone but a demonstrated pattern of translating multi-sector programme experience into policy-facing outputs for regional bodies, evidenced by prior work developed for the IGAD Secretariat, the same institution named as a primary audience for the SPREAD policy briefs. The firm's data-collection practice is built around KoboToolbox for digital field instruments, NVivo for qualitative case-study analysis, and SPSS for quantitative triangulation, tools suited to a mixed-methods design spanning livestock, fishing, farming and formal and informal cross-border trade across three countries within a compressed timeframe. Combined with a bilingual team (English, Somali, Swahili) and rapid mobilisation capacity built for fragile and conflict-affected operating environments, this positions Cortech to meet the ToR's requirement for "specialised knowledge and experience in the field of assignment and selected region" without reliance on generic sector claims. RELATED PREVIOUS ASSIGNMENTS</w:t>
+        <w:t>Cortech Consulting Group is an independent development consulting firm established in 2015, with registered offices in Nairobi, Kenya; Mogadishu, Somalia; and London, United Kingdom. The firm is a registered company in Kenya, licensed to operate in Somalia, and registered in the United Kingdom, and holds ISO certification alongside a child safeguarding policy and PSEA compliance, meeting the standard donor and INGO due-diligence requirements applicable to this consultancy. Cortech's primary geographic focus covers Somalia, Kenya and Ethiopia, with secondary presence in Sudan, South Sudan, Uganda, Tanzania, Malawi and Djibouti. This footprint gives the firm an operational base in Kenya and established secondary presence relevant to South Sudan, and positions the firm to resource the Ethiopia (South Omo) and South Sudan (Eastern Equatoria) sites of this assignment through the cross-border coordination mechanism the Terms of Reference itself specifies, working with TUPADO (Kenya), ICPDO and ROG (South Sudan), and ECC (Ethiopia). Cortech's core thematic areas, Monitoring, Evaluation and Learning; Research, Assessment and Documentation; Community Engagement and Participatory Research; Urban Resilience and Climate Adaptation; Refugee/Displacement and Protection Programming; and Livelihoods and Economic Inclusion, map directly onto the four components SPREAD integrates: Peacebuilding, Livelihoods, Climate Resilience and Disaster Risk Reduction. The firm's 2024 consultancy for CEWARN under the IGAD Secretariat, developing a regional strategy framework for integrating climate security into national peace and security policies across Kenya, Ethiopia, Sudan, South Sudan and Uganda, is direct prior experience translating field-level climate-security and peacebuilding evidence into policy-facing frameworks for the same IGAD audience this Learning Paper's policy briefs must reach, together with EU and Danish policymakers. Cortech's methodological toolkit, KoboToolbox for digital field data collection across geographically dispersed sites, NVivo for qualitative case-study coding, SPSS for quantitative triangulation, and QGIS for spatial analysis of trade routes and natural-resource use, supports the mixed-methods, multi-country sampling this assignment requires. The firm's client portfolio includes UNHCR, UNICEF, IOM, the World Bank, DANIDA, the Government of Ireland and the European Union, evidencing sustained engagement with the donor and UN-agency audiences the SPREAD policy briefs are intended to inform. RELATED PREVIOUS ASSIGNMENTS</w:t>
       </w:r>
     </w:p>
     <w:tbl>
@@ -289,7 +2282,7 @@
           <w:p>
             <w:r/>
             <w:r>
-              <w:t>Research and Learning for the Pathway to Prosperity Project</w:t>
+              <w:t>Consultancy to Develop a CEWARN Regional Strategy Framework for Integrating Climate Security into National Peace and Security Policies</w:t>
             </w:r>
           </w:p>
         </w:tc>
@@ -300,7 +2293,7 @@
           <w:p>
             <w:r/>
             <w:r>
-              <w:t>Danish Refugee Council</w:t>
+              <w:t>Conflict Early Warning and Response Mechanism (CEWARN), IGAD Secretariat</w:t>
             </w:r>
           </w:p>
         </w:tc>
@@ -311,7 +2304,7 @@
           <w:p>
             <w:r/>
             <w:r>
-              <w:t>Kenya (Turkana West)</w:t>
+              <w:t>Kenya, Ethiopia, Sudan, South Sudan, Uganda</w:t>
             </w:r>
           </w:p>
         </w:tc>
@@ -322,7 +2315,7 @@
           <w:p>
             <w:r/>
             <w:r>
-              <w:t>2025</w:t>
+              <w:t>2024</w:t>
             </w:r>
           </w:p>
         </w:tc>
@@ -333,7 +2326,7 @@
           <w:p>
             <w:r/>
             <w:r>
-              <w:t>Multi-method research and learning assignment combining quantitative surveys with KIIs, FGDs and case studies, aligned to OECD/DAC criteria and delivered under a documented quality assurance framework including daily data audits.</w:t>
+              <w:t>Regional policy framework translating climate-security evidence into institutionalised national and local governance mechanisms across five IGAD member states, delivered through multi-stakeholder facilitation with IGAD technical departments.</w:t>
             </w:r>
           </w:p>
         </w:tc>
@@ -349,7 +2342,7 @@
     </w:tbl>
     <w:p>
       <w:r>
-        <w:t>| Delivered in Turkana West, the Kenyan pole of the SPREAD geography, and evidences the mixed-methods learning research and evidence-for-policy-decision approach the ToR requires, directly supporting the "organisation's specialised knowledge and experience...in the selected region" criterion. |</w:t>
+        <w:t>| Demonstrates the organisation's specialised knowledge and experience in the assignment's own selected region (10 points), and direct prior experience producing policy-facing recommendations for the same IGAD, EU and government audiences named in the ToR for the human security and stability policy brief. |</w:t>
       </w:r>
     </w:p>
     <w:tbl>
@@ -380,7 +2373,7 @@
               <w:rPr>
                 <w:b/>
               </w:rPr>
-              <w:t>Consultancy to Develop a CEWARN Regional Strategy Framework for Integrating Climate Security into National Peace and Security Policies</w:t>
+              <w:t>Research and Learning for the Pathway to Prosperity Project</w:t>
             </w:r>
           </w:p>
         </w:tc>
@@ -398,7 +2391,7 @@
               <w:rPr>
                 <w:b/>
               </w:rPr>
-              <w:t>CEWARN, IGAD Secretariat</w:t>
+              <w:t>Danish Refugee Council</w:t>
             </w:r>
           </w:p>
         </w:tc>
@@ -416,7 +2409,7 @@
               <w:rPr>
                 <w:b/>
               </w:rPr>
-              <w:t>Kenya, Ethiopia, Sudan, South Sudan, Uganda</w:t>
+              <w:t>Turkana West, Kenya</w:t>
             </w:r>
           </w:p>
         </w:tc>
@@ -434,7 +2427,7 @@
               <w:rPr>
                 <w:b/>
               </w:rPr>
-              <w:t>2024</w:t>
+              <w:t>2025</w:t>
             </w:r>
           </w:p>
         </w:tc>
@@ -452,7 +2445,7 @@
               <w:rPr>
                 <w:b/>
               </w:rPr>
-              <w:t>Multi-country policy consultancy translating climate-security evidence into institutionalised national and local peace and security governance frameworks, delivered through multi-stakeholder facilitation directly with IGAD.</w:t>
+              <w:t>Research and learning assignment evaluating livelihoods, food security and resilience interventions in Turkana West, using OECD/DAC-aligned methodology, multi-stakeholder engagement and participatory validation with pastoralist communities.</w:t>
             </w:r>
           </w:p>
         </w:tc>
@@ -460,7 +2453,7 @@
     </w:tbl>
     <w:p>
       <w:r>
-        <w:t>| Establishes a working relationship with IGAD, the named policy audience for the SPREAD human security and regional stability brief, and evidences policy-brief development across the same multi-country Horn of Africa geography, including Ethiopia and South Sudan. |</w:t>
+        <w:t>| Covers the same Turkana, Kenya site and the same pastoralist/agro-pastoralist target group named in this ToR, evidencing prior fieldwork logistics and stakeholder access in the exact Kenyan segment of the Karamoja Cluster. |</w:t>
       </w:r>
     </w:p>
     <w:tbl>
@@ -509,7 +2502,7 @@
               <w:rPr>
                 <w:b/>
               </w:rPr>
-              <w:t>Lutheran World Federation (LWF)</w:t>
+              <w:t>Lutheran World Federation</w:t>
             </w:r>
           </w:p>
         </w:tc>
@@ -563,7 +2556,7 @@
               <w:rPr>
                 <w:b/>
               </w:rPr>
-              <w:t>Endline evaluation of a multi-sectoral humanitarian-development-peace nexus project spanning education, livelihoods, WASH and peacebuilding, using a systems-thinking methodology assessing interconnection rather than siloed sector performance, led by a team with over 22 years of collective evaluation leadership.</w:t>
+              <w:t>Endline evaluation of a multi-sectoral humanitarian-development-peace nexus project, applying systems-thinking to treat education, livelihoods, WASH and peacebuilding as interconnected rather than siloed, capturing intended and unintended outcomes.</w:t>
             </w:r>
           </w:p>
         </w:tc>
@@ -571,7 +2564,118 @@
     </w:tbl>
     <w:p>
       <w:r>
-        <w:t>| Demonstrates the HDP nexus analytical lens required to determine whether SPREAD's peacebuilding, livelihoods, climate resilience and DRR components created value "beyond the sum of its parts," the central question of this learning paper. |</w:t>
+        <w:t>| Directly evidences capacity to document how components of an integrated programme add value beyond the sum of their parts, the core analytical task this Learning Paper requires for Peacebuilding, Livelihoods, Climate Resilience and DRR. |</w:t>
+      </w:r>
+    </w:p>
+    <w:tbl>
+      <w:tblPr>
+        <w:tblStyle w:val="TableGrid"/>
+        <w:tblW w:type="auto" w:w="0"/>
+        <w:tblLook w:firstColumn="1" w:firstRow="1" w:lastColumn="0" w:lastRow="0" w:noHBand="0" w:noVBand="1" w:val="04A0"/>
+      </w:tblPr>
+      <w:tblGrid>
+        <w:gridCol w:w="1728"/>
+        <w:gridCol w:w="1728"/>
+        <w:gridCol w:w="1728"/>
+        <w:gridCol w:w="1728"/>
+        <w:gridCol w:w="1728"/>
+      </w:tblGrid>
+      <w:tr>
+        <w:tc>
+          <w:tcPr>
+            <w:tcW w:type="dxa" w:w="1728"/>
+          </w:tcPr>
+          <w:p>
+            <w:r>
+              <w:rPr>
+                <w:b/>
+              </w:rPr>
+            </w:r>
+            <w:r>
+              <w:rPr>
+                <w:b/>
+              </w:rPr>
+              <w:t>End-Term Evaluation of the Resilience, Health and Rights Project</w:t>
+            </w:r>
+          </w:p>
+        </w:tc>
+        <w:tc>
+          <w:tcPr>
+            <w:tcW w:type="dxa" w:w="1728"/>
+          </w:tcPr>
+          <w:p>
+            <w:r>
+              <w:rPr>
+                <w:b/>
+              </w:rPr>
+            </w:r>
+            <w:r>
+              <w:rPr>
+                <w:b/>
+              </w:rPr>
+              <w:t>Kenya Red Cross Society (KRCS)</w:t>
+            </w:r>
+          </w:p>
+        </w:tc>
+        <w:tc>
+          <w:tcPr>
+            <w:tcW w:type="dxa" w:w="1728"/>
+          </w:tcPr>
+          <w:p>
+            <w:r>
+              <w:rPr>
+                <w:b/>
+              </w:rPr>
+            </w:r>
+            <w:r>
+              <w:rPr>
+                <w:b/>
+              </w:rPr>
+              <w:t>Kenya (five arid and semi-arid counties, including Dadaab and Kalobeyei)</w:t>
+            </w:r>
+          </w:p>
+        </w:tc>
+        <w:tc>
+          <w:tcPr>
+            <w:tcW w:type="dxa" w:w="1728"/>
+          </w:tcPr>
+          <w:p>
+            <w:r>
+              <w:rPr>
+                <w:b/>
+              </w:rPr>
+            </w:r>
+            <w:r>
+              <w:rPr>
+                <w:b/>
+              </w:rPr>
+              <w:t>2025</w:t>
+            </w:r>
+          </w:p>
+        </w:tc>
+        <w:tc>
+          <w:tcPr>
+            <w:tcW w:type="dxa" w:w="1728"/>
+          </w:tcPr>
+          <w:p>
+            <w:r>
+              <w:rPr>
+                <w:b/>
+              </w:rPr>
+            </w:r>
+            <w:r>
+              <w:rPr>
+                <w:b/>
+              </w:rPr>
+              <w:t>Multi-sectoral end-term evaluation across five ASAL counties serving displaced and host communities, with a team structured across statistics, gender/protection, livelihoods and MEL specialists and a sequenced 30-day field-to-report workplan.</w:t>
+            </w:r>
+          </w:p>
+        </w:tc>
+      </w:tr>
+    </w:tbl>
+    <w:p>
+      <w:r>
+        <w:t>| Demonstrates prior delivery of a comparably sequenced, multi-specialist workplan in pastoralist/ASAL, displacement-affected settings, evidencing the realistic sequencing this ToR's planning criterion requires. |</w:t>
       </w:r>
     </w:p>
     <w:tbl>
@@ -674,7 +2778,7 @@
               <w:rPr>
                 <w:b/>
               </w:rPr>
-              <w:t>Mixed-methods assessment across three refugee settlement locations using KoboCollect digital data collection, a structured team hierarchy of team leads, M&amp;E specialists and field enumerators, and stakeholder validation workshops to confirm findings.</w:t>
+              <w:t>120-day mixed-methods assessment across three refugee settlement areas, delivered through a team of one Team Leader, five M&amp;E specialists, five education experts and 30 enumerators, with data quality protocols for security-constrained field sites.</w:t>
             </w:r>
           </w:p>
         </w:tc>
@@ -682,7 +2786,7 @@
     </w:tbl>
     <w:p>
       <w:r>
-        <w:t>| Evidences the multi-site field coordination and validation-workshop model this assignment requires for its single cross-border validation workshop, and the digital data-collection protocols proposed for SPREAD's community case studies. |</w:t>
+        <w:t>| Evidences capacity to coordinate mixed-methods field data collection with a sizeable enumerator team across multiple dispersed sites within compressed timelines, directly relevant to this ToR's three-country data collection window. |</w:t>
       </w:r>
     </w:p>
     <w:tbl>
@@ -713,229 +2817,7 @@
               <w:rPr>
                 <w:b/>
               </w:rPr>
-              <w:t>Documentation of Best Practices and Lessons Learnt under the Green Skills for Sustainable Employment Opportunities Intervention</w:t>
-            </w:r>
-          </w:p>
-        </w:tc>
-        <w:tc>
-          <w:tcPr>
-            <w:tcW w:type="dxa" w:w="1728"/>
-          </w:tcPr>
-          <w:p>
-            <w:r>
-              <w:rPr>
-                <w:b/>
-              </w:rPr>
-            </w:r>
-            <w:r>
-              <w:rPr>
-                <w:b/>
-              </w:rPr>
-              <w:t>GREDO</w:t>
-            </w:r>
-          </w:p>
-        </w:tc>
-        <w:tc>
-          <w:tcPr>
-            <w:tcW w:type="dxa" w:w="1728"/>
-          </w:tcPr>
-          <w:p>
-            <w:r>
-              <w:rPr>
-                <w:b/>
-              </w:rPr>
-            </w:r>
-            <w:r>
-              <w:rPr>
-                <w:b/>
-              </w:rPr>
-              <w:t>Somalia (Baidoa)</w:t>
-            </w:r>
-          </w:p>
-        </w:tc>
-        <w:tc>
-          <w:tcPr>
-            <w:tcW w:type="dxa" w:w="1728"/>
-          </w:tcPr>
-          <w:p>
-            <w:r>
-              <w:rPr>
-                <w:b/>
-              </w:rPr>
-            </w:r>
-            <w:r>
-              <w:rPr>
-                <w:b/>
-              </w:rPr>
-              <w:t>2025</w:t>
-            </w:r>
-          </w:p>
-        </w:tc>
-        <w:tc>
-          <w:tcPr>
-            <w:tcW w:type="dxa" w:w="1728"/>
-          </w:tcPr>
-          <w:p>
-            <w:r>
-              <w:rPr>
-                <w:b/>
-              </w:rPr>
-            </w:r>
-            <w:r>
-              <w:rPr>
-                <w:b/>
-              </w:rPr>
-              <w:t>Mixed-methods lessons-learned documentation of a DANIDA-funded climate-resilient livelihoods and youth employability project, combining SPSS and NVivo analysis with a four-phase work plan and clearly defined team roles.</w:t>
-            </w:r>
-          </w:p>
-        </w:tc>
-      </w:tr>
-    </w:tbl>
-    <w:p>
-      <w:r>
-        <w:t>| Confirms delivery of the same output category the ToR requires, a learning document rather than a standard evaluation, translating livelihoods and climate-resilience programme experience into documented lessons, the core purpose of the SPREAD learning paper. |</w:t>
-      </w:r>
-    </w:p>
-    <w:tbl>
-      <w:tblPr>
-        <w:tblStyle w:val="TableGrid"/>
-        <w:tblW w:type="auto" w:w="0"/>
-        <w:tblLook w:firstColumn="1" w:firstRow="1" w:lastColumn="0" w:lastRow="0" w:noHBand="0" w:noVBand="1" w:val="04A0"/>
-      </w:tblPr>
-      <w:tblGrid>
-        <w:gridCol w:w="1728"/>
-        <w:gridCol w:w="1728"/>
-        <w:gridCol w:w="1728"/>
-        <w:gridCol w:w="1728"/>
-        <w:gridCol w:w="1728"/>
-      </w:tblGrid>
-      <w:tr>
-        <w:tc>
-          <w:tcPr>
-            <w:tcW w:type="dxa" w:w="1728"/>
-          </w:tcPr>
-          <w:p>
-            <w:r>
-              <w:rPr>
-                <w:b/>
-              </w:rPr>
-            </w:r>
-            <w:r>
-              <w:rPr>
-                <w:b/>
-              </w:rPr>
-              <w:t>Consultancy for School Safety and Learning Continuity, Climate Smart Education Systems Initiative (CSESI)</w:t>
-            </w:r>
-          </w:p>
-        </w:tc>
-        <w:tc>
-          <w:tcPr>
-            <w:tcW w:type="dxa" w:w="1728"/>
-          </w:tcPr>
-          <w:p>
-            <w:r>
-              <w:rPr>
-                <w:b/>
-              </w:rPr>
-            </w:r>
-            <w:r>
-              <w:rPr>
-                <w:b/>
-              </w:rPr>
-              <w:t>Save the Children Somalia Country Office / Federal Ministry of Education, Culture and Higher Education</w:t>
-            </w:r>
-          </w:p>
-        </w:tc>
-        <w:tc>
-          <w:tcPr>
-            <w:tcW w:type="dxa" w:w="1728"/>
-          </w:tcPr>
-          <w:p>
-            <w:r>
-              <w:rPr>
-                <w:b/>
-              </w:rPr>
-            </w:r>
-            <w:r>
-              <w:rPr>
-                <w:b/>
-              </w:rPr>
-              <w:t>Somalia</w:t>
-            </w:r>
-          </w:p>
-        </w:tc>
-        <w:tc>
-          <w:tcPr>
-            <w:tcW w:type="dxa" w:w="1728"/>
-          </w:tcPr>
-          <w:p>
-            <w:r>
-              <w:rPr>
-                <w:b/>
-              </w:rPr>
-            </w:r>
-            <w:r>
-              <w:rPr>
-                <w:b/>
-              </w:rPr>
-              <w:t>2026</w:t>
-            </w:r>
-          </w:p>
-        </w:tc>
-        <w:tc>
-          <w:tcPr>
-            <w:tcW w:type="dxa" w:w="1728"/>
-          </w:tcPr>
-          <w:p>
-            <w:r>
-              <w:rPr>
-                <w:b/>
-              </w:rPr>
-            </w:r>
-            <w:r>
-              <w:rPr>
-                <w:b/>
-              </w:rPr>
-              <w:t>Participatory, government-aligned methodology referencing the Sendai Framework for disaster risk reduction, institutionalising tools within existing national systems rather than as standalone products, with cross-cutting equity, gender and disability inclusion.</w:t>
-            </w:r>
-          </w:p>
-        </w:tc>
-      </w:tr>
-    </w:tbl>
-    <w:p>
-      <w:r>
-        <w:t>| Evidences direct DRR-framework literacy and a locally led, systems-institutionalisation approach consistent with the SPREAD requirement to assess how CAGs, VSLAs and CMDRR interact with pre-existing market committees, peace committees and savings groups rather than operating in parallel. |</w:t>
-      </w:r>
-    </w:p>
-    <w:tbl>
-      <w:tblPr>
-        <w:tblStyle w:val="TableGrid"/>
-        <w:tblW w:type="auto" w:w="0"/>
-        <w:tblLook w:firstColumn="1" w:firstRow="1" w:lastColumn="0" w:lastRow="0" w:noHBand="0" w:noVBand="1" w:val="04A0"/>
-      </w:tblPr>
-      <w:tblGrid>
-        <w:gridCol w:w="1728"/>
-        <w:gridCol w:w="1728"/>
-        <w:gridCol w:w="1728"/>
-        <w:gridCol w:w="1728"/>
-        <w:gridCol w:w="1728"/>
-      </w:tblGrid>
-      <w:tr>
-        <w:tc>
-          <w:tcPr>
-            <w:tcW w:type="dxa" w:w="1728"/>
-          </w:tcPr>
-          <w:p>
-            <w:r>
-              <w:rPr>
-                <w:b/>
-              </w:rPr>
-            </w:r>
-            <w:r>
-              <w:rPr>
-                <w:b/>
-              </w:rPr>
-              <w:t>Integrated Development Solutions for IDPs and Host Communities in Jubaland</w:t>
+              <w:t>Integrated Development Solutions for IDPs and Host Communities in Jubaland, Somalia</w:t>
             </w:r>
           </w:p>
         </w:tc>
@@ -1007,7 +2889,7 @@
               <w:rPr>
                 <w:b/>
               </w:rPr>
-              <w:t>Twelve-month integrated programme design across five sequential phases (inception, institutional strengthening, economic recovery, security/protection, MEL) with explicit gender participation targets and a phased community-based sustainability and handover framework.</w:t>
+              <w:t>Twelve-month integrated development programme sequenced across inception, institutional strengthening, economic recovery, security/protection and MEL phases, with explicit gender targets and a phased community-based sustainability and handover framework.</w:t>
             </w:r>
           </w:p>
         </w:tc>
@@ -1015,7 +2897,7 @@
     </w:tbl>
     <w:p>
       <w:r>
-        <w:t>| Demonstrates prior experience designing and sequencing genuinely integrated, multi-sector programming rather than parallel siloed delivery, the same integration-versus-coordination logic this learning paper is commissioned to evidence for SPREAD. |</w:t>
+        <w:t>| Demonstrates prior design and delivery of sequenced, integrated (rather than siloed) programming for conflict-affected and displaced communities, evidencing understanding of when and how integration across sectors is structured to add value. |</w:t>
       </w:r>
     </w:p>
     <w:p>
@@ -1028,55 +2910,17 @@
         <w:pStyle w:val="Heading1"/>
       </w:pPr>
       <w:r>
-        <w:t>Introduction, Background &amp; Conceptual Framework</w:t>
-      </w:r>
-    </w:p>
-    <w:p>
-      <w:pPr>
-        <w:pStyle w:val="ListNumber"/>
-      </w:pPr>
-      <w:r>
-        <w:t>INTRODUCTION AND BACKGROUND</w:t>
+        <w:t>Links to at least 3 previous related assignments</w:t>
       </w:r>
     </w:p>
     <w:p>
       <w:r>
-        <w:t>5.1 Context and Strategic Importance</w:t>
+        <w:t>Links to at least 3 previous related assignments</w:t>
       </w:r>
     </w:p>
     <w:p>
       <w:r>
-        <w:t>The countries of Kenya, South Sudan and Ethiopia share border regions marked by complex socio-economic, political and environmental challenges, and DCA, together with TUPADO (Kenya), ROG and ICPDO (South Sudan) and ECC (Ethiopia), is implementing the European Union-funded SPREAD programme (Strengthening Integrated Peace, Resilience and Disaster Risk Reduction for Cross-border Communities) across South Omo/Ethiopia, Turkana/Kenya and Eastern Equatoria/South Sudan, collectively the Karamoja Cluster. Now 42 months into implementation and in Year 3, SPREAD has combined peacebuilding, livelihoods, climate resilience and DRR interventions "rather than delivering them as parallel, siloed activities," introducing Community Action Groups (CAGs), Village Savings and Loan Associations (VSLAs), micro-grants and early warning systems alongside pre-existing market committees and savings groups. As the programme moves toward its concluding phase, DCA is commissioning a series of learning papers to critically examine specific thematic areas of SPREAD's work, and this assignment, Learning Paper 2, is the vehicle for documenting what integration has meant operationally and where it has added value beyond the sum of its parts. 5.2 Purpose and Objectives</w:t>
-      </w:r>
-    </w:p>
-    <w:p>
-      <w:r>
-        <w:t>The purpose of the assignment is to establish a shared, evidence-based understanding of what integration means and delivers in the SPREAD context and to translate this into actionable guidance for donors, IGAD and governments. The six stated objectives run from establishing a shared operational definition of integration and documenting sequencing and coordination between components, through examining trade-offs between livelihoods and climate resilience/adaptation, using community case studies of stronger and weaker integration, assessing how communities relate to SPREAD-introduced structures alongside pre-existing ones, and producing a learning paper and policy brief with recommendations on what should be integrated, at what level, and what can simply be coordinated. The sixth objective extends this into a dedicated policy brief on how the integrated peace-resilience approach contributes to local and regional stability and human security, targeted first at the EU and Danish policy audiences. 5.3 Our Interpretation of the Assignment</w:t>
-      </w:r>
-    </w:p>
-    <w:p>
-      <w:r>
-        <w:t>Cortech reads this assignment as a diagnostic and evidentiary exercise, not a standard programme evaluation: DCA is not asking whether SPREAD delivered its outputs but whether combining peacebuilding, livelihoods, climate resilience and DRR in one design produced value that separate, coordinated delivery would not have achieved, and where that value did not materialise. This requires a method built to trace contribution after the fact, comparing sites of stronger and weaker integration rather than measuring a single programme logic against its own targets. One constraint the documents imply but do not state explicitly is that because the consultant reports to the Project Consortium Manager with technical oversight from thematic leads who designed the interventions under review, the learning paper's requirement to document "weaker examples of integration" places the assignment in the position of assessing choices made by the same consortium managing it day to day; the case-study protocol and validation workshop design must therefore be structured to protect the credibility of critical findings, for instance by triangulating community testimony independently of thematic-lead framing before it reaches the draft learning paper. A second implied constraint is timing: with inception approval due 13 October 2026 and data collection required to close by 31 October across three countries, research assistants in Turkana, South Omo and Eastern Equatoria must be identified and briefed during the inception period itself, since recruitment, training and fielding cannot be sequenced as separate stages within the gap available. 5.4 Key Evaluation Questions</w:t>
-      </w:r>
-    </w:p>
-    <w:p>
-      <w:r>
-        <w:t>The proposed key learning questions to be finalised jointly with the consultant, and which this technical proposal addresses directly under the ToR sufficiency criterion, are: what does integration mean operationally in the SPREAD context and which sequencing approaches (peace preceding livelihood investment, economic cooperation opening space for dialogue, or natural-resource agreements preceding irrigation or agricultural investment) work best in which contexts; what challenges and trade-offs arise from integrating peace and resilience at community level and how this relates to reducing pressure on natural resources through diversified income opportunities; drawing on community case studies of stronger and weaker integration, why integrated programming worked better in some locations than others and what community members, leaders and local authorities identify as their preferences for greater integration; how SPREAD structures (CMDRR, CAGs, observatory platforms) have been perceived by communities and government and how they complement pre-existing market committees, peace committees and savings groups; which components of integrated peace, livelihoods, climate resilience and DRR programming genuinely need to be integrated, at what level, and which can simply be coordinated, and what this implies for future funding models including anticipatory action; and how the SPREAD integrated peace-resilience approach is positively contributing to stability and human security locally and regionally. 5.5 Deliverables</w:t>
-      </w:r>
-    </w:p>
-    <w:p>
-      <w:r>
-        <w:t>Cortech's work plan is built to produce the full named deliverable set on the dates DCA has specified: an inception report (desk review findings, methodology, case-study selection criteria, data collection tools, work plan and ethical/risk mitigation measures) and inception briefing with the SPREAD CMU and thematic leads; a draft learning paper and draft policy brief; a cross-border validation workshop; a final learning paper with SMART, evidence-based recommendations on integration versus coordination; a final concise policy brief on integration; a 4-8 page policy brief targeted at policymakers and donors, including the EU, Denmark, IGAD and other governments, on the relationship between integrated peace/resilience programming, human security and stability; case-study files and cleaned raw data, anonymised where required, annexed to the final report; an executive management summary of 2-4 pages and a summary PowerPoint presentation; and a facilitated results presentation and learning session with DCA and consortium partners. 5.6 Understanding of Success</w:t>
-      </w:r>
-    </w:p>
-    <w:p>
-      <w:r>
-        <w:t>Success on this assignment is measured by whether the final learning paper and both policy briefs give DCA, TUPADO, ICPDO, ROG, ECC, the EU, Denmark, IGAD and national governments a defensible, evidence-based answer to a decision they must make now, as SPREAD approaches its concluding phase: which components of peacebuilding, livelihoods, climate resilience and DRR genuinely require integration, at what organisational and geographic level, and which can be coordinated separately, and what this means for future funding models including anticipatory action. It is not sufficient to describe SPREAD's activities; the outputs must demonstrate, through paired stronger and weaker community case studies validated at a single cross-border workshop, where integration created value beyond the sum of its parts, so that the recommendations are usable rather than descriptive. Conceptual Framework</w:t>
-      </w:r>
-    </w:p>
-    <w:p>
-      <w:r>
-        <w:t>Cortech's analytical lens for this assignment combines three complementary layers, each chosen because it answers a distinct part of what DCA is asking rather than because it is a default evaluation tool. The first layer is Outcome Harvesting, which SPREAD already uses as its own reflection practice and which the ToR explicitly asks the consultant to build on. Outcome Harvesting does not begin from a predefined results chain; it identifies outcomes that have already occurred in the community, whether attributable to CAGs, VSLAs, CMDRRs, observatory platforms, market committees, peace committees or savings groups, and works backward to establish what combination of factors, including the sequencing of peacebuilding, livelihoods, climate resilience and DRR activity, actually produced them. This fits the assignment's core question directly, because the question is not whether SPREAD's logframe was achieved but whether integration itself was a causal ingredient. The second layer draws on OECD DAC evaluation criteria, applied selectively to the two dimensions the ToR is actually testing: coherence, to assess whether peacebuilding, livelihoods, climate resilience and DRR components reinforced or worked against each other at the same sites, and effectiveness, to assess whether the combined package produced outcomes that would not have occurred through parallel, uncoordinated delivery. Using DAC criteria this way keeps the analysis auditable and comparable across South Omo, Turkana and Eastern Equatoria without importing the full battery of criteria the assignment does not require. The third layer is a contribution-tracing structure applied specifically to the stronger-versus-weaker case-study design: for each paired site, the team will document the sequencing that occurred, the structures involved, and the community-reported outcome, then test alternative explanations (external factors, pre-existing structures acting alone, security context) before attributing added value to integration. This structure is what allows the learning paper to move from description to the SMART, evidence-based recommendations on integration versus coordination that DCA has specified as the final deliverable, and it is applied consistently across all three countries through the harmonised tools coordinated with TUPADO, ICPDO, ROG and ECC.</w:t>
+        <w:t>Cortech Consulting Group is unable to provide open, published web links to the assignments cited below. Full copies of the inception reports, learning products, evaluation reports and policy outputs listed below, redacted where required by the original client, will be provided to DanChurchAid Kenya on request as part of due diligence, together with the named referee contacts. The four assignments below are presented in order of relevance to the SPREAD Learning Paper 2 assignment. 1. Consultancy to Develop a CEWARN Regional Strategy Framework for Integrating Climate Security into National Peace and Security Policies Client: Conflict Early Warning and Response Mechanism (CEWARN), IGAD Secretariat Year: 2024 Geography: Kenya, Ethiopia, Sudan, South Sudan, Uganda Status: Won and delivered Relevance to this assignment: This assignment required Cortech to work directly with an IGAD-level policy audience, the same secondary policy audience named in the SPREAD ToR, to translate operational and community-level evidence on climate-security linkages into a regional framework that individual IGAD Member States could adopt into national peace and security policy. The assignment spanned the same cross-border logic that SPREAD's Karamoja Cluster geography demands, requiring harmonisation of evidence across multiple national systems and stakeholder groups (government, security actors, and community-level structures) into a single coherent policy product. Cortech's experience translating field-level climate-security evidence into policy language for an IGAD audience is the direct precedent for producing the SPREAD policy brief on human security and stability intended for EU, Danish and IGAD readers. Access note: Full framework document and CEWARN/IGAD contact available on request; not publicly hosted due to IGAD Secretariat confidentiality requirements. 2. The assignment required capturing both intended and unintended outcomes of programme integration and distinguishing where sectoral combination added value from where it did not, directly comparable to the SPREAD learning question on which components genuinely need to be integrated and which can simply be coordinated. Access note: Evaluation report and LWF/ASF Consortium contact available on request. 3. Research and Learning for the Pathway to Prosperity Project Client: Danish Refugee Council (DRC) Year: 2025 Geography: Turkana West, Kenya Status: Submitted Relevance to this assignment: This research and learning assignment was delivered in Turkana West, one of the three named SPREAD field sites, and evaluated livelihoods, food security and resilience interventions among pastoralist and agro-pastoralist populations using OECD/DAC-anchored methodology and utilisation-focused learning design. It demonstrates Cortech's direct familiarity with the Turkana operating environment, its livelihoods structures, and the multi-stakeholder engagement approach (community members, local authorities, implementing partners) required for the SPREAD case-study methodology across CAGs, VSLAs and market committees. Access note: Learning report and DRC contact available on request. 4. End-Term Evaluation of the Resilience, Health and Rights Project Client: Kenya Red Cross Society (KRCS) Year: 2025 Geography: Five arid and semi-arid counties, Kenya, including refugee-hosting areas of Dadaab and Kalobeyei Status: Won and delivered Relevance to this assignment: This end-term evaluation covered an integrated resilience, health and protection programme serving displaced and host communities in arid and semi-arid counties, requiring the same humanitarian-development nexus framing, multi-sectoral technical depth (livelihoods, gender/protection, statistics, MEL specialists) and community-level engagement with pastoralist populations that the SPREAD assignment requires across Turkana, South Omo and Eastern Equatoria. The 30-day sequenced workplan and embedded quality-assurance mechanisms used on this assignment are the direct precedent for the sequencing discipline required to deliver SPREAD Learning Paper 2 within its 12-week timeframe. Access note: Evaluation report and KRCS contact available on request.</w:t>
       </w:r>
     </w:p>
     <w:p>
@@ -1089,1337 +2933,52 @@
         <w:pStyle w:val="Heading1"/>
       </w:pPr>
       <w:r>
-        <w:t>Technical Methodology</w:t>
+        <w:t>Mandatory forms and annexes</w:t>
       </w:r>
     </w:p>
     <w:p>
       <w:r>
-        <w:t>METHODOLOGY</w:t>
-      </w:r>
-    </w:p>
-    <w:p>
-      <w:pPr>
-        <w:pStyle w:val="ListNumber"/>
-      </w:pPr>
-      <w:r>
-        <w:t>Overall Approach</w:t>
+        <w:t>Mandatory forms and annexes</w:t>
       </w:r>
     </w:p>
     <w:p>
       <w:r>
-        <w:t>Cortech Consulting Group's approach to Learning Paper 2 for SPREAD treats "integration" as an empirical question, not an assumption. The Terms of Reference are explicit that SPREAD was designed to combine peacebuilding, livelihoods, climate resilience and Disaster Risk Reduction (DRR) interventions "rather than delivering them as parallel, siloed activities," through structures such as Community Action Groups (CAGs), Village Savings and Loan Associations (VSLAs), micro-grants and early warning systems, layered onto pre-existing market committees and savings groups. Our methodology is built to establish, with community-level evidence from South Omo/Ethiopia, Turkana/Kenya and Eastern Equatoria/South Sudan, where this integration has added value beyond the sum of its parts, where it has not, and what this implies for future programming and financing models, including anticipatory action. The design is a mixed-methods, comparative case-study approach combining Key Informant Interviews (KIIs), Focus Group Discussions (FGDs) and participatory ranking exercises, built explicitly on SPREAD's existing Outcome Harvesting practice rather than introducing a parallel evaluative framework. This is a learning assignment, not a programme evaluation: the unit of analysis throughout is the interaction between peacebuilding, livelihoods, climate resilience and DRR components at community level, and the central comparative device is the pairing of stronger and weaker integration sites within and across the three countries. Data collection will be coordinated through the national partner teams, TUPADO (Kenya), ICPDO and ROG (South Sudan), and ECC (Ethiopia), using harmonised tools designed centrally by the Cortech team to guarantee comparability, rather than run as three independent national studies. All primary data will be captured on KoboToolbox for real-time monitoring of coverage across sites, disaggregated by sex, age and disability, and triangulated against the SPREAD baseline (2024), the Mid-Term Review (2025) and Year 3/MTR reflection workshop outputs. 2. Phase-by-Phase Breakdown</w:t>
+        <w:t>This section lists every form, annex, template, and declaration that the Request for Proposal (Reference DCA/NBI/10/09/2026-2) and its Terms of Reference (Annex 1) require Cortech Consulting Group to submit for the Consultancy to Develop Learning Paper 2 for SPREAD, Integrating Peacebuilding, Livelihoods, Climate Resilience and Disaster Risk Reduction, across Turkana/Kenya, South Omo/Ethiopia and Eastern Equatoria/South Sudan. For each item, Cortech states what will be attached to the submission package and what remains a wet-ink or client-facing action that cannot be completed inside this draft. 1. Proposal Submission Form (Annex 2), duly completed and signed by the Candidate, together with an itemized financial proposal. Requirement as stated in Section A.5 of the Instructions and repeated in Annex 2: "My financial proposal for my services is as follows... CANDIDATE OR COMPANY INFORMATION... REFERENCES... The proposal is valid for a period of 90 days after the closing date... Signature and stamp... Date and signed by... The Candidate."</w:t>
       </w:r>
     </w:p>
     <w:p>
       <w:r>
-        <w:t>Phase 1, Inception (29 September to 13 October 2026). This review will inform an operational working definition of "integration" for validation with the Consortium Management Unit (CMU), refined case-study selection criteria (deliberately pairing stronger and weaker integration sites), KII/FGD guides, a community case-study protocol, sampling frame and ethical/risk mitigation measures. Output: Inception Report, submitted 13 October 2026, followed by an Inception Briefing with SPREAD CMU and thematic leads. Phase 2, Field Data Collection (14 to 31 October 2026). Research assistants and enumerators, recruited and trained in-country by the consultant team and coordinated through TUPADO, ICPDO/ROG and ECC, will administer the harmonised KII/FGD guides using KoboToolbox on tablets, with offline capability for connectivity gaps typical of the Karamoja Cluster. Edwin Aldrin Adenya is positioned to support field coordination and quality assurance of enumerator outputs. Sampling will cover peacebuilding and resilience structures, livestock keepers, fisherfolk, farmers and farmer groups, and formal and informal cross-border traders (ICBT), spanning all three countries and including both women/youth-led and mixed markets, with case studies deliberately selected to include both stronger and weaker examples of integration. Phase 3, Analysis and Quality Check (1 to 21 November 2026). Qualitative transcripts will be coded in NVivo against a codebook structured around the six learning questions (operational meaning of integration and sequencing; challenges and trade-offs including natural-resource pressure; drivers of stronger versus weaker integration; community perceptions of CAGs/VSLAs/CMDRR alongside pre-existing structures; integration versus coordination implications for funding models; contribution to human security and regional stability). Any quantitative or ranking data will be processed in SPSS to produce descriptive comparisons across sites and disaggregation groups. A review session with the SPREAD team will deepen understanding of emerging findings before drafting. Phase 4, Reporting and Validation (21 November to 15 December 2026). The draft learning paper and both draft policy briefs will be shared with the CMU and relevant thematic leads for comment, followed by a single cross-border validation workshop on 3 December 2026 bringing together Consortium members, IGAD and other stakeholders from all three countries. Feedback will be incorporated into final deliverables submitted by 15 December 2026. 3. Method by Deliverable</w:t>
+        <w:t>Cortech will attach the completed Annex 2 template populated with the company legal name, registered address, licence/tax identification number, director's name, phone, email and website drawn from Cortech Consulting Group's Kenya registration, Somalia operating licence and United Kingdom registration. The references table within Annex 2 will list assignments drawn from Cortech's track record relevant to integrated peacebuilding, livelihoods, climate resilience and DRR programming in cross-border, fragile contexts, consistent with the scored criterion "Reference of the similar assignments/work undertaken and contact details" (10 points). The itemized financial proposal referenced in Annex 2 and in Article A.6 of the Instructions will be prepared and submitted as a separate financial envelope, in accordance with the RFP's own separation of technical and financial evaluation stages under Section A.10; no monetary figures, daily rates, or cost estimates are included in this technical document. [HUMAN ACTION REQUIRED]: wet-ink signature and company stamp of the authorised signatory on Annex 2, and insertion of the current company registration and licence numbers as held on file, prior to submission. 2. Itemized financial proposal, including consultancy fees and daily rate. Requirement as stated in the Application Process section of Annex 1: "Financial proposal providing cost estimates and consultancy fees/ as well as an indication of your daily rate and availability (Maximum 1 page)."</w:t>
       </w:r>
     </w:p>
     <w:p>
       <w:r>
-        <w:t>Inception Report (13 October 2026): instrument is the desk review matrix and stakeholder mapping; respondents are SPREAD CMU, thematic leads and MEAL staff consulted through a joint tool-review session; output is a finalised methodology, case-study selection criteria, data-collection tools and work plan. Draft and Final Learning Paper (21 November and 15 December 2026): instruments are the harmonised KII/FGD guides and participatory ranking exercise administered to CAG and VSLA members, traditional leaders, local/national authorities, pastoralists/agro-pastoralists, fisherfolk and farmer groups; output is a document with SMART, evidence-based recommendations on which components require integration, at what level, and which can be coordinated. Draft and Final Policy Brief, integration generally (21 November and 15 December 2026): drawn from the learning paper's cross-cutting findings, targeted at donors, IGAD and governments, 4 to 8 pages, focused on integration-versus-coordination recommendations for future funding models. Draft and Final Policy Brief, human security and stability (21 November and 15 December 2026): a distinct analytical thread tracing how locally led integrated peace-resilience programming contributes to conflict prevention and regional stability, framed first for EU and Danish policymakers and adaptable for wider public audiences. Cross-border Validation Workshop (3 December 2026): single event, facilitated by the Lead Consultant, using participatory validation exercises with Consortium members and IGAD to test draft findings and recommendations before finalisation. Case-study files, cleaned raw data, executive summary, PowerPoint and facilitated learning session (15 December 2026): anonymised datasets and case narratives annexed to the final report; a 2 to 4 page executive summary and summary presentation delivered to DCA and consortium partners in a facilitated learning session. 4. Data Quality Assurance</w:t>
+        <w:t>This requirement is acknowledged here for completeness of the mandatory forms list. In line with the no-financial-information rule governing this technical submission, the itemized financial proposal, daily rate and availability statement will be prepared and delivered as a standalone one-page annex within the overall submission envelope, separate from this technical proposal, so that the technical evaluation under Section A.10 (weighted at 80 percent) proceeds independently of price. [HUMAN ACTION REQUIRED]: preparation and signature of the standalone financial proposal document, to be attached alongside, not within, this technical proposal. 3. CV of the lead researcher, as part of the technical proposal. Requirement as stated in Section A.5(b) of the Instructions: "CV highlighting the Candidate's experience in the specific field of the Services and his/her specific experience in the country/region where the Services are to be performed. This will be part of the technical proposal."</w:t>
       </w:r>
     </w:p>
     <w:p>
       <w:r>
-        <w:t>Quality assurance operates at three points: tool piloting in one site per country before full rollout, with revisions agreed with the CMU; daily data checks on KoboToolbox submissions for completeness and consistency during fieldwork, flagged to national partner teams for same-week correction; and triangulation of every finding against at least two independent sources (community respondents, SPREAD monitoring data, and baseline/MTR evidence) before inclusion in the learning paper. 5. Ethical Considerations</w:t>
+        <w:t>Cortech will attach the CV of the proposed Lead Consultant/Researcher, Mugove Kwashirai Chakurira, formatted to highlight experience relevant to integrated peacebuilding, livelihoods, climate resilience and DRR research in cross-border, conflict-affected contexts including Turkana, South Omo and Eastern Equatoria. [INSUFFICIENT EVIDENCE] is recorded here for the specific academic qualifications, publication record and prior assignment history required to satisfy the scored criterion "Candidate's relevant academic qualifications for key experts" (10 points); the CV document itself, once finalised by the expert, will carry this detail. [HUMAN ACTION REQUIRED]: signed and dated CV of Mugove Kwashirai Chakurira, formatted to Cortech's standard CV template and attached as a discrete annex. 4. Suitability statement or cover letter, including CV(s) of lead researcher(s) (maximum 3 pages). [HUMAN ACTION REQUIRED]: wet-ink signature of the authorised representative of Cortech Consulting Group on the cover letter. 5. Contacts of three organisations with whom Cortech has been contracted to carry out similar assignments. Requirement as stated in the Application Process section of Annex 1, item 5: "Contacts of three organisations with whom you have been contracted to carry out similar assignments."</w:t>
       </w:r>
     </w:p>
     <w:p>
       <w:r>
-        <w:t>Fieldwork across three fragile, conflict-affected countries requires informed consent protocols in local languages, anonymisation of case-study data, and conflict-sensitive facilitation that avoids raising expectations of further programming. Research assistants will be trained on GESI-sensitive interviewing, safe referral pathways, and do-no-harm principles before deployment, with security and access arrangements coordinated through TUPADO, ICPDO, ROG and ECC as the parties with established community relationships in South Omo, Turkana and Eastern Equatoria.</w:t>
+        <w:t>Cortech will identify three referee organisations from assignments comparable to this Learning Paper in subject matter or geography, including learning and research assignments for the Danish Refugee Council (Research and Learning for the Pathway to Prosperity Project, Turkana West, Kenya, 2025), Kenya Red Cross Society (End-Term Evaluation of the Resilience, Health and Rights Project, 2025), and CEWARN/IGAD Secretariat (Consultancy to Develop a CEWARN Regional Strategy Framework for Integrating Climate Security into National Peace and Security Policies, spanning Kenya, Ethiopia, Sudan, South Sudan and Uganda, 2024). [HUMAN ACTION REQUIRED]: confirmation of current referee contact details (name, phone/email) from Danish Refugee Council, Kenya Red Cross Society and CEWARN/IGAD Secretariat, or substitute referees as agreed internally, prior to finalising Annex 2. 6. Links to at least three previous related assignments. [HUMAN ACTION REQUIRED]: confirmation and insertion of accessible links, or client-approved summaries in lieu of links, for the three cited assignments, prior to submission. 7. General Terms and Conditions for Service Contracts, Version 3, 2020 (Annex 3), acceptance. Requirement as stated in Annex 2: "Accept, without restrictions, all the provisions in the Request for Proposal including the General Terms and Conditions for Service Contracts - Ver3 2020 and the draft Service Contract including all annexes."</w:t>
       </w:r>
     </w:p>
     <w:p>
       <w:r>
-        <w:br w:type="page"/>
-      </w:r>
-    </w:p>
-    <w:p>
-      <w:pPr>
-        <w:pStyle w:val="Heading1"/>
-      </w:pPr>
-      <w:r>
-        <w:t>Sampling Strategy &amp; Data Analysis Plan</w:t>
+        <w:t>Cortech will attach a signed statement of acceptance within the completed Annex 2, confirming acceptance without restriction of the General Terms and Conditions for Service Contracts, Version 3, 2020, including the provisions on eligibility (Article 33), conflict of interest (Article 7), confidentiality (Article 6), and intellectual property (Article 17). [HUMAN ACTION REQUIRED]: wet-ink signature confirming this acceptance on Annex 2. 8. Code of Conduct for Contractors (Annex 4), compliance certification. Requirement as stated in Annex 2: "Certify and attest compliance with the Code of Conduct for Contractors."</w:t>
       </w:r>
     </w:p>
     <w:p>
       <w:r>
-        <w:t>Sampling and Selection Logic</w:t>
+        <w:t>Cortech will attach a signed certification of compliance with the Code of Conduct for Contractors, consistent with Cortech's existing child safeguarding policy and PSEA policy compliance as held on file. [HUMAN ACTION REQUIRED]: wet-ink signature on the compliance certification within Annex 2. 9. Eligibility and anti-terrorism attestations under Article 33 of the General Terms and Conditions. Requirement as stated in Annex 2: "Certify and attest compliance with eligibility criteria of article 33 of the General Terms and Conditions for Service - Ver3 2020... Certify that I/we do not support terrorists or terrorism activities, and do not condone the use of terrorism."</w:t>
       </w:r>
     </w:p>
     <w:p>
       <w:r>
-        <w:t>This assignment does not call for a probability sample. The Terms of Reference request community case studies, stronger and weaker examples of integration, and direct engagement with community members, leaders and local authorities rather than population-representative estimates, so Cortech will apply purposive selection throughout. Case-study sites in South Omo, Turkana and Eastern Equatoria will be selected jointly with TUPADO, ICPDO, ROG and ECC against explicit criteria set out in the inception report, including strength of observed integration (drawing on the 2025 Mid-Term Review and reflection workshop outputs), presence of CAGs, VSLAs and CMDRR structures, and coverage of livestock, fishing, farming and formal/informal cross-border trade (ICBT) livelihoods. Within each site, KII and FGD participants will be purposively drawn to represent CAG and VSLA members, traditional leaders, local/national authorities, market committee members, women- and youth-led CSOs, and both women/youth-led and mixed markets, with quota-based attention to sex, age and disability so that disaggregation is possible at the analysis stage rather than assumed at the sampling stage. This logic privileges information richness and contrast between stronger and weaker integration cases over statistical generalisability, consistent with a learning paper rather than a population-based evaluation. SECTION 2. DATA ANALYSIS PLAN</w:t>
-      </w:r>
-    </w:p>
-    <w:p>
-      <w:r>
-        <w:t>Quantitative inputs generated through the assignment, principally participatory ranking exercise scores and any structured indicators drawn from CAG, VSLA and market committee records, will be cleaned, coded and entered into SPSS. Analysis will be primarily descriptive, using frequencies and cross-tabulations to compare ranking patterns across South Omo, Turkana and Eastern Equatoria and across stronger versus weaker integration case-study sites, disaggregated by sex, age and disability as specified in the ToR. Where sample sizes and data structure allow, Cortech will apply non-parametric tests (for example chi-square comparisons) to assess whether differences in perceived integration value between sites are more than incidental, always reporting these results with appropriate caution given the case-study, non-probability design. Qualitative data from KIIs, FGDs and Outcome Harvesting-informed reflection sessions will be transcribed, cleaned and coded in NVivo using a coding framework built directly from the six proposed learning questions and the six assignment objectives, with dedicated nodes for CAG, VSLA, CMDRR and observatory-platform experience, sequencing choices, and trade-offs between livelihoods and climate resilience/adaptation. Thematic analysis will proceed by first-cycle descriptive coding, followed by pattern coding to surface convergence and divergence between stronger and weaker integration cases and across the three consortium partner geographies. Triangulation will bring the two strands together at the case-study level: ranking scores and any quantitative indicators will be read against the coded qualitative narrative for the same site to establish whether reported community preferences align with observed integration outcomes, and any divergence will be explicitly flagged and explored in the learning paper as a finding in its own right, in line with the requirement to explain limitations in the final report.</w:t>
-      </w:r>
-    </w:p>
-    <w:p>
-      <w:r>
-        <w:br w:type="page"/>
-      </w:r>
-    </w:p>
-    <w:p>
-      <w:pPr>
-        <w:pStyle w:val="Heading1"/>
-      </w:pPr>
-      <w:r>
-        <w:t>Quality Assurance &amp; Ethical Considerations</w:t>
-      </w:r>
-    </w:p>
-    <w:p>
-      <w:r>
-        <w:t>SECTION 1, QUALITY ASSURANCE FRAMEWORK</w:t>
-      </w:r>
-    </w:p>
-    <w:p>
-      <w:r>
-        <w:t>Cortech Consulting Group applies a phase-embedded quality assurance framework built on accuracy, reliability, validity, consistency, transparency and timeliness, rather than a single verification step at the end of fieldwork. Quality control begins at Inception (through 13 October 2026): the desk review of the SPREAD baseline (2024), the Mid-Term Review (2025), Year 3/MTR reflection workshop outputs, and DCA's Conflict Prevention Action Guide, Social Cohesion Action Guide and resilience/DRR guidance will be cross-checked against the case-study selection criteria and KII/FGD guides before submission to the Consortium Management Unit (CMU) and thematic leads, ensuring tools are technically sound and programme-grounded prior to any fieldwork. Research Assistant/Enumerator Edwin Aldrin Adenya's outputs will be checked against the sampling matrix (peacebuilding/resilience structures, livestock, fishing, farming, ICBT, women/youth-led and mixed markets) to confirm coverage before analysis begins. At the Analysis and Draft Reporting stage (leading to 21 November 2026), a structured review session with the SPREAD team will validate emerging findings against the stronger/weaker case-study comparison, and internal peer review will check that the draft learning paper and both draft policy briefs are internally consistent before submission to the CMU and thematic leads. The Cross-border Validation Workshop (3 December 2026) functions as an explicit external quality gate, testing findings with Consortium members and IGAD before finalisation. Final deliverables (15 December 2026), including the learning paper, both policy briefs, case-study files, cleaned and anonymised raw data, and the executive summary, will undergo a final consistency check against the six assignment objectives and six learning questions before submission, closing the loop between the CMU's feedback and the delivered product. SECTION 2, ETHICAL CONSIDERATIONS AND SAFEGUARDING</w:t>
-      </w:r>
-    </w:p>
-    <w:p>
-      <w:r>
-        <w:t>This assignment engages pastoralists/agro-pastoralists, fisherfolk, farmers and farmer groups, cross-border traders, women- and youth-led CSOs, traditional leaders, local and national authorities, and CAG and VSLA members across three fragile, conflict-affected border regions: South Omo (Ethiopia), Turkana (Kenya) and Eastern Equatoria (South Sudan). Cortech Consulting Group's ISO certification, child safeguarding policy and PSEA compliance apply directly to fieldwork with these populations, and all research assistants and enumerators recruited and trained for this assignment, including Edwin Aldrin Adenya, will sign confidentiality undertakings and receive briefing on DCA's Code of Conduct for Contractors before deployment. Given the conflict-sensitivity of questions on peacebuilding structures and natural-resource pressure, data collection will follow a do-no-harm approach: KIIs and FGDs will avoid probing on active disputes in ways that could expose respondents or CAG/VSLA members to retaliation, and interviewers will be trained to recognise and refer protection concerns rather than record them as data points. Informed consent will be obtained verbally or in writing depending on literacy levels and local context, with respondents told the purpose of the learning paper, the intended audiences (the European Union, Denmark, IGAD and governments), the voluntary nature of participation, and their right to withdraw without consequence, before any KII, FGD or participatory ranking exercise begins. Particular care will be taken with traditional leaders and local authorities, whose views on integration versus coordination may carry political sensitivity across the Kenya-Ethiopia-South Sudan border, and with women- and youth-led CSOs, where separate or single-sex facilitation will be used where appropriate to support open participation. All case-study files and raw data will be anonymised prior to annexation to the final report, consistent with the ToR's requirement for "cleaned raw data (anonymised where required)," and data will be stored and transmitted according to Cortech's data protection procedures, with access limited to the assignment team and CMU. Disaggregation by sex, age and disability will be built into the sampling frame from the inception stage, not applied retrospectively. [INSUFFICIENT EVIDENCE] on a formal external ethical clearance body specified for this assignment beyond DCA's own Code of Conduct and General Terms and Conditions; the technical proposal will note that ethical and risk mitigation measures, including any required clearance, will be finalised and documented in the Inception Report as the ToR requires.</w:t>
-      </w:r>
-    </w:p>
-    <w:p>
-      <w:r>
-        <w:br w:type="page"/>
-      </w:r>
-    </w:p>
-    <w:p>
-      <w:pPr>
-        <w:pStyle w:val="Heading1"/>
-      </w:pPr>
-      <w:r>
-        <w:t>Risk Management</w:t>
-      </w:r>
-    </w:p>
-    <w:p>
-      <w:pPr>
-        <w:pStyle w:val="Heading2"/>
-      </w:pPr>
-      <w:r>
-        <w:t>Risk Management</w:t>
-      </w:r>
-    </w:p>
-    <w:tbl>
-      <w:tblPr>
-        <w:tblStyle w:val="TableGrid"/>
-        <w:tblW w:type="auto" w:w="0"/>
-        <w:tblLook w:firstColumn="1" w:firstRow="1" w:lastColumn="0" w:lastRow="0" w:noHBand="0" w:noVBand="1" w:val="04A0"/>
-      </w:tblPr>
-      <w:tblGrid>
-        <w:gridCol w:w="1728"/>
-        <w:gridCol w:w="1728"/>
-        <w:gridCol w:w="1728"/>
-        <w:gridCol w:w="1728"/>
-        <w:gridCol w:w="1728"/>
-      </w:tblGrid>
-      <w:tr>
-        <w:tc>
-          <w:tcPr>
-            <w:tcW w:type="dxa" w:w="1728"/>
-          </w:tcPr>
-          <w:p>
-            <w:r>
-              <w:rPr>
-                <w:b/>
-              </w:rPr>
-            </w:r>
-            <w:r>
-              <w:rPr>
-                <w:b/>
-              </w:rPr>
-              <w:t>Risk Category</w:t>
-            </w:r>
-          </w:p>
-        </w:tc>
-        <w:tc>
-          <w:tcPr>
-            <w:tcW w:type="dxa" w:w="1728"/>
-          </w:tcPr>
-          <w:p>
-            <w:r>
-              <w:rPr>
-                <w:b/>
-              </w:rPr>
-            </w:r>
-            <w:r>
-              <w:rPr>
-                <w:b/>
-              </w:rPr>
-              <w:t>Description</w:t>
-            </w:r>
-          </w:p>
-        </w:tc>
-        <w:tc>
-          <w:tcPr>
-            <w:tcW w:type="dxa" w:w="1728"/>
-          </w:tcPr>
-          <w:p>
-            <w:r>
-              <w:rPr>
-                <w:b/>
-              </w:rPr>
-            </w:r>
-            <w:r>
-              <w:rPr>
-                <w:b/>
-              </w:rPr>
-              <w:t>Likelihood</w:t>
-            </w:r>
-          </w:p>
-        </w:tc>
-        <w:tc>
-          <w:tcPr>
-            <w:tcW w:type="dxa" w:w="1728"/>
-          </w:tcPr>
-          <w:p>
-            <w:r>
-              <w:rPr>
-                <w:b/>
-              </w:rPr>
-            </w:r>
-            <w:r>
-              <w:rPr>
-                <w:b/>
-              </w:rPr>
-              <w:t>Impact</w:t>
-            </w:r>
-          </w:p>
-        </w:tc>
-        <w:tc>
-          <w:tcPr>
-            <w:tcW w:type="dxa" w:w="1728"/>
-          </w:tcPr>
-          <w:p>
-            <w:r>
-              <w:rPr>
-                <w:b/>
-              </w:rPr>
-            </w:r>
-            <w:r>
-              <w:rPr>
-                <w:b/>
-              </w:rPr>
-              <w:t>Mitigation</w:t>
-            </w:r>
-          </w:p>
-        </w:tc>
-      </w:tr>
-      <w:tr>
-        <w:tc>
-          <w:tcPr>
-            <w:tcW w:type="dxa" w:w="1728"/>
-          </w:tcPr>
-          <w:p>
-            <w:r/>
-            <w:r>
-              <w:t>Field access and security</w:t>
-            </w:r>
-          </w:p>
-        </w:tc>
-        <w:tc>
-          <w:tcPr>
-            <w:tcW w:type="dxa" w:w="1728"/>
-          </w:tcPr>
-          <w:p>
-            <w:r/>
-            <w:r>
-              <w:t>Fluid security conditions across South Omo (Ethiopia), Turkana (Kenya) and Eastern Equatoria (South Sudan), including localized inter-communal tension along the Karamoja Cluster border corridors, may restrict access to specific CAG, VSLA or market committee sites during the data collection window (through 31 October 2026).</w:t>
-            </w:r>
-          </w:p>
-        </w:tc>
-        <w:tc>
-          <w:tcPr>
-            <w:tcW w:type="dxa" w:w="1728"/>
-          </w:tcPr>
-          <w:p>
-            <w:r/>
-          </w:p>
-        </w:tc>
-        <w:tc>
-          <w:tcPr>
-            <w:tcW w:type="dxa" w:w="1728"/>
-          </w:tcPr>
-          <w:p>
-            <w:r/>
-          </w:p>
-        </w:tc>
-        <w:tc>
-          <w:tcPr>
-            <w:tcW w:type="dxa" w:w="1728"/>
-          </w:tcPr>
-          <w:p>
-            <w:r/>
-          </w:p>
-        </w:tc>
-      </w:tr>
-      <w:tr>
-        <w:tc>
-          <w:tcPr>
-            <w:tcW w:type="dxa" w:w="1728"/>
-          </w:tcPr>
-          <w:p>
-            <w:r/>
-            <w:r>
-              <w:t>Medium</w:t>
-            </w:r>
-          </w:p>
-        </w:tc>
-        <w:tc>
-          <w:tcPr>
-            <w:tcW w:type="dxa" w:w="1728"/>
-          </w:tcPr>
-          <w:p>
-            <w:r/>
-            <w:r>
-              <w:t>High</w:t>
-            </w:r>
-          </w:p>
-        </w:tc>
-        <w:tc>
-          <w:tcPr>
-            <w:tcW w:type="dxa" w:w="1728"/>
-          </w:tcPr>
-          <w:p>
-            <w:r/>
-            <w:r>
-              <w:t>Coordinate all field movement through the national partner teams (TUPADO, ICPDO, ROG, ECC), who hold current access relationships and security intelligence in their respective operating areas; maintain a rolling site list with pre-cleared alternates in each country so that a blocked location can be substituted without disrupting the overall sampling frame; align travel windows with DCA and consortium security advisories before each field rotation.</w:t>
-            </w:r>
-          </w:p>
-        </w:tc>
-        <w:tc>
-          <w:tcPr>
-            <w:tcW w:type="dxa" w:w="1728"/>
-          </w:tcPr>
-          <w:p>
-            <w:r/>
-          </w:p>
-        </w:tc>
-        <w:tc>
-          <w:tcPr>
-            <w:tcW w:type="dxa" w:w="1728"/>
-          </w:tcPr>
-          <w:p>
-            <w:r/>
-          </w:p>
-        </w:tc>
-      </w:tr>
-    </w:tbl>
-    <w:p>
-      <w:r>
-        <w:t>|</w:t>
-      </w:r>
-    </w:p>
-    <w:tbl>
-      <w:tblPr>
-        <w:tblStyle w:val="TableGrid"/>
-        <w:tblW w:type="auto" w:w="0"/>
-        <w:tblLook w:firstColumn="1" w:firstRow="1" w:lastColumn="0" w:lastRow="0" w:noHBand="0" w:noVBand="1" w:val="04A0"/>
-      </w:tblPr>
-      <w:tblGrid>
-        <w:gridCol w:w="2880"/>
-        <w:gridCol w:w="2880"/>
-        <w:gridCol w:w="2880"/>
-      </w:tblGrid>
-      <w:tr>
-        <w:tc>
-          <w:tcPr>
-            <w:tcW w:type="dxa" w:w="2880"/>
-          </w:tcPr>
-          <w:p>
-            <w:r>
-              <w:rPr>
-                <w:b/>
-              </w:rPr>
-            </w:r>
-            <w:r>
-              <w:rPr>
-                <w:b/>
-              </w:rPr>
-              <w:t>Cross-border data quality and comparability</w:t>
-            </w:r>
-          </w:p>
-        </w:tc>
-        <w:tc>
-          <w:tcPr>
-            <w:tcW w:type="dxa" w:w="2880"/>
-          </w:tcPr>
-          <w:p>
-            <w:r>
-              <w:rPr>
-                <w:b/>
-              </w:rPr>
-            </w:r>
-            <w:r>
-              <w:rPr>
-                <w:b/>
-              </w:rPr>
-              <w:t>Use of non-harmonised tools or inconsistent facilitation standards across the three national teams could produce case-study evidence that is not comparable across South Omo, Turkana and Eastern Equatoria, undermining the cross-country synthesis required for the learning paper.</w:t>
-            </w:r>
-          </w:p>
-        </w:tc>
-        <w:tc>
-          <w:tcPr>
-            <w:tcW w:type="dxa" w:w="2880"/>
-          </w:tcPr>
-          <w:p>
-            <w:r>
-              <w:rPr>
-                <w:b/>
-              </w:rPr>
-            </w:r>
-          </w:p>
-        </w:tc>
-      </w:tr>
-      <w:tr>
-        <w:tc>
-          <w:tcPr>
-            <w:tcW w:type="dxa" w:w="2880"/>
-          </w:tcPr>
-          <w:p>
-            <w:r/>
-            <w:r>
-              <w:t>Medium</w:t>
-            </w:r>
-          </w:p>
-        </w:tc>
-        <w:tc>
-          <w:tcPr>
-            <w:tcW w:type="dxa" w:w="2880"/>
-          </w:tcPr>
-          <w:p>
-            <w:r/>
-            <w:r>
-              <w:t>High</w:t>
-            </w:r>
-          </w:p>
-        </w:tc>
-        <w:tc>
-          <w:tcPr>
-            <w:tcW w:type="dxa" w:w="2880"/>
-          </w:tcPr>
-          <w:p>
-            <w:r/>
-            <w:r>
-              <w:t>Design a single KII/FGD guide and case-study protocol centrally, translated and pre-tested with each partner team before rollout; run a joint enumerator/research-assistant briefing (virtual or in-country) prior to fieldwork to standardise probing on CAG, VSLA and CMDRR performance; apply the same coding frame in NVivo across all three country datasets before triangulation, with the Lead Consultant reviewing a sample of transcripts from each country for consistency.</w:t>
-            </w:r>
-          </w:p>
-        </w:tc>
-      </w:tr>
-    </w:tbl>
-    <w:p>
-      <w:r>
-        <w:t>|</w:t>
-      </w:r>
-    </w:p>
-    <w:tbl>
-      <w:tblPr>
-        <w:tblStyle w:val="TableGrid"/>
-        <w:tblW w:type="auto" w:w="0"/>
-        <w:tblLook w:firstColumn="1" w:firstRow="1" w:lastColumn="0" w:lastRow="0" w:noHBand="0" w:noVBand="1" w:val="04A0"/>
-      </w:tblPr>
-      <w:tblGrid>
-        <w:gridCol w:w="2880"/>
-        <w:gridCol w:w="2880"/>
-        <w:gridCol w:w="2880"/>
-      </w:tblGrid>
-      <w:tr>
-        <w:tc>
-          <w:tcPr>
-            <w:tcW w:type="dxa" w:w="2880"/>
-          </w:tcPr>
-          <w:p>
-            <w:r>
-              <w:rPr>
-                <w:b/>
-              </w:rPr>
-            </w:r>
-            <w:r>
-              <w:rPr>
-                <w:b/>
-              </w:rPr>
-              <w:t>Government and consortium stakeholder engagement</w:t>
-            </w:r>
-          </w:p>
-        </w:tc>
-        <w:tc>
-          <w:tcPr>
-            <w:tcW w:type="dxa" w:w="2880"/>
-          </w:tcPr>
-          <w:p>
-            <w:r>
-              <w:rPr>
-                <w:b/>
-              </w:rPr>
-            </w:r>
-            <w:r>
-              <w:rPr>
-                <w:b/>
-              </w:rPr>
-              <w:t>Delays in obtaining sign-off from the Consortium Management Unit (CMU), thematic leads, or national/local authorities in Ethiopia, Kenya and South Sudan on the inception report, case-study selection or validation workshop dates could stall the approval gate scheduled for 13 October 2026.</w:t>
-            </w:r>
-          </w:p>
-        </w:tc>
-        <w:tc>
-          <w:tcPr>
-            <w:tcW w:type="dxa" w:w="2880"/>
-          </w:tcPr>
-          <w:p>
-            <w:r>
-              <w:rPr>
-                <w:b/>
-              </w:rPr>
-            </w:r>
-          </w:p>
-        </w:tc>
-      </w:tr>
-      <w:tr>
-        <w:tc>
-          <w:tcPr>
-            <w:tcW w:type="dxa" w:w="2880"/>
-          </w:tcPr>
-          <w:p>
-            <w:r/>
-            <w:r>
-              <w:t>Medium</w:t>
-            </w:r>
-          </w:p>
-        </w:tc>
-        <w:tc>
-          <w:tcPr>
-            <w:tcW w:type="dxa" w:w="2880"/>
-          </w:tcPr>
-          <w:p>
-            <w:r/>
-            <w:r>
-              <w:t>Medium</w:t>
-            </w:r>
-          </w:p>
-        </w:tc>
-        <w:tc>
-          <w:tcPr>
-            <w:tcW w:type="dxa" w:w="2880"/>
-          </w:tcPr>
-          <w:p>
-            <w:r/>
-            <w:r>
-              <w:t>Submit the inception report with sufficient lead time for CMU and thematic lead review, and confirm in advance a single agreed feedback turnaround window; brief national/local authorities early, using consortium partners as the entry point, so that endorsement of the case-study sites is secured before enumerators are deployed.</w:t>
-            </w:r>
-          </w:p>
-        </w:tc>
-      </w:tr>
-    </w:tbl>
-    <w:p>
-      <w:r>
-        <w:t>|</w:t>
-      </w:r>
-    </w:p>
-    <w:tbl>
-      <w:tblPr>
-        <w:tblStyle w:val="TableGrid"/>
-        <w:tblW w:type="auto" w:w="0"/>
-        <w:tblLook w:firstColumn="1" w:firstRow="1" w:lastColumn="0" w:lastRow="0" w:noHBand="0" w:noVBand="1" w:val="04A0"/>
-      </w:tblPr>
-      <w:tblGrid>
-        <w:gridCol w:w="2880"/>
-        <w:gridCol w:w="2880"/>
-        <w:gridCol w:w="2880"/>
-      </w:tblGrid>
-      <w:tr>
-        <w:tc>
-          <w:tcPr>
-            <w:tcW w:type="dxa" w:w="2880"/>
-          </w:tcPr>
-          <w:p>
-            <w:r>
-              <w:rPr>
-                <w:b/>
-              </w:rPr>
-            </w:r>
-            <w:r>
-              <w:rPr>
-                <w:b/>
-              </w:rPr>
-              <w:t>Community participation and trust</w:t>
-            </w:r>
-          </w:p>
-        </w:tc>
-        <w:tc>
-          <w:tcPr>
-            <w:tcW w:type="dxa" w:w="2880"/>
-          </w:tcPr>
-          <w:p>
-            <w:r>
-              <w:rPr>
-                <w:b/>
-              </w:rPr>
-            </w:r>
-            <w:r>
-              <w:rPr>
-                <w:b/>
-              </w:rPr>
-              <w:t>Pastoralist, agro-pastoralist, fisherfolk and cross-border trader respondents, particularly women- and youth-led CSOs and CAG/VSLA members, may be reluctant to discuss trade-offs or weaker examples of integration for fear this reflects on ongoing SPREAD support.</w:t>
-            </w:r>
-          </w:p>
-        </w:tc>
-        <w:tc>
-          <w:tcPr>
-            <w:tcW w:type="dxa" w:w="2880"/>
-          </w:tcPr>
-          <w:p>
-            <w:r>
-              <w:rPr>
-                <w:b/>
-              </w:rPr>
-            </w:r>
-          </w:p>
-        </w:tc>
-      </w:tr>
-      <w:tr>
-        <w:tc>
-          <w:tcPr>
-            <w:tcW w:type="dxa" w:w="2880"/>
-          </w:tcPr>
-          <w:p>
-            <w:r/>
-            <w:r>
-              <w:t>Medium</w:t>
-            </w:r>
-          </w:p>
-        </w:tc>
-        <w:tc>
-          <w:tcPr>
-            <w:tcW w:type="dxa" w:w="2880"/>
-          </w:tcPr>
-          <w:p>
-            <w:r/>
-            <w:r>
-              <w:t>Medium</w:t>
-            </w:r>
-          </w:p>
-        </w:tc>
-        <w:tc>
-          <w:tcPr>
-            <w:tcW w:type="dxa" w:w="2880"/>
-          </w:tcPr>
-          <w:p>
-            <w:r/>
-            <w:r>
-              <w:t>Position the assignment clearly as an independent learning exercise, not a compliance or funding review, at the outset of every KII/FGD; use community-familiar research assistants who can conduct sessions in local languages and build rapport with traditional leaders before formal data collection begins; explain how anonymised case-study material will be used in the learning paper and both policy briefs.</w:t>
-            </w:r>
-          </w:p>
-        </w:tc>
-      </w:tr>
-    </w:tbl>
-    <w:p>
-      <w:r>
-        <w:t>|</w:t>
-      </w:r>
-    </w:p>
-    <w:tbl>
-      <w:tblPr>
-        <w:tblStyle w:val="TableGrid"/>
-        <w:tblW w:type="auto" w:w="0"/>
-        <w:tblLook w:firstColumn="1" w:firstRow="1" w:lastColumn="0" w:lastRow="0" w:noHBand="0" w:noVBand="1" w:val="04A0"/>
-      </w:tblPr>
-      <w:tblGrid>
-        <w:gridCol w:w="2880"/>
-        <w:gridCol w:w="2880"/>
-        <w:gridCol w:w="2880"/>
-      </w:tblGrid>
-      <w:tr>
-        <w:tc>
-          <w:tcPr>
-            <w:tcW w:type="dxa" w:w="2880"/>
-          </w:tcPr>
-          <w:p>
-            <w:r>
-              <w:rPr>
-                <w:b/>
-              </w:rPr>
-            </w:r>
-            <w:r>
-              <w:rPr>
-                <w:b/>
-              </w:rPr>
-              <w:t>Case-study selection bias</w:t>
-            </w:r>
-          </w:p>
-        </w:tc>
-        <w:tc>
-          <w:tcPr>
-            <w:tcW w:type="dxa" w:w="2880"/>
-          </w:tcPr>
-          <w:p>
-            <w:r>
-              <w:rPr>
-                <w:b/>
-              </w:rPr>
-            </w:r>
-            <w:r>
-              <w:rPr>
-                <w:b/>
-              </w:rPr>
-              <w:t>Selecting only strong-performing CAG/VSLA/CMDRR sites, or sites convenient for access, would produce a one-sided evidence base and fail the ToR requirement for both stronger and weaker examples of integration.</w:t>
-            </w:r>
-          </w:p>
-        </w:tc>
-        <w:tc>
-          <w:tcPr>
-            <w:tcW w:type="dxa" w:w="2880"/>
-          </w:tcPr>
-          <w:p>
-            <w:r>
-              <w:rPr>
-                <w:b/>
-              </w:rPr>
-            </w:r>
-          </w:p>
-        </w:tc>
-      </w:tr>
-      <w:tr>
-        <w:tc>
-          <w:tcPr>
-            <w:tcW w:type="dxa" w:w="2880"/>
-          </w:tcPr>
-          <w:p>
-            <w:r/>
-            <w:r>
-              <w:t>Low</w:t>
-            </w:r>
-          </w:p>
-        </w:tc>
-        <w:tc>
-          <w:tcPr>
-            <w:tcW w:type="dxa" w:w="2880"/>
-          </w:tcPr>
-          <w:p>
-            <w:r/>
-            <w:r>
-              <w:t>High</w:t>
-            </w:r>
-          </w:p>
-        </w:tc>
-        <w:tc>
-          <w:tcPr>
-            <w:tcW w:type="dxa" w:w="2880"/>
-          </w:tcPr>
-          <w:p>
-            <w:r/>
-            <w:r>
-              <w:t>Apply an explicit, criteria-based case-study selection protocol, developed with SPREAD technical and MEAL staff during inception, that deliberately pairs higher- and lower-performing integration sites in each country across livestock, fishing, farming and formal/informal cross-border trade categories, rather than allowing convenience sampling to determine the final list.</w:t>
-            </w:r>
-          </w:p>
-        </w:tc>
-      </w:tr>
-    </w:tbl>
-    <w:p>
-      <w:r>
-        <w:t>|</w:t>
-      </w:r>
-    </w:p>
-    <w:tbl>
-      <w:tblPr>
-        <w:tblStyle w:val="TableGrid"/>
-        <w:tblW w:type="auto" w:w="0"/>
-        <w:tblLook w:firstColumn="1" w:firstRow="1" w:lastColumn="0" w:lastRow="0" w:noHBand="0" w:noVBand="1" w:val="04A0"/>
-      </w:tblPr>
-      <w:tblGrid>
-        <w:gridCol w:w="2880"/>
-        <w:gridCol w:w="2880"/>
-        <w:gridCol w:w="2880"/>
-      </w:tblGrid>
-      <w:tr>
-        <w:tc>
-          <w:tcPr>
-            <w:tcW w:type="dxa" w:w="2880"/>
-          </w:tcPr>
-          <w:p>
-            <w:r>
-              <w:rPr>
-                <w:b/>
-              </w:rPr>
-            </w:r>
-            <w:r>
-              <w:rPr>
-                <w:b/>
-              </w:rPr>
-              <w:t>Timeline and validation-workshop sequencing</w:t>
-            </w:r>
-          </w:p>
-        </w:tc>
-        <w:tc>
-          <w:tcPr>
-            <w:tcW w:type="dxa" w:w="2880"/>
-          </w:tcPr>
-          <w:p>
-            <w:r>
-              <w:rPr>
-                <w:b/>
-              </w:rPr>
-            </w:r>
-            <w:r>
-              <w:rPr>
-                <w:b/>
-              </w:rPr>
-              <w:t>The 12-week schedule leaves narrow margins between draft report submission (21 November 2026), the single cross-border validation workshop (3 December 2026) and final deliverables (15 December 2026); any slippage in convening consortium members, IGAD and other stakeholders from all three countries in one workshop could compress the finalisation period.</w:t>
-            </w:r>
-          </w:p>
-        </w:tc>
-        <w:tc>
-          <w:tcPr>
-            <w:tcW w:type="dxa" w:w="2880"/>
-          </w:tcPr>
-          <w:p>
-            <w:r>
-              <w:rPr>
-                <w:b/>
-              </w:rPr>
-            </w:r>
-          </w:p>
-        </w:tc>
-      </w:tr>
-      <w:tr>
-        <w:tc>
-          <w:tcPr>
-            <w:tcW w:type="dxa" w:w="2880"/>
-          </w:tcPr>
-          <w:p>
-            <w:r/>
-            <w:r>
-              <w:t>Medium</w:t>
-            </w:r>
-          </w:p>
-        </w:tc>
-        <w:tc>
-          <w:tcPr>
-            <w:tcW w:type="dxa" w:w="2880"/>
-          </w:tcPr>
-          <w:p>
-            <w:r/>
-            <w:r>
-              <w:t>High</w:t>
-            </w:r>
-          </w:p>
-        </w:tc>
-        <w:tc>
-          <w:tcPr>
-            <w:tcW w:type="dxa" w:w="2880"/>
-          </w:tcPr>
-          <w:p>
-            <w:r/>
-            <w:r>
-              <w:t>Lock the validation workshop date and logistics (venue, travel clearances for cross-border participants) during the inception phase rather than after draft submission; issue the draft learning paper and both draft policy briefs to CMU and thematic leads with a defined comment period so that validation-workshop time is used for substantive discussion, not first review.</w:t>
-            </w:r>
-          </w:p>
-        </w:tc>
-      </w:tr>
-    </w:tbl>
-    <w:p>
-      <w:r>
-        <w:t>|</w:t>
-      </w:r>
-    </w:p>
-    <w:tbl>
-      <w:tblPr>
-        <w:tblStyle w:val="TableGrid"/>
-        <w:tblW w:type="auto" w:w="0"/>
-        <w:tblLook w:firstColumn="1" w:firstRow="1" w:lastColumn="0" w:lastRow="0" w:noHBand="0" w:noVBand="1" w:val="04A0"/>
-      </w:tblPr>
-      <w:tblGrid>
-        <w:gridCol w:w="2880"/>
-        <w:gridCol w:w="2880"/>
-        <w:gridCol w:w="2880"/>
-      </w:tblGrid>
-      <w:tr>
-        <w:tc>
-          <w:tcPr>
-            <w:tcW w:type="dxa" w:w="2880"/>
-          </w:tcPr>
-          <w:p>
-            <w:r>
-              <w:rPr>
-                <w:b/>
-              </w:rPr>
-            </w:r>
-            <w:r>
-              <w:rPr>
-                <w:b/>
-              </w:rPr>
-              <w:t>Team availability across the assignment period</w:t>
-            </w:r>
-          </w:p>
-        </w:tc>
-        <w:tc>
-          <w:tcPr>
-            <w:tcW w:type="dxa" w:w="2880"/>
-          </w:tcPr>
-          <w:p>
-            <w:r>
-              <w:rPr>
-                <w:b/>
-              </w:rPr>
-            </w:r>
-            <w:r>
-              <w:rPr>
-                <w:b/>
-              </w:rPr>
-              <w:t>Continuity of the Lead Consultant/Researcher and research assistant support is required from inception through the facilitated learning session; illness, competing commitments or delayed enumerator recruitment in any of the three countries could affect delivery.</w:t>
-            </w:r>
-          </w:p>
-        </w:tc>
-        <w:tc>
-          <w:tcPr>
-            <w:tcW w:type="dxa" w:w="2880"/>
-          </w:tcPr>
-          <w:p>
-            <w:r>
-              <w:rPr>
-                <w:b/>
-              </w:rPr>
-            </w:r>
-          </w:p>
-        </w:tc>
-      </w:tr>
-      <w:tr>
-        <w:tc>
-          <w:tcPr>
-            <w:tcW w:type="dxa" w:w="2880"/>
-          </w:tcPr>
-          <w:p>
-            <w:r/>
-            <w:r>
-              <w:t>Low</w:t>
-            </w:r>
-          </w:p>
-        </w:tc>
-        <w:tc>
-          <w:tcPr>
-            <w:tcW w:type="dxa" w:w="2880"/>
-          </w:tcPr>
-          <w:p>
-            <w:r/>
-            <w:r>
-              <w:t>Medium</w:t>
-            </w:r>
-          </w:p>
-        </w:tc>
-        <w:tc>
-          <w:tcPr>
-            <w:tcW w:type="dxa" w:w="2880"/>
-          </w:tcPr>
-          <w:p>
-            <w:r/>
-            <w:r>
-              <w:t>Confirm availability of Mugove Kwashirai Chakurira as Lead Consultant/Researcher for the full 29 September to 15 December 2026 period at proposal stage; recruit and train country-based research assistants, including Edwin Aldrin Adenya, early in the inception phase so that field capacity is in place before the 31 October data collection deadline, with a documented handover protocol should any enumerator become unavailable.</w:t>
-            </w:r>
-          </w:p>
-        </w:tc>
-      </w:tr>
-    </w:tbl>
-    <w:p>
-      <w:r>
-        <w:t>|</w:t>
-      </w:r>
-    </w:p>
-    <w:p>
-      <w:r>
-        <w:t>Risk management on this assignment is treated as a continuous function of the Lead Consultant, exercised at each stage of the twelve-week sequence rather than as a one-off inception exercise. Given that fieldwork spans three national jurisdictions with distinct security, administrative and linguistic conditions, the primary control is structural: routing all access, scheduling and stakeholder engagement decisions through the established national partner teams, TUPADO in Kenya, ICPDO and ROG in South Sudan, and ECC in Ethiopia, so that local knowledge of the operating environment in South Omo, Turkana and Eastern Equatoria informs field planning in real time rather than being retrofitted after a problem arises. Risks are logged and reviewed at each milestone gate, inception approval, completion of data collection, draft submission and the cross-border validation workshop, with the Consortium Management Unit informed promptly of any material change that could affect the 15 December 2026 delivery date. The second pillar of the approach is methodological discipline aimed specifically at protecting the credibility of the integration versus coordination findings that the learning paper must deliver. Because the assignment's value rests on being able to compare stronger and weaker examples of SPREAD integration across CAGs, VSLAs and CMDRR structures, controls against sampling bias, response bias and cross-country inconsistency are treated as core risk items, not secondary quality checks. Sensitive topics, including community perceptions of conflict, resource pressure and institutional trust, are handled through conflict-sensitive, GESI-aware facilitation protocols agreed with SPREAD technical and MEAL staff during inception, ensuring that data collection itself does no harm in an active cross-border conflict-affected environment.</w:t>
-      </w:r>
-    </w:p>
-    <w:p>
-      <w:r>
-        <w:br w:type="page"/>
-      </w:r>
-    </w:p>
-    <w:p>
-      <w:pPr>
-        <w:pStyle w:val="Heading1"/>
-      </w:pPr>
-      <w:r>
-        <w:t>Proposed Team &amp; Core Experts</w:t>
-      </w:r>
-    </w:p>
-    <w:p>
-      <w:r>
-        <w:t>TEAM COMPOSITION</w:t>
-      </w:r>
-    </w:p>
-    <w:p>
-      <w:r>
-        <w:t>The assignment calls for a compact team capable of delivering a learning paper and two differentiated policy briefs across three fragile border regions within a compressed 12-week window, coordinated through the Consortium Management Unit and the national partner teams. Cortech proposes two named individuals against the roles specified in the Terms of Reference: a Lead Consultant/Researcher responsible for the desk review, methodology, learning paper and both policy briefs, and a Research Assistant/Enumerator responsible for field-level KII and FGD facilitation and for supporting the recruitment and training of additional country-based enumerators as required under the assignment's administrative provisions. Role coverage against the ToR's two stated personnel categories is complete, and both named individuals are recorded as available for the full assignment period. Cortech's evidence pack does not include conferred degree detail for either expert; where the scored criterion on academic qualifications requires confirmation beyond role and availability, this is marked [INSUFFICIENT EVIDENCE] rather than asserted, and full CVs are appended separately as required under Section A.5 of the Instructions. Lead Consultant/Researcher: Mugove Kwashirai Chakurira will lead the assignment from inception to final reporting, holding responsibility for the operational definition of "integration" in the SPREAD context, the design of the case-study protocol comparing stronger and weaker integration sites across South Omo, Turkana and Eastern Equatoria, and authorship of the learning paper and both 4 to 8 page policy briefs. Chakurira is recorded as available across the full 29 September to 15 December 2026 delivery window, matching the assignment's continuous inception-to-final-reporting structure. In this role, Chakurira will engage directly with the SPREAD baseline (2024), the Mid-Term Review (2025) and the Year 3/MTR reflection workshop outputs before finalising data collection tools, and will report to the Consortium Management Unit and relevant thematic leads through the inception briefing and subsequent review sessions specified in the ToR. Specific academic credentials (degree, field, publication record in peer-reviewed or policy journals) are not detailed in the evidence available to this proposal and are marked [INSUFFICIENT EVIDENCE]; this gap is disclosed rather than filled, consistent with the requirement that qualifications be independently verifiable at CV stage. Chakurira's assigned role directly satisfies the ToR's requirement for a lead researcher able to translate community-level findings into "SMART, evidence-based recommendations on integration versus coordination," the core output the learning paper and both policy briefs must deliver. Research Assistant/Enumerator: Edwin Aldrin Adenya will support field data collection across the three assignment countries, including Key Informant Interviews and Focus Group Discussions with pastoralists/agro-pastoralists, fisherfolk, farmers and farmer groups, formal and informal cross-border traders, CAG and VSLA members, traditional leaders and local authorities. Adenya is recorded as available for the same delivery window and will assist in the recruitment and training of additional country-based enumerators, coordinated through the national partner teams, TUPADO in Kenya, ICPDO and ROG in South Sudan, and ECC in Ethiopia, using the harmonised tools developed at inception. This role directly satisfies the ToR's explicit requirement that "the consultant will recruit and train any required research assistants/enumerators" and supports the disaggregation of data collection by sex, age and disability across the specified target groups. No gaps requiring external recruitment have been identified against the two personnel roles stated in the Terms of Reference; role coverage stands at 100 percent. Both named team members are confirmed available across the full 29 September 2026 to 15 December 2026 assignment period, aligning with the inception report deadline of 13 October, data collection completion by 31 October, draft learning paper and both draft policy briefs by 21 November, the single cross-border validation workshop on 3 December, and final deliverables by 15 December 2026.</w:t>
-      </w:r>
-    </w:p>
-    <w:p>
-      <w:r>
-        <w:br w:type="page"/>
-      </w:r>
-    </w:p>
-    <w:p>
-      <w:pPr>
-        <w:pStyle w:val="Heading1"/>
-      </w:pPr>
-      <w:r>
-        <w:t>Work Plan &amp; Timeline</w:t>
-      </w:r>
-    </w:p>
-    <w:p>
-      <w:pPr>
-        <w:pStyle w:val="Heading2"/>
-      </w:pPr>
-      <w:r>
-        <w:t>Work Plan and Implementation Schedule</w:t>
-      </w:r>
-    </w:p>
-    <w:p>
-      <w:r>
-        <w:t xml:space="preserve">Cortech Consulting Group will deliver Learning Paper 2 for SPREAD over the approximately 12-week period specified in the Terms of Reference, running from consultant on-boarding on 29 September 2026 through final deliverable submission on 15 December 2026. The assignment is structured as five sequential phases, each gated by an approval or milestone stated in the ToR, with field-level activities in South Omo, Turkana and Eastern Equatoria coordinated in parallel through the national partner teams to keep the overall schedule intact. This phase refines the case-study selection criteria, KII/FGD guides and community case-study protocol in consultation with SPREAD technical and MEAL staff, and finalises the sampling frame across peacebuilding/resilience structures, livestock, fishing, farming and cross-border trade (ICBT). Output: Inception Report, including methodology, sampling justification, work plan and ethical/risk mitigation measures, followed by an Inception Briefing with the Consortium Management Unit (CMU) and thematic leads. This phase proceeds to field data collection only once the Inception Report and tools are approved, matching the ToR's 13 October 2026 milestone. </w:t>
-      </w:r>
-      <w:r>
-        <w:rPr>
-          <w:b/>
-        </w:rPr>
-        <w:t>Phase 2: Field Data Collection (Weeks 3-5, 14 to 31 October 2026)</w:t>
-      </w:r>
-      <w:r>
-        <w:t xml:space="preserve"> Data collection is coordinated across Kenya (TUPADO), South Sudan (ICPDO, ROG) and Ethiopia (ECC) using harmonised tools to guarantee cross-country comparability. Research Assistant/Enumerator Edwin Aldrin Adenya will support recruitment and training of country-based enumerators, with KIIs and FGDs conducted with pastoralists/agro-pastoralists, fisherfolk, farmers and farmer groups, formal and informal cross-border traders, CAG and VSLA members, women- and youth-led CSOs, traditional leaders, and local/national authorities, disaggregated by sex, age and disability. Community case studies are selected in matched pairs of stronger and weaker integration sites to compare how CAGs, VSLAs, CMDRRs and observatory platforms interact with pre-existing market committees, peace committees and savings groups. This phase runs in parallel across the three countries rather than sequentially by country, closing by 31 October 2026 as fixed in the ToR. </w:t>
-      </w:r>
-      <w:r>
-        <w:rPr>
-          <w:b/>
-        </w:rPr>
-        <w:t>Phase 3: Analysis and Draft Reporting (Weeks 6-8, 1 to 21 November 2026)</w:t>
-      </w:r>
-      <w:r>
-        <w:t xml:space="preserve"> Data is cleaned, triangulated against earlier SPREAD assessments and analysed jointly with a review session with the SPREAD team to deepen understanding of findings, drawing on SPREAD's Outcome Harvesting practice. This phase runs the drafting of the learning paper and the two policy briefs in parallel: one on integration versus coordination for donors, IGAD and governments, and one on human security and regional stability for EU and Danish policymakers with onward framing for a wider public. Output: draft learning paper and both draft policy briefs, submitted to DCA by 21 November 2026 for review by the CMU and relevant thematic leads. </w:t>
-      </w:r>
-      <w:r>
-        <w:rPr>
-          <w:b/>
-        </w:rPr>
-        <w:t>Phase 4: Validation (Weeks 9-10, 22 November to 3 December 2026)</w:t>
-      </w:r>
-      <w:r>
-        <w:t xml:space="preserve"> Following DCA and CMU review comments, Cortech facilitates the single cross-border validation workshop bringing together Consortium members (TUPADO, ICPDO, ROG, ECC), IGAD and other key stakeholders from all three countries, held by 3 December 2026 as specified in the ToR. </w:t>
-      </w:r>
-      <w:r>
-        <w:rPr>
-          <w:b/>
-        </w:rPr>
-        <w:t>Phase 5: Finalisation and Delivery (Weeks 11-12, 4 to 15 December 2026)</w:t>
-      </w:r>
-      <w:r>
-        <w:t xml:space="preserve"> Validation feedback is incorporated into the final learning paper with SMART, evidence-based recommendations on integration versus coordination, both final policy briefs, anonymised case-study files and cleaned raw data, the executive management summary and summary PowerPoint, concluding with a facilitated results presentation and learning session with DCA and consortium partners, all delivered by 15 December 2026.</w:t>
-      </w:r>
-    </w:p>
-    <w:p>
-      <w:pPr>
-        <w:pStyle w:val="Heading3"/>
-      </w:pPr>
-      <w:r>
-        <w:t>Sequencing Note</w:t>
-      </w:r>
-    </w:p>
-    <w:p>
-      <w:r>
-        <w:t>Inception, analysis/drafting, and finalisation are sequential and gated by DCA/CMU approval, in line with the ToR requirement that field work begin only after tool approval. Within Phase 2, the three-country field programmes run in parallel under harmonised protocols, and within Phase 3, the learning paper and both policy briefs are drafted concurrently by the same evidence base to keep their distinct audiences and messaging aligned without delaying either output.</w:t>
-      </w:r>
-    </w:p>
-    <w:p>
-      <w:pPr>
-        <w:pStyle w:val="Heading3"/>
-      </w:pPr>
-      <w:r>
-        <w:t>Gantt Chart</w:t>
-      </w:r>
-    </w:p>
-    <w:tbl>
-      <w:tblPr>
-        <w:tblStyle w:val="TableGrid"/>
-        <w:tblW w:type="auto" w:w="0"/>
-        <w:tblLook w:firstColumn="1" w:firstRow="1" w:lastColumn="0" w:lastRow="0" w:noHBand="0" w:noVBand="1" w:val="04A0"/>
-      </w:tblPr>
-      <w:tblGrid>
-        <w:gridCol w:w="617"/>
-        <w:gridCol w:w="617"/>
-        <w:gridCol w:w="617"/>
-        <w:gridCol w:w="617"/>
-        <w:gridCol w:w="617"/>
-        <w:gridCol w:w="617"/>
-        <w:gridCol w:w="617"/>
-        <w:gridCol w:w="617"/>
-        <w:gridCol w:w="617"/>
-        <w:gridCol w:w="617"/>
-        <w:gridCol w:w="617"/>
-        <w:gridCol w:w="617"/>
-        <w:gridCol w:w="617"/>
-        <w:gridCol w:w="617"/>
-      </w:tblGrid>
-      <w:tr>
-        <w:tc>
-          <w:tcPr>
-            <w:tcW w:type="dxa" w:w="617"/>
-          </w:tcPr>
-          <w:p>
-            <w:r>
-              <w:rPr>
-                <w:b/>
-              </w:rPr>
-            </w:r>
-            <w:r>
-              <w:rPr>
-                <w:b/>
-              </w:rPr>
-              <w:t>Phase</w:t>
-            </w:r>
-          </w:p>
-        </w:tc>
-        <w:tc>
-          <w:tcPr>
-            <w:tcW w:type="dxa" w:w="617"/>
-          </w:tcPr>
-          <w:p>
-            <w:r>
-              <w:rPr>
-                <w:b/>
-              </w:rPr>
-            </w:r>
-            <w:r>
-              <w:rPr>
-                <w:b/>
-              </w:rPr>
-              <w:t>Activity</w:t>
-            </w:r>
-          </w:p>
-        </w:tc>
-        <w:tc>
-          <w:tcPr>
-            <w:tcW w:type="dxa" w:w="617"/>
-          </w:tcPr>
-          <w:p>
-            <w:r>
-              <w:rPr>
-                <w:b/>
-              </w:rPr>
-            </w:r>
-            <w:r>
-              <w:rPr>
-                <w:b/>
-              </w:rPr>
-              <w:t>Wk1</w:t>
-            </w:r>
-          </w:p>
-        </w:tc>
-        <w:tc>
-          <w:tcPr>
-            <w:tcW w:type="dxa" w:w="617"/>
-          </w:tcPr>
-          <w:p>
-            <w:r>
-              <w:rPr>
-                <w:b/>
-              </w:rPr>
-            </w:r>
-            <w:r>
-              <w:rPr>
-                <w:b/>
-              </w:rPr>
-              <w:t>Wk2</w:t>
-            </w:r>
-          </w:p>
-        </w:tc>
-        <w:tc>
-          <w:tcPr>
-            <w:tcW w:type="dxa" w:w="617"/>
-          </w:tcPr>
-          <w:p>
-            <w:r>
-              <w:rPr>
-                <w:b/>
-              </w:rPr>
-            </w:r>
-            <w:r>
-              <w:rPr>
-                <w:b/>
-              </w:rPr>
-              <w:t>Wk3</w:t>
-            </w:r>
-          </w:p>
-        </w:tc>
-        <w:tc>
-          <w:tcPr>
-            <w:tcW w:type="dxa" w:w="617"/>
-          </w:tcPr>
-          <w:p>
-            <w:r>
-              <w:rPr>
-                <w:b/>
-              </w:rPr>
-            </w:r>
-            <w:r>
-              <w:rPr>
-                <w:b/>
-              </w:rPr>
-              <w:t>Wk4</w:t>
-            </w:r>
-          </w:p>
-        </w:tc>
-        <w:tc>
-          <w:tcPr>
-            <w:tcW w:type="dxa" w:w="617"/>
-          </w:tcPr>
-          <w:p>
-            <w:r>
-              <w:rPr>
-                <w:b/>
-              </w:rPr>
-            </w:r>
-            <w:r>
-              <w:rPr>
-                <w:b/>
-              </w:rPr>
-              <w:t>Wk5</w:t>
-            </w:r>
-          </w:p>
-        </w:tc>
-        <w:tc>
-          <w:tcPr>
-            <w:tcW w:type="dxa" w:w="617"/>
-          </w:tcPr>
-          <w:p>
-            <w:r>
-              <w:rPr>
-                <w:b/>
-              </w:rPr>
-            </w:r>
-            <w:r>
-              <w:rPr>
-                <w:b/>
-              </w:rPr>
-              <w:t>Wk6</w:t>
-            </w:r>
-          </w:p>
-        </w:tc>
-        <w:tc>
-          <w:tcPr>
-            <w:tcW w:type="dxa" w:w="617"/>
-          </w:tcPr>
-          <w:p>
-            <w:r>
-              <w:rPr>
-                <w:b/>
-              </w:rPr>
-            </w:r>
-            <w:r>
-              <w:rPr>
-                <w:b/>
-              </w:rPr>
-              <w:t>Wk7</w:t>
-            </w:r>
-          </w:p>
-        </w:tc>
-        <w:tc>
-          <w:tcPr>
-            <w:tcW w:type="dxa" w:w="617"/>
-          </w:tcPr>
-          <w:p>
-            <w:r>
-              <w:rPr>
-                <w:b/>
-              </w:rPr>
-            </w:r>
-            <w:r>
-              <w:rPr>
-                <w:b/>
-              </w:rPr>
-              <w:t>Wk8</w:t>
-            </w:r>
-          </w:p>
-        </w:tc>
-        <w:tc>
-          <w:tcPr>
-            <w:tcW w:type="dxa" w:w="617"/>
-          </w:tcPr>
-          <w:p>
-            <w:r>
-              <w:rPr>
-                <w:b/>
-              </w:rPr>
-            </w:r>
-            <w:r>
-              <w:rPr>
-                <w:b/>
-              </w:rPr>
-              <w:t>Wk9</w:t>
-            </w:r>
-          </w:p>
-        </w:tc>
-        <w:tc>
-          <w:tcPr>
-            <w:tcW w:type="dxa" w:w="617"/>
-          </w:tcPr>
-          <w:p>
-            <w:r>
-              <w:rPr>
-                <w:b/>
-              </w:rPr>
-            </w:r>
-            <w:r>
-              <w:rPr>
-                <w:b/>
-              </w:rPr>
-              <w:t>Wk10</w:t>
-            </w:r>
-          </w:p>
-        </w:tc>
-        <w:tc>
-          <w:tcPr>
-            <w:tcW w:type="dxa" w:w="617"/>
-          </w:tcPr>
-          <w:p>
-            <w:r>
-              <w:rPr>
-                <w:b/>
-              </w:rPr>
-            </w:r>
-            <w:r>
-              <w:rPr>
-                <w:b/>
-              </w:rPr>
-              <w:t>Wk11</w:t>
-            </w:r>
-          </w:p>
-        </w:tc>
-        <w:tc>
-          <w:tcPr>
-            <w:tcW w:type="dxa" w:w="617"/>
-          </w:tcPr>
-          <w:p>
-            <w:r>
-              <w:rPr>
-                <w:b/>
-              </w:rPr>
-            </w:r>
-            <w:r>
-              <w:rPr>
-                <w:b/>
-              </w:rPr>
-              <w:t>Wk12</w:t>
-            </w:r>
-          </w:p>
-        </w:tc>
-      </w:tr>
-    </w:tbl>
-    <w:p>
-      <w:r>
-        <w:t>| 1. Inception | Desk review (baseline, MTR, DCA guidance) | X | X | | | | | | | | | | | | 1. Inception | Tool/protocol design and sampling frame | X | X | | | | | | | | | | | | 1. Inception | Inception Report submission and approval | | X | | | | | | | | | | | | 1. Inception | Inception briefing with CMU/thematic leads | | X | | | | | | | | | | | | 2. Field Data Collection | Enumerator recruitment/training (3 countries) | | | X | | | | | | | | | | | 2. Field Data Collection | KIIs/FGDs, case studies (Turkana, South Omo, Eastern Equatoria) | | | X | X | X | | | | | | | | | 2. Field Data Collection | Data quality checks and coordination via TUPADO/ICPDO/ROG/ECC | | | X | X | X | | | | | | | | | 3. Analysis &amp; Drafting | Data cleaning, triangulation, SPREAD review session | | | | | | X | X | | | | | | | 3. Analysis &amp; Drafting | Draft learning paper | | | | | | X | X | X | | | | | | 3. Analysis &amp; Drafting | Draft policy brief (integration/coordination) | | | | | | X | X | X | | | | | | 3. Analysis &amp; Drafting | Draft policy brief (human security/stability) | | | | | | X | X | X | | | | | | 4. Validation | CMU/DCA review of drafts | | | | | | | | | X | | | | | 4. Validation | Cross-border validation workshop | | | | | | | | | | X | | | | 5. Finalisation | Incorporate feedback into final outputs | | | | | | | | | | X | X | | | 5. Finalisation | Final learning paper and both policy briefs | | | | | | | | | | | X | X | | 5. Finalisation | Executive summary, PowerPoint, results session | | | | | | | | | | | | X |</w:t>
+        <w:t>Cortech will attach the signed attestation within Annex 2 confirming that Cortech Consulting Group is not bankrupt or being wound up, has no unpaid tax or social security obligations, has not been convicted of professional misconduct, fraud or corruption, has not been found in serious breach of a prior contract with a Contracting Authority or the European Union, and is not involved in or supportive of terrorism or sanctioned entities. [HUMAN ACTION REQUIRED]: wet-ink signature and date on the eligibility attestation section of Annex 2, by the authorised signatory of Cortech Consulting Group.</w:t>
       </w:r>
     </w:p>
     <w:p>

--- a/output/proposals/Consultancy to Develop Learning Paper 2 for SPREAD- Integrat.docx
+++ b/output/proposals/Consultancy to Develop Learning Paper 2 for SPREAD- Integrat.docx
@@ -52,7 +52,7 @@
         <w:br/>
       </w:r>
       <w:r>
-        <w:t>Date: 14 September 2026</w:t>
+        <w:t>Date: 15 September 2026</w:t>
       </w:r>
     </w:p>
     <w:p>
@@ -78,40 +78,50 @@
         <w:pStyle w:val="Heading1"/>
       </w:pPr>
       <w:r>
-        <w:t>Technical proposal summarizing previous related experience, understanding of the TOR, key research questions, methodology and tools to be used</w:t>
+        <w:t>Suitability Statement</w:t>
       </w:r>
     </w:p>
     <w:p>
       <w:r>
-        <w:t>METHODOLOGY</w:t>
-      </w:r>
-    </w:p>
-    <w:p>
-      <w:pPr>
-        <w:pStyle w:val="ListNumber"/>
-      </w:pPr>
-      <w:r>
-        <w:t>Overall Approach</w:t>
+        <w:rPr>
+          <w:b/>
+        </w:rPr>
+        <w:t>Suitability Statement</w:t>
       </w:r>
     </w:p>
     <w:p>
       <w:r>
-        <w:t>Cortech Consulting Group proposes a learning-focused, mixed-methods design that treats "integration" as the central unit of analysis, not a background descriptor. SPREAD is now in its third year of implementation and moving toward its concluding phase; the assignment is therefore not a standard evaluation of outputs but a structured process of extracting operational meaning from three years of programme experience across Turkana/Kenya, South Omo/Ethiopia and Eastern Equatoria/South Sudan, the Karamoja Cluster cross-border zone. The methodology is designed to answer directly what the Terms of Reference itself asks: what integration has meant operationally in SPREAD's design and inception, when it has added value beyond the sum of Peacebuilding, Livelihoods, Climate Resilience and Disaster Risk Reduction (DRR) delivered in parallel, what trade-offs this has produced, and what this implies for future funding and programming models. The design combines document-based reconstruction of SPREAD's integration logic with field-based testing of that logic against lived community experience. It builds explicitly on SPREAD's existing Outcome Harvesting practice rather than introducing a parallel evaluative framework, and it is structured around community case studies that will deliberately include both stronger and weaker examples of integration, as required by the ToR, so that the paper can explain contextual variation rather than assert a single success narrative. The methodology is anchored on four analytical moves that map directly to the six proposed key learning questions: (i) establishing a shared operational definition of integration through desk review and stakeholder engagement; (ii) mapping sequencing patterns, including whether peace preceded livelihood investment, whether economic cooperation opened space for dialogue, or whether natural-resource agreements preceded irrigation or agricultural investment; (iii) surfacing challenges and trade-offs, including the relationship between livelihoods diversification and reduced pressure on natural resources; and (iv) assessing how communities relate to SPREAD-introduced structures, Community Action Groups (CAGs), Village Savings and Loan Associations (VSLAs), micro-grants and early warning systems, alongside pre-existing structures such as market committees, peace committees and savings groups. 2. Phase-by-Phase Breakdown</w:t>
+        <w:t>DanChurchAid Kenya Attn: Koech Bryan, Contact Person Email: kecotenders@dca.dk</w:t>
       </w:r>
     </w:p>
     <w:p>
       <w:r>
-        <w:t>Phase 1, Inception (weeks 1 to 2, targeting the 13 October 2026 milestone). This review will produce a working operational definition of integration and a first map of sequencing hypotheses to be tested in the field. In parallel, the consultant will develop case-study selection criteria, KII and FGD guides, and a community case-study protocol in consultation with SPREAD technical and MEAL staff, satisfying Expected Task 2 of the ToR. All instruments will be piloted in KoboToolbox before use. Phase 2, Field Data Collection (October, through 31 October 2026). Data collection will be coordinated across the three countries through the national partner teams, TUPADO in Kenya, ICPDO and ROG in South Sudan, and ECC in Ethiopia, using harmonised Kobo tools to preserve cross-country comparability. Edwin Aldrin Adenya, supported by locally recruited research assistants trained by the Lead Consultant, will support enumeration and FGD/KII facilitation in line with the ToR's administrative provision that the consultant recruit and train research assistants directly. Phase 3, Analysis and Quality Review (early to mid-November 2026). Qualitative data (KII and FGD transcripts, case-study narratives) will be coded in NVivo against a codebook built around the four analytical moves above. Quantitative and ranking-exercise data will be cleaned and analysed in SPSS, disaggregated by sex, age and disability. A dedicated review session with the SPREAD team, satisfying Expected Task 4, will be held to deepen understanding of emerging findings before drafting begins. Phase 4, Reporting and Validation (21 November to 15 December 2026). A draft learning paper and draft policy briefs will be prepared and discussed with the Consortium Management Unit (CMU) and relevant thematic leads, followed by a single cross-border validation workshop bringing together Consortium members, IGAD and other stakeholders, and a final revision cycle incorporating validation feedback. 3. Method by Deliverable</w:t>
+        <w:t>Date: 24 September 2026</w:t>
       </w:r>
     </w:p>
     <w:p>
       <w:r>
-        <w:t>Inception Report (13 October 2026). Instrument: structured desk review matrix plus draft KII/FGD guides and case-study protocol. Respondents: SPREAD CMU and thematic leads (consultation only, no primary data). Output: inception report covering desk review findings, methodology, case-study selection criteria, data collection tools, work plan and ethical/risk mitigation measures, presented at an inception briefing. Field Data Collection. Instruments: KIIs with traditional leaders, local and national authorities, and private-sector actors; FGDs with CAG and VSLA members, farmers and farmer groups, fisherfolk, and women- and youth-led CSOs; participatory ranking exercises with mixed and women/youth-led markets. Sampling will span all three countries and cover peacebuilding and resilience structures, livestock, fishing, farming and formal and informal cross-border trade (ICBT). Output: cleaned Kobo datasets and case-study narrative files per country. Draft and Final Learning Paper. Instrument: triangulated analysis across NVivo-coded qualitative data, SPSS-analysed ranking and disaggregated data, and the Phase 1 desk review, structured around the six key learning questions. Output: draft learning paper (21 November 2026) and final learning paper with SMART, evidence-based recommendations on integration versus coordination (15 December 2026). Policy Briefs. Two distinct products, as specified in the ToR: a concise general policy brief on integration for donors, IGAD and governments, and a separate 4 to 8 page brief targeted at EU, Danish and IGAD policymakers on how the integrated approach contributes to human security and stability. Instrument: synthesis of validated findings into audience-specific recommendations. Output: draft versions (21 November 2026), finalised after the validation workshop (15 December 2026). Cross-Border Validation Workshop. Instrument: single facilitated workshop with structured feedback capture. Respondents: Consortium members (TUPADO, ICPDO, ROG, ECC), IGAD and other stakeholders. Output: validated findings feeding the final report, by 3 December 2026. Case-Study Files, Executive Summary, PowerPoint and Learning Session. Instruments: anonymised data export, 2 to 4 page executive summary drafting, and a facilitated presentation. Output: all delivered by 15 December 2026, closing with a facilitated results presentation and learning session with DCA and Consortium partners. 4. Quantitative outputs will be cross-checked in SPSS against the sampling frame to confirm coverage across all three countries and all named livelihood sectors before analysis proceeds. Qualitative coding in NVivo will follow a shared codebook applied consistently across country teams to preserve comparability, with a second coder cross-check on a sample of transcripts. Findings will be triangulated against the SPREAD baseline (2024) and MTR (2025) to identify convergence and divergence over time, and any methodological limitations, including access constraints in South Sudan and Ethiopia, will be stated transparently in the final report rather than concealed. 5. Ethical Considerations</w:t>
+        <w:t>Reference: DCA/NBI/10/09/2026-2</w:t>
       </w:r>
     </w:p>
     <w:p>
       <w:r>
-        <w:t>Fieldwork will follow conflict-sensitive and GESI-sensitive protocols appropriate to cross-border, pastoralist and conflict-affected settings. Informed consent will be obtained from all KII and FGD participants, with particular attention to power dynamics between traditional leaders, local authorities and community members. Data will be disaggregated by sex, age and disability throughout, and case-study files and raw data will be anonymised before annexing to the final report. In accordance with Article 6 of the General Terms and Conditions for Service Contracts, no findings, project particulars or draft outputs will be published or publicly disclosed without DCA's prior written consent, and the consultant will operate under DCA's confidentiality and approval protocols throughout the assignment.</w:t>
+        <w:t>Subject: Consultancy to Develop Learning Paper 2 for SPREAD- Integrating Peacebuilding, Livelihoods, Climate Resilience and Disaster Risk Reduction</w:t>
+      </w:r>
+    </w:p>
+    <w:p>
+      <w:r>
+        <w:t>Dear Mr. Koech,</w:t>
+      </w:r>
+    </w:p>
+    <w:p>
+      <w:r>
+        <w:t>Cortech Consulting Group submits this Suitability Statement in response to Request for Proposal reference DCA/NBI/10/09/2026-2, for the Consultancy to Develop Learning Paper 2 for SPREAD- Integrating Peacebuilding, Livelihoods, Climate Resilience and Disaster Risk Reduction. We understand that DanChurchAid Kenya, together with TUPADO (Kenya), ROG and ICPDO (South Sudan) and ECC (Ethiopia), is implementing the European Union-funded SPREAD programme across the cross-border sites of South Omo/Ethiopia, Turkana/Kenya and Eastern Equatoria/South Sudan, and that as SPREAD approaches the end of its 42-month, third-year concluding phase, DCA requires a learning paper that documents what integration has meant operationally across peacebuilding, livelihoods, climate resilience and Disaster Risk Reduction components, when it has added value beyond siloed delivery, and what this implies for future programming and financing models. We further understand that the assignment must engage pastoralists/agro-pastoralists, fisherfolk, women-led and youth-led CSOs, traditional leaders, Community Action Group (CAG) and Village Savings and Loan Association (VSLA) members, local and national authorities and the private sector, and must culminate in a final learning paper with SMART, evidence-based recommendations on integration versus coordination, two distinct policy briefs, and a cross-border validation workshop bringing together stakeholders from all three countries. Cortech Consulting Group is a Nairobi-headquartered consulting firm, also present in Mogadishu and London, with a decade-plus record of monitoring, evaluation and learning, research and documentation, and climate resilience and Disaster Risk Reduction assignments across Kenya, Somalia and Ethiopia. Our proposed methodology, detailed in the accompanying Technical Proposal, is built directly on the ToR's own architecture: it responds to each of the six stated assignment objectives and each of the six proposed key learning questions, is anchored in SPREAD's existing Outcome Harvesting practice and the Year 3/MTR reflection workshop outputs, and proposes case-study selection criteria that deliberately contrast stronger and weaker examples of integration across the three named sites. This directly addresses the evaluation criterion on whether the Terms of Reference have been addressed in sufficient detail, weighted at 20 percent, and the criterion on methodological clarity and sampling adequacy, weighted at a further 20 percent of the technical score. Our relevant experience includes the Research and Learning assignment for the Pathway to Prosperity Programme in Turkana West, Kenya, completed for Danish Refugee Council in 2025, which required OECD/DAC-anchored evaluation of livelihoods, food security and resilience interventions in the same Turkana geography named in this ToR. We have also delivered the Consultancy to Develop a CEWARN Regional Strategy Framework for Integrating Climate Security into National Peace and Security Policies for the IGAD Secretariat in 2024, spanning Kenya, Ethiopia, Sudan, South Sudan and Uganda, which required precisely the cross-border, multi-country coordination and engagement with IGAD that this assignment demands. Our Endline Evaluation of "Promoting the Resilience and Peaceful Co-existence of Communities Affected by the Climate Crisis" for the Lutheran World Federation, currently underway in Somalia, applies a systems-thinking, humanitarian-development-peace nexus evaluation lens to peacebuilding, livelihoods and climate resilience components delivered as one package rather than as parallel activities, directly comparable to SPREAD's integrated design logic [NOT VERIFIED]. Our Documentation of Best Practices and Lessons Learnt under the Green Skills for Sustainable Employment Opportunities Intervention in Baidoa, Somalia, for GREDO under DANIDA funding, evidences our capacity to convert field evidence into a learning product for a Danish donor audience, combining rigorous mixed-methods research with clear, decision-oriented writing. These four assignments, taken together, speak directly to the evaluation criterion on organisational specialised knowledge and experience in the field of the assignment and the selected region. For this assignment, Cortech proposes Mugove Kwashirai Chakurira as Lead Consultant/Researcher, tasked with leading the assignment from inception through final reporting in line with the ToR's requirement, and Akama Maiko Erick in a research support capacity aligned with the ToR's provision for the consultant to recruit, train and manage research assistants and enumerators across the three country sites. Full CVs, evidencing academic qualifications and prior assignment experience against Criterion 1 and Criterion 2 of the technical evaluation, are attached as required. Cortech is a registered company in Kenya and licensed to operate in Somalia; for the Ethiopia and South Sudan components of this assignment, we will operate through our established East Africa network and the named national partner organisations, TUPADO, ICPDO, ROG and ECC, to ensure lawful and coordinated in-country delivery, consistent with the ToR's cross-border coordination mechanism. We confirm that this submission complies with the RFP's stated requirements: the Suitability Statement and CVs of lead researchers within the three-page limit, the Technical Proposal within five pages, the one-page Work-Plan, the one-page Financial Proposal submitted under separate cover, contacts of three organisations for similar assignments, links to at least three previous related assignments, and the duly completed and signed Proposal Submission Form at Annex 2. We certify our willingness to comply with the Code of Conduct for Contractors at Annex 4 and to attest to the eligibility criteria at Article 33 of the General Terms and Conditions for Service Contracts. We remain available throughout the evaluation period, including for interview should DanChurchAid Kenya wish to call substantially responsive candidates, and for any clarification the Contracting Authority may require before the closing date of 24 September 2026, 17:00 hours EAT. Yours sincerely,</w:t>
+      </w:r>
+    </w:p>
+    <w:p>
+      <w:r>
+        <w:t>Daud Hussein Ibrahim Director Cortech Consulting Group</w:t>
       </w:r>
     </w:p>
     <w:p>
@@ -124,7 +134,7 @@
         <w:pStyle w:val="Heading1"/>
       </w:pPr>
       <w:r>
-        <w:t>Work-plan indicating the activity schedule</w:t>
+        <w:t>Summary of previous related experience</w:t>
       </w:r>
     </w:p>
     <w:p>
@@ -132,12 +142,12 @@
         <w:pStyle w:val="Heading2"/>
       </w:pPr>
       <w:r>
-        <w:t>Narrative</w:t>
+        <w:t>ORGANISATIONAL PROFILE</w:t>
       </w:r>
     </w:p>
     <w:p>
       <w:r>
-        <w:t>Cortech Consulting Group will deliver the SPREAD Learning Paper 2 assignment over the 12-week period specified in the Terms of Reference, from on-boarding on 29 September 2026 through submission of the final learning paper and policy briefs on 15 December 2026. The work plan is sequenced around the fixed dates the Terms of Reference set: inception report and tools approved by 13 October 2026, data collection to 31 October 2026, draft report to DCA by 21 November 2026, cross-border validation workshop by 3 December 2026, and final report and policy briefs by 15 December 2026. Lead Consultant Mugove Kwashirai Chakurira will hold overall responsibility for methodology, analysis and reporting, reporting to the Project Consortium Manager with technical oversight from the SPREAD thematic leads and MEAL team. Research Assistant Edwin Aldrin Adenya will support field enumeration and, per the administrative provisions of the Terms of Reference, the consultant will recruit and train additional local research assistants for Turkana/Kenya, South Omo/Ethiopia and Eastern Equatoria/South Sudan, coordinated through TUPADO (Kenya), ICPDO and ROG (South Sudan) and ECC (Ethiopia) using harmonised tools to ensure cross-country comparability.</w:t>
+        <w:t>Cortech Consulting Group is an international development consulting firm founded in 2015, with registered offices in Nairobi (Kenya), Mogadishu (Somalia) and London (United Kingdom). The firm is a registered company in Kenya, licensed to operate in Somalia, and a registered company in the United Kingdom; Cortech is ISO certified and maintains child safeguarding and PSEA policies in force. Cortech's primary geographic focus is Somalia, Kenya and Ethiopia, with secondary presence extending to Sudan, South Sudan, Uganda, Tanzania, Malawi and Djibouti, giving the firm continuous operational reach across all three SPREAD countries: Kenya, Ethiopia and South Sudan. Cortech's core thematic areas include Monitoring, Evaluation and Learning; Research, Assessment and Documentation; Community Engagement and Participatory Research; Urban Resilience and Climate Adaptation; Refugee/Displacement and Protection Programming; Livelihoods and Economic Inclusion; and Policy Analysis and Advocacy, which together span the peacebuilding, livelihoods, climate resilience and Disaster Risk Reduction components this assignment requires DCA to examine as an integrated whole rather than as siloed sectors. The firm's tools and methodologies include KoboToolbox, SPSS, NVivo, Python/R, QGIS, OECD DAC evaluation criteria and Participatory Action Research, supporting the mixed-methods design (KIIs, FGDs, participatory ranking, data triangulation, disaggregation by sex, age and disability) that the SPREAD ToR specifies. Cortech has worked with the Danish Refugee Council, IGAD, CEWARN, UNDP, UNICEF, Save the Children Somalia Country Office and other institutional clients on assignments spanning conflict-affected borderland settings, refugee and IDP contexts, and multi-sector nexus programming. This places the firm directly against the requirement, stated in the ToR's Expected Qualifications, for "demonstrated experience in conducting research and learning assignments involving complex multi-sector programming, with the ability to assess linkages and synergies across peacebuilding, livelihoods, climate resilience and DRR interventions." Cortech's bilingual team (English, Somali, Swahili, with Arabic and French capacity) and rapid mobilisation model support fieldwork across dispersed, cross-border sites of the kind SPREAD requires in South Omo/Ethiopia, Turkana/Kenya and Eastern Equatoria/South Sudan. Cortech's distinguishing position for this assignment is the combination of prior IGAD-facing regional policy work, prior climate-resilience-and-peacebuilding nexus evaluation, and continuous East African field presence, rather than any single credential in isolation.</w:t>
       </w:r>
     </w:p>
     <w:p>
@@ -145,2009 +155,7 @@
         <w:pStyle w:val="Heading2"/>
       </w:pPr>
       <w:r>
-        <w:t>Phase Breakdown</w:t>
-      </w:r>
-    </w:p>
-    <w:p>
-      <w:r>
-        <w:rPr>
-          <w:b/>
-        </w:rPr>
-        <w:t>Phase 1: Inception (Week 1-2, 29 September to 13 October 2026).</w:t>
-      </w:r>
-      <w:r>
-        <w:t xml:space="preserve"> Desk review of the SPREAD baseline report (2024), Mid-Term Review (2025), Year 3/MTR reflection workshop outputs, DCA's Conflict Prevention and Social Cohesion Action Guides, the Social Cohesion Index tool, and DCA's resilience, climate adaptation, DRR and Market Systems Development guidance. Development of case-study selection criteria, KII/FGD guides and the community case-study protocol in consultation with SPREAD technical and MEAL staff. Output: inception report covering desk review findings, methodology, sampling, tools, work plan and ethical/risk mitigation measures, presented at an inception briefing with the Consortium Management Unit (CMU) and thematic leads. </w:t>
-      </w:r>
-      <w:r>
-        <w:rPr>
-          <w:b/>
-        </w:rPr>
-        <w:t>Phase 2: Field Data Collection (Week 3-5, 14 to 31 October 2026).</w:t>
-      </w:r>
-      <w:r>
-        <w:t xml:space="preserve"> Direct engagement with pastoralists/agro-pastoralists, fisherfolk, women- and youth-led CSOs, traditional leaders, local and national authorities, Community Action Group (CAG) and Village Savings and Loan Association (VSLA) members across all three countries, sequenced through TUPADO, ICPDO/ROG and ECC. Output: completed KIIs, FGDs, participatory ranking exercises and community case studies covering livestock, fishing, farming and informal cross-border trade (ICBT), disaggregated by sex, age and disability. </w:t>
-      </w:r>
-      <w:r>
-        <w:rPr>
-          <w:b/>
-        </w:rPr>
-        <w:t>Phase 3: Analysis and Draft Reporting (Week 6-8, 1 to 21 November 2026).</w:t>
-      </w:r>
-      <w:r>
-        <w:t xml:space="preserve"> Data cleaning, triangulation against SPREAD baseline and MTR findings, and a review session with the SPREAD team to deepen understanding of findings. Output: draft learning paper and draft policy briefs (general integration brief and the human security/stability brief) submitted to DCA by 21 November 2026. </w:t>
-      </w:r>
-      <w:r>
-        <w:rPr>
-          <w:b/>
-        </w:rPr>
-        <w:t>Phase 4: Validation (Week 9, 22 November to 3 December 2026).</w:t>
-      </w:r>
-      <w:r>
-        <w:t xml:space="preserve"> Preparation and circulation of validation materials, followed by the single cross-border validation workshop with Consortium members, IGAD and other stakeholders. Output: validation workshop proceedings and feedback log. </w:t>
-      </w:r>
-      <w:r>
-        <w:rPr>
-          <w:b/>
-        </w:rPr>
-        <w:t>Phase 5: Finalization and Dissemination (Week 10-12, 4 to 15 December 2026).</w:t>
-      </w:r>
-      <w:r>
-        <w:t xml:space="preserve"> Incorporation of validation feedback into the final learning paper, both policy briefs, executive management summary, summary PowerPoint, and anonymised case-study files and cleaned raw data. Output: final deliverables submitted by 15 December 2026, followed by the facilitated results presentation and learning session with DCA and consortium partners.</w:t>
-      </w:r>
-    </w:p>
-    <w:p>
-      <w:pPr>
-        <w:pStyle w:val="Heading2"/>
-      </w:pPr>
-      <w:r>
-        <w:t>Parallel vs Sequential Activities</w:t>
-      </w:r>
-    </w:p>
-    <w:p>
-      <w:r>
-        <w:t>Inception, data collection, drafting and validation are sequential and gated: data collection begins only once the inception report and tools are approved (13 October), and validation begins only once the draft report is submitted (21 November). Within Phase 2, data collection in Kenya, Ethiopia and South Sudan runs in parallel through the three national partner teams to meet the 31 October deadline. Within Phase 5, drafting of the two policy briefs, the executive summary and the PowerPoint proceeds in parallel once validation feedback is received, converging on the single 15 December submission.</w:t>
-      </w:r>
-    </w:p>
-    <w:p>
-      <w:pPr>
-        <w:pStyle w:val="Heading2"/>
-      </w:pPr>
-      <w:r>
-        <w:t>Gantt Chart</w:t>
-      </w:r>
-    </w:p>
-    <w:tbl>
-      <w:tblPr>
-        <w:tblStyle w:val="TableGrid"/>
-        <w:tblW w:type="auto" w:w="0"/>
-        <w:tblLook w:firstColumn="1" w:firstRow="1" w:lastColumn="0" w:lastRow="0" w:noHBand="0" w:noVBand="1" w:val="04A0"/>
-      </w:tblPr>
-      <w:tblGrid>
-        <w:gridCol w:w="785"/>
-        <w:gridCol w:w="785"/>
-        <w:gridCol w:w="785"/>
-        <w:gridCol w:w="785"/>
-        <w:gridCol w:w="785"/>
-        <w:gridCol w:w="785"/>
-        <w:gridCol w:w="785"/>
-        <w:gridCol w:w="785"/>
-        <w:gridCol w:w="785"/>
-        <w:gridCol w:w="785"/>
-        <w:gridCol w:w="785"/>
-      </w:tblGrid>
-      <w:tr>
-        <w:tc>
-          <w:tcPr>
-            <w:tcW w:type="dxa" w:w="785"/>
-          </w:tcPr>
-          <w:p>
-            <w:r>
-              <w:rPr>
-                <w:b/>
-              </w:rPr>
-            </w:r>
-            <w:r>
-              <w:rPr>
-                <w:b/>
-              </w:rPr>
-              <w:t>Activity</w:t>
-            </w:r>
-          </w:p>
-        </w:tc>
-        <w:tc>
-          <w:tcPr>
-            <w:tcW w:type="dxa" w:w="785"/>
-          </w:tcPr>
-          <w:p>
-            <w:r>
-              <w:rPr>
-                <w:b/>
-              </w:rPr>
-            </w:r>
-            <w:r>
-              <w:rPr>
-                <w:b/>
-              </w:rPr>
-              <w:t>Wk1 (29Sep-5Oct)</w:t>
-            </w:r>
-          </w:p>
-        </w:tc>
-        <w:tc>
-          <w:tcPr>
-            <w:tcW w:type="dxa" w:w="785"/>
-          </w:tcPr>
-          <w:p>
-            <w:r>
-              <w:rPr>
-                <w:b/>
-              </w:rPr>
-            </w:r>
-            <w:r>
-              <w:rPr>
-                <w:b/>
-              </w:rPr>
-              <w:t>Wk2 (6-13Oct)</w:t>
-            </w:r>
-          </w:p>
-        </w:tc>
-        <w:tc>
-          <w:tcPr>
-            <w:tcW w:type="dxa" w:w="785"/>
-          </w:tcPr>
-          <w:p>
-            <w:r>
-              <w:rPr>
-                <w:b/>
-              </w:rPr>
-            </w:r>
-            <w:r>
-              <w:rPr>
-                <w:b/>
-              </w:rPr>
-              <w:t>Wk3 (14-20Oct)</w:t>
-            </w:r>
-          </w:p>
-        </w:tc>
-        <w:tc>
-          <w:tcPr>
-            <w:tcW w:type="dxa" w:w="785"/>
-          </w:tcPr>
-          <w:p>
-            <w:r>
-              <w:rPr>
-                <w:b/>
-              </w:rPr>
-            </w:r>
-            <w:r>
-              <w:rPr>
-                <w:b/>
-              </w:rPr>
-              <w:t>Wk4 (21-27Oct)</w:t>
-            </w:r>
-          </w:p>
-        </w:tc>
-        <w:tc>
-          <w:tcPr>
-            <w:tcW w:type="dxa" w:w="785"/>
-          </w:tcPr>
-          <w:p>
-            <w:r>
-              <w:rPr>
-                <w:b/>
-              </w:rPr>
-            </w:r>
-            <w:r>
-              <w:rPr>
-                <w:b/>
-              </w:rPr>
-              <w:t>Wk5 (28-31Oct)</w:t>
-            </w:r>
-          </w:p>
-        </w:tc>
-        <w:tc>
-          <w:tcPr>
-            <w:tcW w:type="dxa" w:w="785"/>
-          </w:tcPr>
-          <w:p>
-            <w:r>
-              <w:rPr>
-                <w:b/>
-              </w:rPr>
-            </w:r>
-            <w:r>
-              <w:rPr>
-                <w:b/>
-              </w:rPr>
-              <w:t>Wk6-7 (1-14Nov)</w:t>
-            </w:r>
-          </w:p>
-        </w:tc>
-        <w:tc>
-          <w:tcPr>
-            <w:tcW w:type="dxa" w:w="785"/>
-          </w:tcPr>
-          <w:p>
-            <w:r>
-              <w:rPr>
-                <w:b/>
-              </w:rPr>
-            </w:r>
-            <w:r>
-              <w:rPr>
-                <w:b/>
-              </w:rPr>
-              <w:t>Wk8 (15-21Nov)</w:t>
-            </w:r>
-          </w:p>
-        </w:tc>
-        <w:tc>
-          <w:tcPr>
-            <w:tcW w:type="dxa" w:w="785"/>
-          </w:tcPr>
-          <w:p>
-            <w:r>
-              <w:rPr>
-                <w:b/>
-              </w:rPr>
-            </w:r>
-            <w:r>
-              <w:rPr>
-                <w:b/>
-              </w:rPr>
-              <w:t>Wk9 (22Nov-3Dec)</w:t>
-            </w:r>
-          </w:p>
-        </w:tc>
-        <w:tc>
-          <w:tcPr>
-            <w:tcW w:type="dxa" w:w="785"/>
-          </w:tcPr>
-          <w:p>
-            <w:r>
-              <w:rPr>
-                <w:b/>
-              </w:rPr>
-            </w:r>
-            <w:r>
-              <w:rPr>
-                <w:b/>
-              </w:rPr>
-              <w:t>Wk10-11 (4-11Dec)</w:t>
-            </w:r>
-          </w:p>
-        </w:tc>
-        <w:tc>
-          <w:tcPr>
-            <w:tcW w:type="dxa" w:w="785"/>
-          </w:tcPr>
-          <w:p>
-            <w:r>
-              <w:rPr>
-                <w:b/>
-              </w:rPr>
-            </w:r>
-            <w:r>
-              <w:rPr>
-                <w:b/>
-              </w:rPr>
-              <w:t>Wk12 (12-15Dec)</w:t>
-            </w:r>
-          </w:p>
-        </w:tc>
-      </w:tr>
-      <w:tr>
-        <w:tc>
-          <w:tcPr>
-            <w:tcW w:type="dxa" w:w="785"/>
-          </w:tcPr>
-          <w:p>
-            <w:r/>
-            <w:r>
-              <w:t>Desk review (baseline, MTR, reflection outputs)</w:t>
-            </w:r>
-          </w:p>
-        </w:tc>
-        <w:tc>
-          <w:tcPr>
-            <w:tcW w:type="dxa" w:w="785"/>
-          </w:tcPr>
-          <w:p>
-            <w:r/>
-            <w:r>
-              <w:t>X</w:t>
-            </w:r>
-          </w:p>
-        </w:tc>
-        <w:tc>
-          <w:tcPr>
-            <w:tcW w:type="dxa" w:w="785"/>
-          </w:tcPr>
-          <w:p>
-            <w:r/>
-            <w:r>
-              <w:t>X</w:t>
-            </w:r>
-          </w:p>
-        </w:tc>
-        <w:tc>
-          <w:tcPr>
-            <w:tcW w:type="dxa" w:w="785"/>
-          </w:tcPr>
-          <w:p>
-            <w:r/>
-          </w:p>
-        </w:tc>
-        <w:tc>
-          <w:tcPr>
-            <w:tcW w:type="dxa" w:w="785"/>
-          </w:tcPr>
-          <w:p>
-            <w:r/>
-          </w:p>
-        </w:tc>
-        <w:tc>
-          <w:tcPr>
-            <w:tcW w:type="dxa" w:w="785"/>
-          </w:tcPr>
-          <w:p>
-            <w:r/>
-          </w:p>
-        </w:tc>
-        <w:tc>
-          <w:tcPr>
-            <w:tcW w:type="dxa" w:w="785"/>
-          </w:tcPr>
-          <w:p>
-            <w:r/>
-          </w:p>
-        </w:tc>
-        <w:tc>
-          <w:tcPr>
-            <w:tcW w:type="dxa" w:w="785"/>
-          </w:tcPr>
-          <w:p>
-            <w:r/>
-          </w:p>
-        </w:tc>
-        <w:tc>
-          <w:tcPr>
-            <w:tcW w:type="dxa" w:w="785"/>
-          </w:tcPr>
-          <w:p>
-            <w:r/>
-          </w:p>
-        </w:tc>
-        <w:tc>
-          <w:tcPr>
-            <w:tcW w:type="dxa" w:w="785"/>
-          </w:tcPr>
-          <w:p>
-            <w:r/>
-          </w:p>
-        </w:tc>
-        <w:tc>
-          <w:tcPr>
-            <w:tcW w:type="dxa" w:w="785"/>
-          </w:tcPr>
-          <w:p>
-            <w:r/>
-          </w:p>
-        </w:tc>
-      </w:tr>
-      <w:tr>
-        <w:tc>
-          <w:tcPr>
-            <w:tcW w:type="dxa" w:w="785"/>
-          </w:tcPr>
-          <w:p>
-            <w:r/>
-            <w:r>
-              <w:t>Tool/protocol development (KII/FGD, case-study criteria)</w:t>
-            </w:r>
-          </w:p>
-        </w:tc>
-        <w:tc>
-          <w:tcPr>
-            <w:tcW w:type="dxa" w:w="785"/>
-          </w:tcPr>
-          <w:p>
-            <w:r/>
-            <w:r>
-              <w:t>X</w:t>
-            </w:r>
-          </w:p>
-        </w:tc>
-        <w:tc>
-          <w:tcPr>
-            <w:tcW w:type="dxa" w:w="785"/>
-          </w:tcPr>
-          <w:p>
-            <w:r/>
-            <w:r>
-              <w:t>X</w:t>
-            </w:r>
-          </w:p>
-        </w:tc>
-        <w:tc>
-          <w:tcPr>
-            <w:tcW w:type="dxa" w:w="785"/>
-          </w:tcPr>
-          <w:p>
-            <w:r/>
-          </w:p>
-        </w:tc>
-        <w:tc>
-          <w:tcPr>
-            <w:tcW w:type="dxa" w:w="785"/>
-          </w:tcPr>
-          <w:p>
-            <w:r/>
-          </w:p>
-        </w:tc>
-        <w:tc>
-          <w:tcPr>
-            <w:tcW w:type="dxa" w:w="785"/>
-          </w:tcPr>
-          <w:p>
-            <w:r/>
-          </w:p>
-        </w:tc>
-        <w:tc>
-          <w:tcPr>
-            <w:tcW w:type="dxa" w:w="785"/>
-          </w:tcPr>
-          <w:p>
-            <w:r/>
-          </w:p>
-        </w:tc>
-        <w:tc>
-          <w:tcPr>
-            <w:tcW w:type="dxa" w:w="785"/>
-          </w:tcPr>
-          <w:p>
-            <w:r/>
-          </w:p>
-        </w:tc>
-        <w:tc>
-          <w:tcPr>
-            <w:tcW w:type="dxa" w:w="785"/>
-          </w:tcPr>
-          <w:p>
-            <w:r/>
-          </w:p>
-        </w:tc>
-        <w:tc>
-          <w:tcPr>
-            <w:tcW w:type="dxa" w:w="785"/>
-          </w:tcPr>
-          <w:p>
-            <w:r/>
-          </w:p>
-        </w:tc>
-        <w:tc>
-          <w:tcPr>
-            <w:tcW w:type="dxa" w:w="785"/>
-          </w:tcPr>
-          <w:p>
-            <w:r/>
-          </w:p>
-        </w:tc>
-      </w:tr>
-      <w:tr>
-        <w:tc>
-          <w:tcPr>
-            <w:tcW w:type="dxa" w:w="785"/>
-          </w:tcPr>
-          <w:p>
-            <w:r/>
-            <w:r>
-              <w:t>Inception report finalised and approved</w:t>
-            </w:r>
-          </w:p>
-        </w:tc>
-        <w:tc>
-          <w:tcPr>
-            <w:tcW w:type="dxa" w:w="785"/>
-          </w:tcPr>
-          <w:p>
-            <w:r/>
-          </w:p>
-        </w:tc>
-        <w:tc>
-          <w:tcPr>
-            <w:tcW w:type="dxa" w:w="785"/>
-          </w:tcPr>
-          <w:p>
-            <w:r/>
-            <w:r>
-              <w:t>X</w:t>
-            </w:r>
-          </w:p>
-        </w:tc>
-        <w:tc>
-          <w:tcPr>
-            <w:tcW w:type="dxa" w:w="785"/>
-          </w:tcPr>
-          <w:p>
-            <w:r/>
-          </w:p>
-        </w:tc>
-        <w:tc>
-          <w:tcPr>
-            <w:tcW w:type="dxa" w:w="785"/>
-          </w:tcPr>
-          <w:p>
-            <w:r/>
-          </w:p>
-        </w:tc>
-        <w:tc>
-          <w:tcPr>
-            <w:tcW w:type="dxa" w:w="785"/>
-          </w:tcPr>
-          <w:p>
-            <w:r/>
-          </w:p>
-        </w:tc>
-        <w:tc>
-          <w:tcPr>
-            <w:tcW w:type="dxa" w:w="785"/>
-          </w:tcPr>
-          <w:p>
-            <w:r/>
-          </w:p>
-        </w:tc>
-        <w:tc>
-          <w:tcPr>
-            <w:tcW w:type="dxa" w:w="785"/>
-          </w:tcPr>
-          <w:p>
-            <w:r/>
-          </w:p>
-        </w:tc>
-        <w:tc>
-          <w:tcPr>
-            <w:tcW w:type="dxa" w:w="785"/>
-          </w:tcPr>
-          <w:p>
-            <w:r/>
-          </w:p>
-        </w:tc>
-        <w:tc>
-          <w:tcPr>
-            <w:tcW w:type="dxa" w:w="785"/>
-          </w:tcPr>
-          <w:p>
-            <w:r/>
-          </w:p>
-        </w:tc>
-        <w:tc>
-          <w:tcPr>
-            <w:tcW w:type="dxa" w:w="785"/>
-          </w:tcPr>
-          <w:p>
-            <w:r/>
-          </w:p>
-        </w:tc>
-      </w:tr>
-      <w:tr>
-        <w:tc>
-          <w:tcPr>
-            <w:tcW w:type="dxa" w:w="785"/>
-          </w:tcPr>
-          <w:p>
-            <w:r/>
-            <w:r>
-              <w:t>Inception briefing with CMU/thematic leads</w:t>
-            </w:r>
-          </w:p>
-        </w:tc>
-        <w:tc>
-          <w:tcPr>
-            <w:tcW w:type="dxa" w:w="785"/>
-          </w:tcPr>
-          <w:p>
-            <w:r/>
-          </w:p>
-        </w:tc>
-        <w:tc>
-          <w:tcPr>
-            <w:tcW w:type="dxa" w:w="785"/>
-          </w:tcPr>
-          <w:p>
-            <w:r/>
-            <w:r>
-              <w:t>X</w:t>
-            </w:r>
-          </w:p>
-        </w:tc>
-        <w:tc>
-          <w:tcPr>
-            <w:tcW w:type="dxa" w:w="785"/>
-          </w:tcPr>
-          <w:p>
-            <w:r/>
-          </w:p>
-        </w:tc>
-        <w:tc>
-          <w:tcPr>
-            <w:tcW w:type="dxa" w:w="785"/>
-          </w:tcPr>
-          <w:p>
-            <w:r/>
-          </w:p>
-        </w:tc>
-        <w:tc>
-          <w:tcPr>
-            <w:tcW w:type="dxa" w:w="785"/>
-          </w:tcPr>
-          <w:p>
-            <w:r/>
-          </w:p>
-        </w:tc>
-        <w:tc>
-          <w:tcPr>
-            <w:tcW w:type="dxa" w:w="785"/>
-          </w:tcPr>
-          <w:p>
-            <w:r/>
-          </w:p>
-        </w:tc>
-        <w:tc>
-          <w:tcPr>
-            <w:tcW w:type="dxa" w:w="785"/>
-          </w:tcPr>
-          <w:p>
-            <w:r/>
-          </w:p>
-        </w:tc>
-        <w:tc>
-          <w:tcPr>
-            <w:tcW w:type="dxa" w:w="785"/>
-          </w:tcPr>
-          <w:p>
-            <w:r/>
-          </w:p>
-        </w:tc>
-        <w:tc>
-          <w:tcPr>
-            <w:tcW w:type="dxa" w:w="785"/>
-          </w:tcPr>
-          <w:p>
-            <w:r/>
-          </w:p>
-        </w:tc>
-        <w:tc>
-          <w:tcPr>
-            <w:tcW w:type="dxa" w:w="785"/>
-          </w:tcPr>
-          <w:p>
-            <w:r/>
-          </w:p>
-        </w:tc>
-      </w:tr>
-      <w:tr>
-        <w:tc>
-          <w:tcPr>
-            <w:tcW w:type="dxa" w:w="785"/>
-          </w:tcPr>
-          <w:p>
-            <w:r/>
-            <w:r>
-              <w:t>Field data collection, Kenya (TUPADO)</w:t>
-            </w:r>
-          </w:p>
-        </w:tc>
-        <w:tc>
-          <w:tcPr>
-            <w:tcW w:type="dxa" w:w="785"/>
-          </w:tcPr>
-          <w:p>
-            <w:r/>
-          </w:p>
-        </w:tc>
-        <w:tc>
-          <w:tcPr>
-            <w:tcW w:type="dxa" w:w="785"/>
-          </w:tcPr>
-          <w:p>
-            <w:r/>
-          </w:p>
-        </w:tc>
-        <w:tc>
-          <w:tcPr>
-            <w:tcW w:type="dxa" w:w="785"/>
-          </w:tcPr>
-          <w:p>
-            <w:r/>
-            <w:r>
-              <w:t>X</w:t>
-            </w:r>
-          </w:p>
-        </w:tc>
-        <w:tc>
-          <w:tcPr>
-            <w:tcW w:type="dxa" w:w="785"/>
-          </w:tcPr>
-          <w:p>
-            <w:r/>
-            <w:r>
-              <w:t>X</w:t>
-            </w:r>
-          </w:p>
-        </w:tc>
-        <w:tc>
-          <w:tcPr>
-            <w:tcW w:type="dxa" w:w="785"/>
-          </w:tcPr>
-          <w:p>
-            <w:r/>
-            <w:r>
-              <w:t>X</w:t>
-            </w:r>
-          </w:p>
-        </w:tc>
-        <w:tc>
-          <w:tcPr>
-            <w:tcW w:type="dxa" w:w="785"/>
-          </w:tcPr>
-          <w:p>
-            <w:r/>
-          </w:p>
-        </w:tc>
-        <w:tc>
-          <w:tcPr>
-            <w:tcW w:type="dxa" w:w="785"/>
-          </w:tcPr>
-          <w:p>
-            <w:r/>
-          </w:p>
-        </w:tc>
-        <w:tc>
-          <w:tcPr>
-            <w:tcW w:type="dxa" w:w="785"/>
-          </w:tcPr>
-          <w:p>
-            <w:r/>
-          </w:p>
-        </w:tc>
-        <w:tc>
-          <w:tcPr>
-            <w:tcW w:type="dxa" w:w="785"/>
-          </w:tcPr>
-          <w:p>
-            <w:r/>
-          </w:p>
-        </w:tc>
-        <w:tc>
-          <w:tcPr>
-            <w:tcW w:type="dxa" w:w="785"/>
-          </w:tcPr>
-          <w:p>
-            <w:r/>
-          </w:p>
-        </w:tc>
-      </w:tr>
-      <w:tr>
-        <w:tc>
-          <w:tcPr>
-            <w:tcW w:type="dxa" w:w="785"/>
-          </w:tcPr>
-          <w:p>
-            <w:r/>
-            <w:r>
-              <w:t>Field data collection, Ethiopia (ECC)</w:t>
-            </w:r>
-          </w:p>
-        </w:tc>
-        <w:tc>
-          <w:tcPr>
-            <w:tcW w:type="dxa" w:w="785"/>
-          </w:tcPr>
-          <w:p>
-            <w:r/>
-          </w:p>
-        </w:tc>
-        <w:tc>
-          <w:tcPr>
-            <w:tcW w:type="dxa" w:w="785"/>
-          </w:tcPr>
-          <w:p>
-            <w:r/>
-          </w:p>
-        </w:tc>
-        <w:tc>
-          <w:tcPr>
-            <w:tcW w:type="dxa" w:w="785"/>
-          </w:tcPr>
-          <w:p>
-            <w:r/>
-            <w:r>
-              <w:t>X</w:t>
-            </w:r>
-          </w:p>
-        </w:tc>
-        <w:tc>
-          <w:tcPr>
-            <w:tcW w:type="dxa" w:w="785"/>
-          </w:tcPr>
-          <w:p>
-            <w:r/>
-            <w:r>
-              <w:t>X</w:t>
-            </w:r>
-          </w:p>
-        </w:tc>
-        <w:tc>
-          <w:tcPr>
-            <w:tcW w:type="dxa" w:w="785"/>
-          </w:tcPr>
-          <w:p>
-            <w:r/>
-            <w:r>
-              <w:t>X</w:t>
-            </w:r>
-          </w:p>
-        </w:tc>
-        <w:tc>
-          <w:tcPr>
-            <w:tcW w:type="dxa" w:w="785"/>
-          </w:tcPr>
-          <w:p>
-            <w:r/>
-          </w:p>
-        </w:tc>
-        <w:tc>
-          <w:tcPr>
-            <w:tcW w:type="dxa" w:w="785"/>
-          </w:tcPr>
-          <w:p>
-            <w:r/>
-          </w:p>
-        </w:tc>
-        <w:tc>
-          <w:tcPr>
-            <w:tcW w:type="dxa" w:w="785"/>
-          </w:tcPr>
-          <w:p>
-            <w:r/>
-          </w:p>
-        </w:tc>
-        <w:tc>
-          <w:tcPr>
-            <w:tcW w:type="dxa" w:w="785"/>
-          </w:tcPr>
-          <w:p>
-            <w:r/>
-          </w:p>
-        </w:tc>
-        <w:tc>
-          <w:tcPr>
-            <w:tcW w:type="dxa" w:w="785"/>
-          </w:tcPr>
-          <w:p>
-            <w:r/>
-          </w:p>
-        </w:tc>
-      </w:tr>
-      <w:tr>
-        <w:tc>
-          <w:tcPr>
-            <w:tcW w:type="dxa" w:w="785"/>
-          </w:tcPr>
-          <w:p>
-            <w:r/>
-            <w:r>
-              <w:t>Field data collection, South Sudan (ICPDO/ROG)</w:t>
-            </w:r>
-          </w:p>
-        </w:tc>
-        <w:tc>
-          <w:tcPr>
-            <w:tcW w:type="dxa" w:w="785"/>
-          </w:tcPr>
-          <w:p>
-            <w:r/>
-          </w:p>
-        </w:tc>
-        <w:tc>
-          <w:tcPr>
-            <w:tcW w:type="dxa" w:w="785"/>
-          </w:tcPr>
-          <w:p>
-            <w:r/>
-          </w:p>
-        </w:tc>
-        <w:tc>
-          <w:tcPr>
-            <w:tcW w:type="dxa" w:w="785"/>
-          </w:tcPr>
-          <w:p>
-            <w:r/>
-            <w:r>
-              <w:t>X</w:t>
-            </w:r>
-          </w:p>
-        </w:tc>
-        <w:tc>
-          <w:tcPr>
-            <w:tcW w:type="dxa" w:w="785"/>
-          </w:tcPr>
-          <w:p>
-            <w:r/>
-            <w:r>
-              <w:t>X</w:t>
-            </w:r>
-          </w:p>
-        </w:tc>
-        <w:tc>
-          <w:tcPr>
-            <w:tcW w:type="dxa" w:w="785"/>
-          </w:tcPr>
-          <w:p>
-            <w:r/>
-            <w:r>
-              <w:t>X</w:t>
-            </w:r>
-          </w:p>
-        </w:tc>
-        <w:tc>
-          <w:tcPr>
-            <w:tcW w:type="dxa" w:w="785"/>
-          </w:tcPr>
-          <w:p>
-            <w:r/>
-          </w:p>
-        </w:tc>
-        <w:tc>
-          <w:tcPr>
-            <w:tcW w:type="dxa" w:w="785"/>
-          </w:tcPr>
-          <w:p>
-            <w:r/>
-          </w:p>
-        </w:tc>
-        <w:tc>
-          <w:tcPr>
-            <w:tcW w:type="dxa" w:w="785"/>
-          </w:tcPr>
-          <w:p>
-            <w:r/>
-          </w:p>
-        </w:tc>
-        <w:tc>
-          <w:tcPr>
-            <w:tcW w:type="dxa" w:w="785"/>
-          </w:tcPr>
-          <w:p>
-            <w:r/>
-          </w:p>
-        </w:tc>
-        <w:tc>
-          <w:tcPr>
-            <w:tcW w:type="dxa" w:w="785"/>
-          </w:tcPr>
-          <w:p>
-            <w:r/>
-          </w:p>
-        </w:tc>
-      </w:tr>
-      <w:tr>
-        <w:tc>
-          <w:tcPr>
-            <w:tcW w:type="dxa" w:w="785"/>
-          </w:tcPr>
-          <w:p>
-            <w:r/>
-            <w:r>
-              <w:t>Data cleaning, triangulation and analysis</w:t>
-            </w:r>
-          </w:p>
-        </w:tc>
-        <w:tc>
-          <w:tcPr>
-            <w:tcW w:type="dxa" w:w="785"/>
-          </w:tcPr>
-          <w:p>
-            <w:r/>
-          </w:p>
-        </w:tc>
-        <w:tc>
-          <w:tcPr>
-            <w:tcW w:type="dxa" w:w="785"/>
-          </w:tcPr>
-          <w:p>
-            <w:r/>
-          </w:p>
-        </w:tc>
-        <w:tc>
-          <w:tcPr>
-            <w:tcW w:type="dxa" w:w="785"/>
-          </w:tcPr>
-          <w:p>
-            <w:r/>
-          </w:p>
-        </w:tc>
-        <w:tc>
-          <w:tcPr>
-            <w:tcW w:type="dxa" w:w="785"/>
-          </w:tcPr>
-          <w:p>
-            <w:r/>
-          </w:p>
-        </w:tc>
-        <w:tc>
-          <w:tcPr>
-            <w:tcW w:type="dxa" w:w="785"/>
-          </w:tcPr>
-          <w:p>
-            <w:r/>
-          </w:p>
-        </w:tc>
-        <w:tc>
-          <w:tcPr>
-            <w:tcW w:type="dxa" w:w="785"/>
-          </w:tcPr>
-          <w:p>
-            <w:r/>
-            <w:r>
-              <w:t>X</w:t>
-            </w:r>
-          </w:p>
-        </w:tc>
-        <w:tc>
-          <w:tcPr>
-            <w:tcW w:type="dxa" w:w="785"/>
-          </w:tcPr>
-          <w:p>
-            <w:r/>
-            <w:r>
-              <w:t>X</w:t>
-            </w:r>
-          </w:p>
-        </w:tc>
-        <w:tc>
-          <w:tcPr>
-            <w:tcW w:type="dxa" w:w="785"/>
-          </w:tcPr>
-          <w:p>
-            <w:r/>
-          </w:p>
-        </w:tc>
-        <w:tc>
-          <w:tcPr>
-            <w:tcW w:type="dxa" w:w="785"/>
-          </w:tcPr>
-          <w:p>
-            <w:r/>
-          </w:p>
-        </w:tc>
-        <w:tc>
-          <w:tcPr>
-            <w:tcW w:type="dxa" w:w="785"/>
-          </w:tcPr>
-          <w:p>
-            <w:r/>
-          </w:p>
-        </w:tc>
-      </w:tr>
-      <w:tr>
-        <w:tc>
-          <w:tcPr>
-            <w:tcW w:type="dxa" w:w="785"/>
-          </w:tcPr>
-          <w:p>
-            <w:r/>
-            <w:r>
-              <w:t>SPREAD team review session on findings</w:t>
-            </w:r>
-          </w:p>
-        </w:tc>
-        <w:tc>
-          <w:tcPr>
-            <w:tcW w:type="dxa" w:w="785"/>
-          </w:tcPr>
-          <w:p>
-            <w:r/>
-          </w:p>
-        </w:tc>
-        <w:tc>
-          <w:tcPr>
-            <w:tcW w:type="dxa" w:w="785"/>
-          </w:tcPr>
-          <w:p>
-            <w:r/>
-          </w:p>
-        </w:tc>
-        <w:tc>
-          <w:tcPr>
-            <w:tcW w:type="dxa" w:w="785"/>
-          </w:tcPr>
-          <w:p>
-            <w:r/>
-          </w:p>
-        </w:tc>
-        <w:tc>
-          <w:tcPr>
-            <w:tcW w:type="dxa" w:w="785"/>
-          </w:tcPr>
-          <w:p>
-            <w:r/>
-          </w:p>
-        </w:tc>
-        <w:tc>
-          <w:tcPr>
-            <w:tcW w:type="dxa" w:w="785"/>
-          </w:tcPr>
-          <w:p>
-            <w:r/>
-          </w:p>
-        </w:tc>
-        <w:tc>
-          <w:tcPr>
-            <w:tcW w:type="dxa" w:w="785"/>
-          </w:tcPr>
-          <w:p>
-            <w:r/>
-          </w:p>
-        </w:tc>
-        <w:tc>
-          <w:tcPr>
-            <w:tcW w:type="dxa" w:w="785"/>
-          </w:tcPr>
-          <w:p>
-            <w:r/>
-            <w:r>
-              <w:t>X</w:t>
-            </w:r>
-          </w:p>
-        </w:tc>
-        <w:tc>
-          <w:tcPr>
-            <w:tcW w:type="dxa" w:w="785"/>
-          </w:tcPr>
-          <w:p>
-            <w:r/>
-          </w:p>
-        </w:tc>
-        <w:tc>
-          <w:tcPr>
-            <w:tcW w:type="dxa" w:w="785"/>
-          </w:tcPr>
-          <w:p>
-            <w:r/>
-          </w:p>
-        </w:tc>
-        <w:tc>
-          <w:tcPr>
-            <w:tcW w:type="dxa" w:w="785"/>
-          </w:tcPr>
-          <w:p>
-            <w:r/>
-          </w:p>
-        </w:tc>
-      </w:tr>
-      <w:tr>
-        <w:tc>
-          <w:tcPr>
-            <w:tcW w:type="dxa" w:w="785"/>
-          </w:tcPr>
-          <w:p>
-            <w:r/>
-            <w:r>
-              <w:t>Draft learning paper and draft policy briefs</w:t>
-            </w:r>
-          </w:p>
-        </w:tc>
-        <w:tc>
-          <w:tcPr>
-            <w:tcW w:type="dxa" w:w="785"/>
-          </w:tcPr>
-          <w:p>
-            <w:r/>
-          </w:p>
-        </w:tc>
-        <w:tc>
-          <w:tcPr>
-            <w:tcW w:type="dxa" w:w="785"/>
-          </w:tcPr>
-          <w:p>
-            <w:r/>
-          </w:p>
-        </w:tc>
-        <w:tc>
-          <w:tcPr>
-            <w:tcW w:type="dxa" w:w="785"/>
-          </w:tcPr>
-          <w:p>
-            <w:r/>
-          </w:p>
-        </w:tc>
-        <w:tc>
-          <w:tcPr>
-            <w:tcW w:type="dxa" w:w="785"/>
-          </w:tcPr>
-          <w:p>
-            <w:r/>
-          </w:p>
-        </w:tc>
-        <w:tc>
-          <w:tcPr>
-            <w:tcW w:type="dxa" w:w="785"/>
-          </w:tcPr>
-          <w:p>
-            <w:r/>
-          </w:p>
-        </w:tc>
-        <w:tc>
-          <w:tcPr>
-            <w:tcW w:type="dxa" w:w="785"/>
-          </w:tcPr>
-          <w:p>
-            <w:r/>
-            <w:r>
-              <w:t>X</w:t>
-            </w:r>
-          </w:p>
-        </w:tc>
-        <w:tc>
-          <w:tcPr>
-            <w:tcW w:type="dxa" w:w="785"/>
-          </w:tcPr>
-          <w:p>
-            <w:r/>
-            <w:r>
-              <w:t>X</w:t>
-            </w:r>
-          </w:p>
-        </w:tc>
-        <w:tc>
-          <w:tcPr>
-            <w:tcW w:type="dxa" w:w="785"/>
-          </w:tcPr>
-          <w:p>
-            <w:r/>
-          </w:p>
-        </w:tc>
-        <w:tc>
-          <w:tcPr>
-            <w:tcW w:type="dxa" w:w="785"/>
-          </w:tcPr>
-          <w:p>
-            <w:r/>
-          </w:p>
-        </w:tc>
-        <w:tc>
-          <w:tcPr>
-            <w:tcW w:type="dxa" w:w="785"/>
-          </w:tcPr>
-          <w:p>
-            <w:r/>
-          </w:p>
-        </w:tc>
-      </w:tr>
-      <w:tr>
-        <w:tc>
-          <w:tcPr>
-            <w:tcW w:type="dxa" w:w="785"/>
-          </w:tcPr>
-          <w:p>
-            <w:r/>
-            <w:r>
-              <w:t>Draft report submitted to DCA (21 Nov)</w:t>
-            </w:r>
-          </w:p>
-        </w:tc>
-        <w:tc>
-          <w:tcPr>
-            <w:tcW w:type="dxa" w:w="785"/>
-          </w:tcPr>
-          <w:p>
-            <w:r/>
-          </w:p>
-        </w:tc>
-        <w:tc>
-          <w:tcPr>
-            <w:tcW w:type="dxa" w:w="785"/>
-          </w:tcPr>
-          <w:p>
-            <w:r/>
-          </w:p>
-        </w:tc>
-        <w:tc>
-          <w:tcPr>
-            <w:tcW w:type="dxa" w:w="785"/>
-          </w:tcPr>
-          <w:p>
-            <w:r/>
-          </w:p>
-        </w:tc>
-        <w:tc>
-          <w:tcPr>
-            <w:tcW w:type="dxa" w:w="785"/>
-          </w:tcPr>
-          <w:p>
-            <w:r/>
-          </w:p>
-        </w:tc>
-        <w:tc>
-          <w:tcPr>
-            <w:tcW w:type="dxa" w:w="785"/>
-          </w:tcPr>
-          <w:p>
-            <w:r/>
-          </w:p>
-        </w:tc>
-        <w:tc>
-          <w:tcPr>
-            <w:tcW w:type="dxa" w:w="785"/>
-          </w:tcPr>
-          <w:p>
-            <w:r/>
-          </w:p>
-        </w:tc>
-        <w:tc>
-          <w:tcPr>
-            <w:tcW w:type="dxa" w:w="785"/>
-          </w:tcPr>
-          <w:p>
-            <w:r/>
-            <w:r>
-              <w:t>X</w:t>
-            </w:r>
-          </w:p>
-        </w:tc>
-        <w:tc>
-          <w:tcPr>
-            <w:tcW w:type="dxa" w:w="785"/>
-          </w:tcPr>
-          <w:p>
-            <w:r/>
-          </w:p>
-        </w:tc>
-        <w:tc>
-          <w:tcPr>
-            <w:tcW w:type="dxa" w:w="785"/>
-          </w:tcPr>
-          <w:p>
-            <w:r/>
-          </w:p>
-        </w:tc>
-        <w:tc>
-          <w:tcPr>
-            <w:tcW w:type="dxa" w:w="785"/>
-          </w:tcPr>
-          <w:p>
-            <w:r/>
-          </w:p>
-        </w:tc>
-      </w:tr>
-      <w:tr>
-        <w:tc>
-          <w:tcPr>
-            <w:tcW w:type="dxa" w:w="785"/>
-          </w:tcPr>
-          <w:p>
-            <w:r/>
-            <w:r>
-              <w:t>Validation preparation and materials</w:t>
-            </w:r>
-          </w:p>
-        </w:tc>
-        <w:tc>
-          <w:tcPr>
-            <w:tcW w:type="dxa" w:w="785"/>
-          </w:tcPr>
-          <w:p>
-            <w:r/>
-          </w:p>
-        </w:tc>
-        <w:tc>
-          <w:tcPr>
-            <w:tcW w:type="dxa" w:w="785"/>
-          </w:tcPr>
-          <w:p>
-            <w:r/>
-          </w:p>
-        </w:tc>
-        <w:tc>
-          <w:tcPr>
-            <w:tcW w:type="dxa" w:w="785"/>
-          </w:tcPr>
-          <w:p>
-            <w:r/>
-          </w:p>
-        </w:tc>
-        <w:tc>
-          <w:tcPr>
-            <w:tcW w:type="dxa" w:w="785"/>
-          </w:tcPr>
-          <w:p>
-            <w:r/>
-          </w:p>
-        </w:tc>
-        <w:tc>
-          <w:tcPr>
-            <w:tcW w:type="dxa" w:w="785"/>
-          </w:tcPr>
-          <w:p>
-            <w:r/>
-          </w:p>
-        </w:tc>
-        <w:tc>
-          <w:tcPr>
-            <w:tcW w:type="dxa" w:w="785"/>
-          </w:tcPr>
-          <w:p>
-            <w:r/>
-          </w:p>
-        </w:tc>
-        <w:tc>
-          <w:tcPr>
-            <w:tcW w:type="dxa" w:w="785"/>
-          </w:tcPr>
-          <w:p>
-            <w:r/>
-          </w:p>
-        </w:tc>
-        <w:tc>
-          <w:tcPr>
-            <w:tcW w:type="dxa" w:w="785"/>
-          </w:tcPr>
-          <w:p>
-            <w:r/>
-            <w:r>
-              <w:t>X</w:t>
-            </w:r>
-          </w:p>
-        </w:tc>
-        <w:tc>
-          <w:tcPr>
-            <w:tcW w:type="dxa" w:w="785"/>
-          </w:tcPr>
-          <w:p>
-            <w:r/>
-          </w:p>
-        </w:tc>
-        <w:tc>
-          <w:tcPr>
-            <w:tcW w:type="dxa" w:w="785"/>
-          </w:tcPr>
-          <w:p>
-            <w:r/>
-          </w:p>
-        </w:tc>
-      </w:tr>
-      <w:tr>
-        <w:tc>
-          <w:tcPr>
-            <w:tcW w:type="dxa" w:w="785"/>
-          </w:tcPr>
-          <w:p>
-            <w:r/>
-            <w:r>
-              <w:t>Cross-border validation workshop</w:t>
-            </w:r>
-          </w:p>
-        </w:tc>
-        <w:tc>
-          <w:tcPr>
-            <w:tcW w:type="dxa" w:w="785"/>
-          </w:tcPr>
-          <w:p>
-            <w:r/>
-          </w:p>
-        </w:tc>
-        <w:tc>
-          <w:tcPr>
-            <w:tcW w:type="dxa" w:w="785"/>
-          </w:tcPr>
-          <w:p>
-            <w:r/>
-          </w:p>
-        </w:tc>
-        <w:tc>
-          <w:tcPr>
-            <w:tcW w:type="dxa" w:w="785"/>
-          </w:tcPr>
-          <w:p>
-            <w:r/>
-          </w:p>
-        </w:tc>
-        <w:tc>
-          <w:tcPr>
-            <w:tcW w:type="dxa" w:w="785"/>
-          </w:tcPr>
-          <w:p>
-            <w:r/>
-          </w:p>
-        </w:tc>
-        <w:tc>
-          <w:tcPr>
-            <w:tcW w:type="dxa" w:w="785"/>
-          </w:tcPr>
-          <w:p>
-            <w:r/>
-          </w:p>
-        </w:tc>
-        <w:tc>
-          <w:tcPr>
-            <w:tcW w:type="dxa" w:w="785"/>
-          </w:tcPr>
-          <w:p>
-            <w:r/>
-          </w:p>
-        </w:tc>
-        <w:tc>
-          <w:tcPr>
-            <w:tcW w:type="dxa" w:w="785"/>
-          </w:tcPr>
-          <w:p>
-            <w:r/>
-          </w:p>
-        </w:tc>
-        <w:tc>
-          <w:tcPr>
-            <w:tcW w:type="dxa" w:w="785"/>
-          </w:tcPr>
-          <w:p>
-            <w:r/>
-            <w:r>
-              <w:t>X</w:t>
-            </w:r>
-          </w:p>
-        </w:tc>
-        <w:tc>
-          <w:tcPr>
-            <w:tcW w:type="dxa" w:w="785"/>
-          </w:tcPr>
-          <w:p>
-            <w:r/>
-          </w:p>
-        </w:tc>
-        <w:tc>
-          <w:tcPr>
-            <w:tcW w:type="dxa" w:w="785"/>
-          </w:tcPr>
-          <w:p>
-            <w:r/>
-          </w:p>
-        </w:tc>
-      </w:tr>
-      <w:tr>
-        <w:tc>
-          <w:tcPr>
-            <w:tcW w:type="dxa" w:w="785"/>
-          </w:tcPr>
-          <w:p>
-            <w:r/>
-            <w:r>
-              <w:t>Revision of learning paper and policy briefs</w:t>
-            </w:r>
-          </w:p>
-        </w:tc>
-        <w:tc>
-          <w:tcPr>
-            <w:tcW w:type="dxa" w:w="785"/>
-          </w:tcPr>
-          <w:p>
-            <w:r/>
-          </w:p>
-        </w:tc>
-        <w:tc>
-          <w:tcPr>
-            <w:tcW w:type="dxa" w:w="785"/>
-          </w:tcPr>
-          <w:p>
-            <w:r/>
-          </w:p>
-        </w:tc>
-        <w:tc>
-          <w:tcPr>
-            <w:tcW w:type="dxa" w:w="785"/>
-          </w:tcPr>
-          <w:p>
-            <w:r/>
-          </w:p>
-        </w:tc>
-        <w:tc>
-          <w:tcPr>
-            <w:tcW w:type="dxa" w:w="785"/>
-          </w:tcPr>
-          <w:p>
-            <w:r/>
-          </w:p>
-        </w:tc>
-        <w:tc>
-          <w:tcPr>
-            <w:tcW w:type="dxa" w:w="785"/>
-          </w:tcPr>
-          <w:p>
-            <w:r/>
-          </w:p>
-        </w:tc>
-        <w:tc>
-          <w:tcPr>
-            <w:tcW w:type="dxa" w:w="785"/>
-          </w:tcPr>
-          <w:p>
-            <w:r/>
-          </w:p>
-        </w:tc>
-        <w:tc>
-          <w:tcPr>
-            <w:tcW w:type="dxa" w:w="785"/>
-          </w:tcPr>
-          <w:p>
-            <w:r/>
-          </w:p>
-        </w:tc>
-        <w:tc>
-          <w:tcPr>
-            <w:tcW w:type="dxa" w:w="785"/>
-          </w:tcPr>
-          <w:p>
-            <w:r/>
-          </w:p>
-        </w:tc>
-        <w:tc>
-          <w:tcPr>
-            <w:tcW w:type="dxa" w:w="785"/>
-          </w:tcPr>
-          <w:p>
-            <w:r/>
-            <w:r>
-              <w:t>X</w:t>
-            </w:r>
-          </w:p>
-        </w:tc>
-        <w:tc>
-          <w:tcPr>
-            <w:tcW w:type="dxa" w:w="785"/>
-          </w:tcPr>
-          <w:p>
-            <w:r/>
-            <w:r>
-              <w:t>X</w:t>
-            </w:r>
-          </w:p>
-        </w:tc>
-      </w:tr>
-      <w:tr>
-        <w:tc>
-          <w:tcPr>
-            <w:tcW w:type="dxa" w:w="785"/>
-          </w:tcPr>
-          <w:p>
-            <w:r/>
-            <w:r>
-              <w:t>Executive summary, PowerPoint, data files finalised</w:t>
-            </w:r>
-          </w:p>
-        </w:tc>
-        <w:tc>
-          <w:tcPr>
-            <w:tcW w:type="dxa" w:w="785"/>
-          </w:tcPr>
-          <w:p>
-            <w:r/>
-          </w:p>
-        </w:tc>
-        <w:tc>
-          <w:tcPr>
-            <w:tcW w:type="dxa" w:w="785"/>
-          </w:tcPr>
-          <w:p>
-            <w:r/>
-          </w:p>
-        </w:tc>
-        <w:tc>
-          <w:tcPr>
-            <w:tcW w:type="dxa" w:w="785"/>
-          </w:tcPr>
-          <w:p>
-            <w:r/>
-          </w:p>
-        </w:tc>
-        <w:tc>
-          <w:tcPr>
-            <w:tcW w:type="dxa" w:w="785"/>
-          </w:tcPr>
-          <w:p>
-            <w:r/>
-          </w:p>
-        </w:tc>
-        <w:tc>
-          <w:tcPr>
-            <w:tcW w:type="dxa" w:w="785"/>
-          </w:tcPr>
-          <w:p>
-            <w:r/>
-          </w:p>
-        </w:tc>
-        <w:tc>
-          <w:tcPr>
-            <w:tcW w:type="dxa" w:w="785"/>
-          </w:tcPr>
-          <w:p>
-            <w:r/>
-          </w:p>
-        </w:tc>
-        <w:tc>
-          <w:tcPr>
-            <w:tcW w:type="dxa" w:w="785"/>
-          </w:tcPr>
-          <w:p>
-            <w:r/>
-          </w:p>
-        </w:tc>
-        <w:tc>
-          <w:tcPr>
-            <w:tcW w:type="dxa" w:w="785"/>
-          </w:tcPr>
-          <w:p>
-            <w:r/>
-          </w:p>
-        </w:tc>
-        <w:tc>
-          <w:tcPr>
-            <w:tcW w:type="dxa" w:w="785"/>
-          </w:tcPr>
-          <w:p>
-            <w:r/>
-            <w:r>
-              <w:t>X</w:t>
-            </w:r>
-          </w:p>
-        </w:tc>
-        <w:tc>
-          <w:tcPr>
-            <w:tcW w:type="dxa" w:w="785"/>
-          </w:tcPr>
-          <w:p>
-            <w:r/>
-            <w:r>
-              <w:t>X</w:t>
-            </w:r>
-          </w:p>
-        </w:tc>
-      </w:tr>
-      <w:tr>
-        <w:tc>
-          <w:tcPr>
-            <w:tcW w:type="dxa" w:w="785"/>
-          </w:tcPr>
-          <w:p>
-            <w:r/>
-            <w:r>
-              <w:t>Final report and policy briefs submitted (15 Dec)</w:t>
-            </w:r>
-          </w:p>
-        </w:tc>
-        <w:tc>
-          <w:tcPr>
-            <w:tcW w:type="dxa" w:w="785"/>
-          </w:tcPr>
-          <w:p>
-            <w:r/>
-          </w:p>
-        </w:tc>
-        <w:tc>
-          <w:tcPr>
-            <w:tcW w:type="dxa" w:w="785"/>
-          </w:tcPr>
-          <w:p>
-            <w:r/>
-          </w:p>
-        </w:tc>
-        <w:tc>
-          <w:tcPr>
-            <w:tcW w:type="dxa" w:w="785"/>
-          </w:tcPr>
-          <w:p>
-            <w:r/>
-          </w:p>
-        </w:tc>
-        <w:tc>
-          <w:tcPr>
-            <w:tcW w:type="dxa" w:w="785"/>
-          </w:tcPr>
-          <w:p>
-            <w:r/>
-          </w:p>
-        </w:tc>
-        <w:tc>
-          <w:tcPr>
-            <w:tcW w:type="dxa" w:w="785"/>
-          </w:tcPr>
-          <w:p>
-            <w:r/>
-          </w:p>
-        </w:tc>
-        <w:tc>
-          <w:tcPr>
-            <w:tcW w:type="dxa" w:w="785"/>
-          </w:tcPr>
-          <w:p>
-            <w:r/>
-          </w:p>
-        </w:tc>
-        <w:tc>
-          <w:tcPr>
-            <w:tcW w:type="dxa" w:w="785"/>
-          </w:tcPr>
-          <w:p>
-            <w:r/>
-          </w:p>
-        </w:tc>
-        <w:tc>
-          <w:tcPr>
-            <w:tcW w:type="dxa" w:w="785"/>
-          </w:tcPr>
-          <w:p>
-            <w:r/>
-          </w:p>
-        </w:tc>
-        <w:tc>
-          <w:tcPr>
-            <w:tcW w:type="dxa" w:w="785"/>
-          </w:tcPr>
-          <w:p>
-            <w:r/>
-          </w:p>
-        </w:tc>
-        <w:tc>
-          <w:tcPr>
-            <w:tcW w:type="dxa" w:w="785"/>
-          </w:tcPr>
-          <w:p>
-            <w:r/>
-            <w:r>
-              <w:t>X</w:t>
-            </w:r>
-          </w:p>
-        </w:tc>
-      </w:tr>
-      <w:tr>
-        <w:tc>
-          <w:tcPr>
-            <w:tcW w:type="dxa" w:w="785"/>
-          </w:tcPr>
-          <w:p>
-            <w:r/>
-            <w:r>
-              <w:t>Facilitated results presentation and learning session</w:t>
-            </w:r>
-          </w:p>
-        </w:tc>
-        <w:tc>
-          <w:tcPr>
-            <w:tcW w:type="dxa" w:w="785"/>
-          </w:tcPr>
-          <w:p>
-            <w:r/>
-          </w:p>
-        </w:tc>
-        <w:tc>
-          <w:tcPr>
-            <w:tcW w:type="dxa" w:w="785"/>
-          </w:tcPr>
-          <w:p>
-            <w:r/>
-          </w:p>
-        </w:tc>
-        <w:tc>
-          <w:tcPr>
-            <w:tcW w:type="dxa" w:w="785"/>
-          </w:tcPr>
-          <w:p>
-            <w:r/>
-          </w:p>
-        </w:tc>
-        <w:tc>
-          <w:tcPr>
-            <w:tcW w:type="dxa" w:w="785"/>
-          </w:tcPr>
-          <w:p>
-            <w:r/>
-          </w:p>
-        </w:tc>
-        <w:tc>
-          <w:tcPr>
-            <w:tcW w:type="dxa" w:w="785"/>
-          </w:tcPr>
-          <w:p>
-            <w:r/>
-          </w:p>
-        </w:tc>
-        <w:tc>
-          <w:tcPr>
-            <w:tcW w:type="dxa" w:w="785"/>
-          </w:tcPr>
-          <w:p>
-            <w:r/>
-          </w:p>
-        </w:tc>
-        <w:tc>
-          <w:tcPr>
-            <w:tcW w:type="dxa" w:w="785"/>
-          </w:tcPr>
-          <w:p>
-            <w:r/>
-          </w:p>
-        </w:tc>
-        <w:tc>
-          <w:tcPr>
-            <w:tcW w:type="dxa" w:w="785"/>
-          </w:tcPr>
-          <w:p>
-            <w:r/>
-          </w:p>
-        </w:tc>
-        <w:tc>
-          <w:tcPr>
-            <w:tcW w:type="dxa" w:w="785"/>
-          </w:tcPr>
-          <w:p>
-            <w:r/>
-          </w:p>
-        </w:tc>
-        <w:tc>
-          <w:tcPr>
-            <w:tcW w:type="dxa" w:w="785"/>
-          </w:tcPr>
-          <w:p>
-            <w:r/>
-            <w:r>
-              <w:t>X</w:t>
-            </w:r>
-          </w:p>
-        </w:tc>
-      </w:tr>
-    </w:tbl>
-    <w:p>
-      <w:r>
-        <w:br w:type="page"/>
-      </w:r>
-    </w:p>
-    <w:p>
-      <w:pPr>
-        <w:pStyle w:val="Heading1"/>
-      </w:pPr>
-      <w:r>
-        <w:t>CV highlighting the Candidate's experience in the specific field of the Services and experience in the country/region where the Services are to be performed</w:t>
-      </w:r>
-    </w:p>
-    <w:p>
-      <w:r>
-        <w:t>TEAM COMPOSITION</w:t>
-      </w:r>
-    </w:p>
-    <w:p>
-      <w:r>
-        <w:t>The technical evaluation weights academic qualifications of key experts at 10 points, organisational specialised knowledge and experience at 10 points, references of similar assignments at 10 points, methodology and sampling adequacy at 20 points, and sequence and realism of planning at 15 points. Against this bar, Cortech proposes a lean two-tier structure consistent with the scale of a 12-week learning assignment: a single Lead Consultant/Researcher carrying technical and analytical responsibility from inception to final report, supported by locally recruited research assistants and enumerators mobilised across Turkana, South Omo and Eastern Equatoria as the fieldwork phase requires. This structure mirrors the ToR's own expectation that the consultant "will recruit and train any required research assistants/enumerators" rather than field a large standing team, and it keeps decision-making and quality control concentrated in a single accountable lead who will interface directly with the SPREAD Consortium Management Unit (CMU), thematic leads and MEAL team throughout. Mugove Kwashirai Chakurira is proposed as Lead Consultant/Researcher for this assignment. [INSUFFICIENT EVIDENCE] is entered here for specific degree, publication record and prior contract history, as no CV or qualifications record for this expert has been supplied in the evidence available to this proposal; a full CV, meeting the ToR's stated preference for a PhD in a relevant field and its stated minimum of a relevant postgraduate qualification, will be appended to the technical proposal as required under section A.5 and the Application Process instructions. On this assignment, Chakurira will lead the desk review of the SPREAD baseline (2024), the Mid-Term Review (2025) and Year 3/MTR reflection workshop outputs; develop the case-study selection criteria, KII/FGD guides and community case-study protocol in consultation with SPREAD technical and MEAL staff; direct data collection across Turkana/Kenya, South Omo/Ethiopia and Eastern Equatoria/South Sudan in coordination with TUPADO, ICPDO, ROG and ECC; lead analysis and the review session with the SPREAD team; draft the learning paper and both policy briefs; and facilitate the cross-border validation workshop and the results presentation and learning session with DCA and Consortium partners. This role directly addresses the criterion on academic qualifications of key experts and anchors the criterion on organisational and regional specialised knowledge, since the Lead Consultant is the single point of technical accountability for demonstrating, in the learning paper itself, what integration has meant operationally across the three SPREAD border regions. Edwin Aldrin Adenya is proposed to support the Lead Consultant in the recruitment, training and field supervision of research assistants and enumerators for the data collection phase. [INSUFFICIENT EVIDENCE] is entered here for specific prior assignment history and qualifications record, as no CV has been supplied in the evidence available to this proposal; a supporting profile will be appended to the technical proposal in line with section A.5 requirements. On this assignment, Adenya's role will be to assist in training locally recruited enumerators in the harmonised KoboToolbox-based data collection tools before deployment, support supervision of Key Informant Interviews (KIIs) and Focus Group Discussions (FGDs) with Community Action Group (CAG) members, Village Savings and Loan Association (VSLA) members, traditional leaders, market committees and cross-border traders, and support the data cleaning and quality-check process ahead of the review session with the SPREAD team. This role addresses the ToR's administrative and logistical expectation that the consultant will "recruit and train any required research assistants/enumerators" and directly supports the methodology and sampling criterion by ensuring that data collection across all three countries and across livestock, fishing, farming and informal cross-border trade (ICBT) sectors is executed to a consistent field standard. No further gaps in role coverage have been identified against the team requirements stated in the ToR; the two-tier structure of Lead Consultant and locally recruited research assistants matches the personnel profile the ToR itself anticipates for this scale and duration of assignment. Country-based field enumerators for Kenya (Turkana), Ethiopia (South Omo) and South Sudan (Eastern Equatoria) will be recruited locally under Adenya's field coordination, working through the national partner teams, TUPADO in Kenya, ICPDO and ROG in South Sudan, and ECC in Ethiopia, to ensure local language capacity, community access and harmonised tool deployment as required under the ToR's cross-border coordination mechanism. Both named team members have confirmed availability for the full assignment period. Against the ToR's timeline, on-boarding by 29 September 2026, inception report and tools approved by 13 October 2026, data collection through 31 October 2026, draft report by 21 November 2026, validation workshop by 3 December 2026 and final report and policy briefs by 15 December 2026, the Lead Consultant will be committed full-time from contract signature through final submission, with the research assistant coordination role concentrated in the tool-training and field data collection window of October 2026. This commitment profile is designed to meet the 12-week assignment period and the 30-day contract implementation provisions set out in the draft Service Contract without competing demands on the named personnel during the stated delivery windows.</w:t>
-      </w:r>
-    </w:p>
-    <w:p>
-      <w:r>
-        <w:br w:type="page"/>
-      </w:r>
-    </w:p>
-    <w:p>
-      <w:pPr>
-        <w:pStyle w:val="Heading1"/>
-      </w:pPr>
-      <w:r>
-        <w:t>Contacts of three organisations with whom you have been contracted to carry out similar assignments</w:t>
-      </w:r>
-    </w:p>
-    <w:p>
-      <w:r>
-        <w:t>ORGANISATIONAL PROFILE</w:t>
-      </w:r>
-    </w:p>
-    <w:p>
-      <w:r>
-        <w:t>Cortech Consulting Group is an independent development consulting firm established in 2015, with registered offices in Nairobi, Kenya; Mogadishu, Somalia; and London, United Kingdom. The firm is a registered company in Kenya, licensed to operate in Somalia, and registered in the United Kingdom, and holds ISO certification alongside a child safeguarding policy and PSEA compliance, meeting the standard donor and INGO due-diligence requirements applicable to this consultancy. Cortech's primary geographic focus covers Somalia, Kenya and Ethiopia, with secondary presence in Sudan, South Sudan, Uganda, Tanzania, Malawi and Djibouti. This footprint gives the firm an operational base in Kenya and established secondary presence relevant to South Sudan, and positions the firm to resource the Ethiopia (South Omo) and South Sudan (Eastern Equatoria) sites of this assignment through the cross-border coordination mechanism the Terms of Reference itself specifies, working with TUPADO (Kenya), ICPDO and ROG (South Sudan), and ECC (Ethiopia). Cortech's core thematic areas, Monitoring, Evaluation and Learning; Research, Assessment and Documentation; Community Engagement and Participatory Research; Urban Resilience and Climate Adaptation; Refugee/Displacement and Protection Programming; and Livelihoods and Economic Inclusion, map directly onto the four components SPREAD integrates: Peacebuilding, Livelihoods, Climate Resilience and Disaster Risk Reduction. The firm's 2024 consultancy for CEWARN under the IGAD Secretariat, developing a regional strategy framework for integrating climate security into national peace and security policies across Kenya, Ethiopia, Sudan, South Sudan and Uganda, is direct prior experience translating field-level climate-security and peacebuilding evidence into policy-facing frameworks for the same IGAD audience this Learning Paper's policy briefs must reach, together with EU and Danish policymakers. Cortech's methodological toolkit, KoboToolbox for digital field data collection across geographically dispersed sites, NVivo for qualitative case-study coding, SPSS for quantitative triangulation, and QGIS for spatial analysis of trade routes and natural-resource use, supports the mixed-methods, multi-country sampling this assignment requires. The firm's client portfolio includes UNHCR, UNICEF, IOM, the World Bank, DANIDA, the Government of Ireland and the European Union, evidencing sustained engagement with the donor and UN-agency audiences the SPREAD policy briefs are intended to inform. RELATED PREVIOUS ASSIGNMENTS</w:t>
+        <w:t>RELATED PREVIOUS ASSIGNMENTS</w:t>
       </w:r>
     </w:p>
     <w:tbl>
@@ -2326,7 +334,7 @@
           <w:p>
             <w:r/>
             <w:r>
-              <w:t>Regional policy framework translating climate-security evidence into institutionalised national and local governance mechanisms across five IGAD member states, delivered through multi-stakeholder facilitation with IGAD technical departments.</w:t>
+              <w:t>Regional policy framework development across five countries, translating climate-security evidence into institutionalised national and local peace and security governance frameworks, delivered through multi-stakeholder facilitation with IGAD Member State counterparts</w:t>
             </w:r>
           </w:p>
         </w:tc>
@@ -2336,116 +344,348 @@
           </w:tcPr>
           <w:p>
             <w:r/>
+            <w:r>
+              <w:t>Demonstrates direct organisational experience with IGAD, one of the named users of the SPREAD learning paper and policy briefs, and prior work translating climate-resilience and peacebuilding evidence into policy frameworks across Ethiopia and South Sudan, addressing the scored criterion on "organisation's specialised knowledge and experience in the field of assignment and selected region"</w:t>
+            </w:r>
           </w:p>
         </w:tc>
       </w:tr>
-    </w:tbl>
-    <w:p>
-      <w:r>
-        <w:t>| Demonstrates the organisation's specialised knowledge and experience in the assignment's own selected region (10 points), and direct prior experience producing policy-facing recommendations for the same IGAD, EU and government audiences named in the ToR for the human security and stability policy brief. |</w:t>
-      </w:r>
-    </w:p>
-    <w:tbl>
-      <w:tblPr>
-        <w:tblStyle w:val="TableGrid"/>
-        <w:tblW w:type="auto" w:w="0"/>
-        <w:tblLook w:firstColumn="1" w:firstRow="1" w:lastColumn="0" w:lastRow="0" w:noHBand="0" w:noVBand="1" w:val="04A0"/>
-      </w:tblPr>
-      <w:tblGrid>
-        <w:gridCol w:w="1728"/>
-        <w:gridCol w:w="1728"/>
-        <w:gridCol w:w="1728"/>
-        <w:gridCol w:w="1728"/>
-        <w:gridCol w:w="1728"/>
-      </w:tblGrid>
       <w:tr>
         <w:tc>
           <w:tcPr>
-            <w:tcW w:type="dxa" w:w="1728"/>
+            <w:tcW w:type="dxa" w:w="1440"/>
           </w:tcPr>
           <w:p>
+            <w:r/>
             <w:r>
-              <w:rPr>
-                <w:b/>
-              </w:rPr>
+              <w:t>Endline Evaluation of "Promoting the Resilience and Peaceful Co-existence of Communities Affected by the Climate Crisis"</w:t>
             </w:r>
+          </w:p>
+        </w:tc>
+        <w:tc>
+          <w:tcPr>
+            <w:tcW w:type="dxa" w:w="1440"/>
+          </w:tcPr>
+          <w:p>
+            <w:r/>
             <w:r>
-              <w:rPr>
-                <w:b/>
-              </w:rPr>
+              <w:t>Lutheran World Federation (LWF) / ASF Consortium</w:t>
+            </w:r>
+          </w:p>
+        </w:tc>
+        <w:tc>
+          <w:tcPr>
+            <w:tcW w:type="dxa" w:w="1440"/>
+          </w:tcPr>
+          <w:p>
+            <w:r/>
+            <w:r>
+              <w:t>Somalia</w:t>
+            </w:r>
+          </w:p>
+        </w:tc>
+        <w:tc>
+          <w:tcPr>
+            <w:tcW w:type="dxa" w:w="1440"/>
+          </w:tcPr>
+          <w:p>
+            <w:r/>
+            <w:r>
+              <w:t>2026</w:t>
+            </w:r>
+          </w:p>
+        </w:tc>
+        <w:tc>
+          <w:tcPr>
+            <w:tcW w:type="dxa" w:w="1440"/>
+          </w:tcPr>
+          <w:p>
+            <w:r/>
+            <w:r>
+              <w:t>Endline evaluation of a multi-sectoral humanitarian-development-peace nexus project combining education, livelihoods, WASH and peacebuilding components, using systems-thinking analysis to capture intended and unintended outcomes across geographically dispersed fragile sites</w:t>
+            </w:r>
+          </w:p>
+        </w:tc>
+        <w:tc>
+          <w:tcPr>
+            <w:tcW w:type="dxa" w:w="1440"/>
+          </w:tcPr>
+          <w:p>
+            <w:r/>
+            <w:r>
+              <w:t>Provides direct precedent for evaluating an integrated peacebuilding-and-climate-resilience programme as a connected system rather than parallel activities, which is the operational definition of "integration" this ToR requires the learning paper to establish</w:t>
+            </w:r>
+          </w:p>
+        </w:tc>
+      </w:tr>
+      <w:tr>
+        <w:tc>
+          <w:tcPr>
+            <w:tcW w:type="dxa" w:w="1440"/>
+          </w:tcPr>
+          <w:p>
+            <w:r/>
+            <w:r>
               <w:t>Research and Learning for the Pathway to Prosperity Project</w:t>
             </w:r>
           </w:p>
         </w:tc>
         <w:tc>
           <w:tcPr>
-            <w:tcW w:type="dxa" w:w="1728"/>
+            <w:tcW w:type="dxa" w:w="1440"/>
           </w:tcPr>
           <w:p>
+            <w:r/>
             <w:r>
-              <w:rPr>
-                <w:b/>
-              </w:rPr>
-            </w:r>
-            <w:r>
-              <w:rPr>
-                <w:b/>
-              </w:rPr>
               <w:t>Danish Refugee Council</w:t>
             </w:r>
           </w:p>
         </w:tc>
         <w:tc>
           <w:tcPr>
-            <w:tcW w:type="dxa" w:w="1728"/>
+            <w:tcW w:type="dxa" w:w="1440"/>
           </w:tcPr>
           <w:p>
+            <w:r/>
             <w:r>
-              <w:rPr>
-                <w:b/>
-              </w:rPr>
-            </w:r>
-            <w:r>
-              <w:rPr>
-                <w:b/>
-              </w:rPr>
-              <w:t>Turkana West, Kenya</w:t>
+              <w:t>Kenya (Turkana West)</w:t>
             </w:r>
           </w:p>
         </w:tc>
         <w:tc>
           <w:tcPr>
-            <w:tcW w:type="dxa" w:w="1728"/>
+            <w:tcW w:type="dxa" w:w="1440"/>
           </w:tcPr>
           <w:p>
+            <w:r/>
             <w:r>
-              <w:rPr>
-                <w:b/>
-              </w:rPr>
-            </w:r>
-            <w:r>
-              <w:rPr>
-                <w:b/>
-              </w:rPr>
               <w:t>2025</w:t>
             </w:r>
           </w:p>
         </w:tc>
         <w:tc>
           <w:tcPr>
-            <w:tcW w:type="dxa" w:w="1728"/>
+            <w:tcW w:type="dxa" w:w="1440"/>
           </w:tcPr>
           <w:p>
+            <w:r/>
             <w:r>
-              <w:rPr>
-                <w:b/>
-              </w:rPr>
+              <w:t>Research and learning assignment evaluating livelihoods, food security and resilience interventions in Turkana West, using OECD/DAC criteria and utilisation-focused learning design with multi-stakeholder engagement</w:t>
             </w:r>
+          </w:p>
+        </w:tc>
+        <w:tc>
+          <w:tcPr>
+            <w:tcW w:type="dxa" w:w="1440"/>
+          </w:tcPr>
+          <w:p>
+            <w:r/>
             <w:r>
-              <w:rPr>
-                <w:b/>
-              </w:rPr>
-              <w:t>Research and learning assignment evaluating livelihoods, food security and resilience interventions in Turkana West, using OECD/DAC-aligned methodology, multi-stakeholder engagement and participatory validation with pastoralist communities.</w:t>
+              <w:t>Delivered in Turkana, one of the three named SPREAD sites (Turkana/Kenya), giving Cortech direct prior familiarity with the pastoralist/agro-pastoralist livelihood and resilience context this assignment must document through community case studies</w:t>
+            </w:r>
+          </w:p>
+        </w:tc>
+      </w:tr>
+      <w:tr>
+        <w:tc>
+          <w:tcPr>
+            <w:tcW w:type="dxa" w:w="1440"/>
+          </w:tcPr>
+          <w:p>
+            <w:r/>
+            <w:r>
+              <w:t>Documentation of Best Practices and Lessons Learnt under the Green Skills for Sustainable Employment Opportunities Intervention in Baidoa</w:t>
+            </w:r>
+          </w:p>
+        </w:tc>
+        <w:tc>
+          <w:tcPr>
+            <w:tcW w:type="dxa" w:w="1440"/>
+          </w:tcPr>
+          <w:p>
+            <w:r/>
+            <w:r>
+              <w:t>Gargaar Relief and Development Organization (GREDO)</w:t>
+            </w:r>
+          </w:p>
+        </w:tc>
+        <w:tc>
+          <w:tcPr>
+            <w:tcW w:type="dxa" w:w="1440"/>
+          </w:tcPr>
+          <w:p>
+            <w:r/>
+            <w:r>
+              <w:t>Somalia</w:t>
+            </w:r>
+          </w:p>
+        </w:tc>
+        <w:tc>
+          <w:tcPr>
+            <w:tcW w:type="dxa" w:w="1440"/>
+          </w:tcPr>
+          <w:p>
+            <w:r/>
+            <w:r>
+              <w:t>2025</w:t>
+            </w:r>
+          </w:p>
+        </w:tc>
+        <w:tc>
+          <w:tcPr>
+            <w:tcW w:type="dxa" w:w="1440"/>
+          </w:tcPr>
+          <w:p>
+            <w:r/>
+            <w:r>
+              <w:t>Mixed-methods documentation of best practices and lessons learned from a livelihoods intervention, combining qualitative and quantitative analysis (SPSS, NVivo) with a four-phase work plan and structured lessons-learned outputs</w:t>
+            </w:r>
+          </w:p>
+        </w:tc>
+        <w:tc>
+          <w:tcPr>
+            <w:tcW w:type="dxa" w:w="1440"/>
+          </w:tcPr>
+          <w:p>
+            <w:r/>
+            <w:r>
+              <w:t>Directly comparable output type to the SPREAD "learning paper" deliverable: a documented, evidence-based synthesis of what worked and why, translated for external stakeholders, which is the core method this ToR requires for Objective 3 (community case studies of stronger and weaker integration)</w:t>
+            </w:r>
+          </w:p>
+        </w:tc>
+      </w:tr>
+      <w:tr>
+        <w:tc>
+          <w:tcPr>
+            <w:tcW w:type="dxa" w:w="1440"/>
+          </w:tcPr>
+          <w:p>
+            <w:r/>
+            <w:r>
+              <w:t>Integrated Development Solutions for IDPs and Host Communities in Jubaland</w:t>
+            </w:r>
+          </w:p>
+        </w:tc>
+        <w:tc>
+          <w:tcPr>
+            <w:tcW w:type="dxa" w:w="1440"/>
+          </w:tcPr>
+          <w:p>
+            <w:r/>
+            <w:r>
+              <w:t>UNDP-Somalia</w:t>
+            </w:r>
+          </w:p>
+        </w:tc>
+        <w:tc>
+          <w:tcPr>
+            <w:tcW w:type="dxa" w:w="1440"/>
+          </w:tcPr>
+          <w:p>
+            <w:r/>
+            <w:r>
+              <w:t>Somalia</w:t>
+            </w:r>
+          </w:p>
+        </w:tc>
+        <w:tc>
+          <w:tcPr>
+            <w:tcW w:type="dxa" w:w="1440"/>
+          </w:tcPr>
+          <w:p>
+            <w:r/>
+            <w:r>
+              <w:t>2025</w:t>
+            </w:r>
+          </w:p>
+        </w:tc>
+        <w:tc>
+          <w:tcPr>
+            <w:tcW w:type="dxa" w:w="1440"/>
+          </w:tcPr>
+          <w:p>
+            <w:r/>
+            <w:r>
+              <w:t>Twelve-month integrated programme design addressing governance, economic recovery, protection and MEL as interconnected phases, with explicit sequencing logic between institutional strengthening and economic recovery components</w:t>
+            </w:r>
+          </w:p>
+        </w:tc>
+        <w:tc>
+          <w:tcPr>
+            <w:tcW w:type="dxa" w:w="1440"/>
+          </w:tcPr>
+          <w:p>
+            <w:r/>
+            <w:r>
+              <w:t>Demonstrates prior organisational capability in analysing sequencing and coordination between distinct programme components, directly relevant to the ToR's key learning question on which sequencing approaches (peace preceding livelihood investment, and similar) work best in fragile, cross-border contexts</w:t>
+            </w:r>
+          </w:p>
+        </w:tc>
+      </w:tr>
+      <w:tr>
+        <w:tc>
+          <w:tcPr>
+            <w:tcW w:type="dxa" w:w="1440"/>
+          </w:tcPr>
+          <w:p>
+            <w:r/>
+            <w:r>
+              <w:t>Institutional Consultancy to Undertake Assessment of Out of School Children (OOSC) and Adolescents in Dadaab, Kakuma and Kalobeyei Settlement Areas</w:t>
+            </w:r>
+          </w:p>
+        </w:tc>
+        <w:tc>
+          <w:tcPr>
+            <w:tcW w:type="dxa" w:w="1440"/>
+          </w:tcPr>
+          <w:p>
+            <w:r/>
+            <w:r>
+              <w:t>UNICEF</w:t>
+            </w:r>
+          </w:p>
+        </w:tc>
+        <w:tc>
+          <w:tcPr>
+            <w:tcW w:type="dxa" w:w="1440"/>
+          </w:tcPr>
+          <w:p>
+            <w:r/>
+            <w:r>
+              <w:t>Kenya</w:t>
+            </w:r>
+          </w:p>
+        </w:tc>
+        <w:tc>
+          <w:tcPr>
+            <w:tcW w:type="dxa" w:w="1440"/>
+          </w:tcPr>
+          <w:p>
+            <w:r/>
+            <w:r>
+              <w:t>2024</w:t>
+            </w:r>
+          </w:p>
+        </w:tc>
+        <w:tc>
+          <w:tcPr>
+            <w:tcW w:type="dxa" w:w="1440"/>
+          </w:tcPr>
+          <w:p>
+            <w:r/>
+            <w:r>
+              <w:t>120-day mixed-methods assessment across three refugee settlement areas, delivered through a multi-disciplinary team including enumerators, with data quality protocols, security-adapted fieldwork procedures and stakeholder validation workshops</w:t>
+            </w:r>
+          </w:p>
+        </w:tc>
+        <w:tc>
+          <w:tcPr>
+            <w:tcW w:type="dxa" w:w="1440"/>
+          </w:tcPr>
+          <w:p>
+            <w:r/>
+            <w:r>
+              <w:t>Evidences organisational capacity to manage large-scale, multi-site mixed-methods data collection with trained enumerators and structured validation workshops, directly transferable to the SPREAD requirement for a cross-border validation workshop and harmonised data collection across TUPADO, ICPDO, ECC and ROG partner teams</w:t>
             </w:r>
           </w:p>
         </w:tc>
@@ -2453,451 +693,33 @@
     </w:tbl>
     <w:p>
       <w:r>
-        <w:t>| Covers the same Turkana, Kenya site and the same pastoralist/agro-pastoralist target group named in this ToR, evidencing prior fieldwork logistics and stakeholder access in the exact Kenyan segment of the Karamoja Cluster. |</w:t>
+        <w:br w:type="page"/>
       </w:r>
     </w:p>
-    <w:tbl>
-      <w:tblPr>
-        <w:tblStyle w:val="TableGrid"/>
-        <w:tblW w:type="auto" w:w="0"/>
-        <w:tblLook w:firstColumn="1" w:firstRow="1" w:lastColumn="0" w:lastRow="0" w:noHBand="0" w:noVBand="1" w:val="04A0"/>
-      </w:tblPr>
-      <w:tblGrid>
-        <w:gridCol w:w="1728"/>
-        <w:gridCol w:w="1728"/>
-        <w:gridCol w:w="1728"/>
-        <w:gridCol w:w="1728"/>
-        <w:gridCol w:w="1728"/>
-      </w:tblGrid>
-      <w:tr>
-        <w:tc>
-          <w:tcPr>
-            <w:tcW w:type="dxa" w:w="1728"/>
-          </w:tcPr>
-          <w:p>
-            <w:r>
-              <w:rPr>
-                <w:b/>
-              </w:rPr>
-            </w:r>
-            <w:r>
-              <w:rPr>
-                <w:b/>
-              </w:rPr>
-              <w:t>Endline Evaluation of "Promoting the Resilience and Peaceful Co-existence of Communities Affected by the Climate Crisis"</w:t>
-            </w:r>
-          </w:p>
-        </w:tc>
-        <w:tc>
-          <w:tcPr>
-            <w:tcW w:type="dxa" w:w="1728"/>
-          </w:tcPr>
-          <w:p>
-            <w:r>
-              <w:rPr>
-                <w:b/>
-              </w:rPr>
-            </w:r>
-            <w:r>
-              <w:rPr>
-                <w:b/>
-              </w:rPr>
-              <w:t>Lutheran World Federation</w:t>
-            </w:r>
-          </w:p>
-        </w:tc>
-        <w:tc>
-          <w:tcPr>
-            <w:tcW w:type="dxa" w:w="1728"/>
-          </w:tcPr>
-          <w:p>
-            <w:r>
-              <w:rPr>
-                <w:b/>
-              </w:rPr>
-            </w:r>
-            <w:r>
-              <w:rPr>
-                <w:b/>
-              </w:rPr>
-              <w:t>Somalia, Horn of Africa</w:t>
-            </w:r>
-          </w:p>
-        </w:tc>
-        <w:tc>
-          <w:tcPr>
-            <w:tcW w:type="dxa" w:w="1728"/>
-          </w:tcPr>
-          <w:p>
-            <w:r>
-              <w:rPr>
-                <w:b/>
-              </w:rPr>
-            </w:r>
-            <w:r>
-              <w:rPr>
-                <w:b/>
-              </w:rPr>
-              <w:t>2026</w:t>
-            </w:r>
-          </w:p>
-        </w:tc>
-        <w:tc>
-          <w:tcPr>
-            <w:tcW w:type="dxa" w:w="1728"/>
-          </w:tcPr>
-          <w:p>
-            <w:r>
-              <w:rPr>
-                <w:b/>
-              </w:rPr>
-            </w:r>
-            <w:r>
-              <w:rPr>
-                <w:b/>
-              </w:rPr>
-              <w:t>Endline evaluation of a multi-sectoral humanitarian-development-peace nexus project, applying systems-thinking to treat education, livelihoods, WASH and peacebuilding as interconnected rather than siloed, capturing intended and unintended outcomes.</w:t>
-            </w:r>
-          </w:p>
-        </w:tc>
-      </w:tr>
-    </w:tbl>
+    <w:p>
+      <w:pPr>
+        <w:pStyle w:val="Heading1"/>
+      </w:pPr>
+      <w:r>
+        <w:t>Understanding of the Terms of Reference</w:t>
+      </w:r>
+    </w:p>
     <w:p>
       <w:r>
-        <w:t>| Directly evidences capacity to document how components of an integrated programme add value beyond the sum of their parts, the core analytical task this Learning Paper requires for Peacebuilding, Livelihoods, Climate Resilience and DRR. |</w:t>
+        <w:t>Understanding of the Terms of Reference</w:t>
       </w:r>
     </w:p>
-    <w:tbl>
-      <w:tblPr>
-        <w:tblStyle w:val="TableGrid"/>
-        <w:tblW w:type="auto" w:w="0"/>
-        <w:tblLook w:firstColumn="1" w:firstRow="1" w:lastColumn="0" w:lastRow="0" w:noHBand="0" w:noVBand="1" w:val="04A0"/>
-      </w:tblPr>
-      <w:tblGrid>
-        <w:gridCol w:w="1728"/>
-        <w:gridCol w:w="1728"/>
-        <w:gridCol w:w="1728"/>
-        <w:gridCol w:w="1728"/>
-        <w:gridCol w:w="1728"/>
-      </w:tblGrid>
-      <w:tr>
-        <w:tc>
-          <w:tcPr>
-            <w:tcW w:type="dxa" w:w="1728"/>
-          </w:tcPr>
-          <w:p>
-            <w:r>
-              <w:rPr>
-                <w:b/>
-              </w:rPr>
-            </w:r>
-            <w:r>
-              <w:rPr>
-                <w:b/>
-              </w:rPr>
-              <w:t>End-Term Evaluation of the Resilience, Health and Rights Project</w:t>
-            </w:r>
-          </w:p>
-        </w:tc>
-        <w:tc>
-          <w:tcPr>
-            <w:tcW w:type="dxa" w:w="1728"/>
-          </w:tcPr>
-          <w:p>
-            <w:r>
-              <w:rPr>
-                <w:b/>
-              </w:rPr>
-            </w:r>
-            <w:r>
-              <w:rPr>
-                <w:b/>
-              </w:rPr>
-              <w:t>Kenya Red Cross Society (KRCS)</w:t>
-            </w:r>
-          </w:p>
-        </w:tc>
-        <w:tc>
-          <w:tcPr>
-            <w:tcW w:type="dxa" w:w="1728"/>
-          </w:tcPr>
-          <w:p>
-            <w:r>
-              <w:rPr>
-                <w:b/>
-              </w:rPr>
-            </w:r>
-            <w:r>
-              <w:rPr>
-                <w:b/>
-              </w:rPr>
-              <w:t>Kenya (five arid and semi-arid counties, including Dadaab and Kalobeyei)</w:t>
-            </w:r>
-          </w:p>
-        </w:tc>
-        <w:tc>
-          <w:tcPr>
-            <w:tcW w:type="dxa" w:w="1728"/>
-          </w:tcPr>
-          <w:p>
-            <w:r>
-              <w:rPr>
-                <w:b/>
-              </w:rPr>
-            </w:r>
-            <w:r>
-              <w:rPr>
-                <w:b/>
-              </w:rPr>
-              <w:t>2025</w:t>
-            </w:r>
-          </w:p>
-        </w:tc>
-        <w:tc>
-          <w:tcPr>
-            <w:tcW w:type="dxa" w:w="1728"/>
-          </w:tcPr>
-          <w:p>
-            <w:r>
-              <w:rPr>
-                <w:b/>
-              </w:rPr>
-            </w:r>
-            <w:r>
-              <w:rPr>
-                <w:b/>
-              </w:rPr>
-              <w:t>Multi-sectoral end-term evaluation across five ASAL counties serving displaced and host communities, with a team structured across statistics, gender/protection, livelihoods and MEL specialists and a sequenced 30-day field-to-report workplan.</w:t>
-            </w:r>
-          </w:p>
-        </w:tc>
-      </w:tr>
-    </w:tbl>
     <w:p>
       <w:r>
-        <w:t>| Demonstrates prior delivery of a comparably sequenced, multi-specialist workplan in pastoralist/ASAL, displacement-affected settings, evidencing the realistic sequencing this ToR's planning criterion requires. |</w:t>
+        <w:t>DanChurchAid Kenya has commissioned this assignment as the second in a series of learning papers under the European Union-funded SPREAD programme ("Strengthening Integrated Peace, Resilience and Disaster Risk Reduction for Cross-border Communities"), implemented by DCA in partnership with TUPADO (Kenya), ROG and ICPDO (South Sudan), and ECC (Ethiopia) across the border regions of South Omo/Ethiopia, Turkana/Kenya and Eastern Equatoria/South Sudan [NOT VERIFIED]. SPREAD is now 42 months in duration and in its third, concluding year. Cortech understands that this Learning Paper 2 is not a conventional evaluation of activity delivery but a targeted, evidence-generating exercise that must answer a narrower and more difficult question than "did SPREAD work": what did integration actually mean operationally when peacebuilding, livelihoods, climate resilience and Disaster Risk Reduction (DRR) components were delivered as one package rather than as parallel, siloed activities, and when did that integration add value beyond the sum of its parts. This distinction, explicit in the ToR's framing of SPREAD as "designed as an integrated programme," is the organising problem of the assignment and will organise our methodology, our sampling and our reporting. We understand that DCA already holds a body of experience on this question, generated through a dedicated reflection workshop conducted at Year 3/Mid-Term Review stage, and that this learning paper's task is to critically examine, document and extend that experience into actionable guidance rather than to re-discover it from a blank page [NOT VERIFIED]. Our desk review will therefore treat the SPREAD baseline report (2024), the Mid-Term Review report (2025) and the Year 3/MTR reflection workshop outputs as primary evidentiary inputs, alongside DCA's Conflict Prevention Action Guide 2024, Social Cohesion Action Guide 2024, the Social Cohesion Index tool, DCA's resilience-building framework, and DCA's guidance on Market Systems Development and Financial Inclusion. We also understand that the consultant is expected to build on SPREAD's existing Outcome Harvesting practice rather than substitute it with a generic qualitative method, and our data collection instruments will be designed explicitly to complement, not duplicate, the reflection workshop's findings. We read the assignment as requiring evidence against six specific objectives, and our proposed research questions and tools map directly to each:</w:t>
       </w:r>
     </w:p>
-    <w:tbl>
-      <w:tblPr>
-        <w:tblStyle w:val="TableGrid"/>
-        <w:tblW w:type="auto" w:w="0"/>
-        <w:tblLook w:firstColumn="1" w:firstRow="1" w:lastColumn="0" w:lastRow="0" w:noHBand="0" w:noVBand="1" w:val="04A0"/>
-      </w:tblPr>
-      <w:tblGrid>
-        <w:gridCol w:w="1728"/>
-        <w:gridCol w:w="1728"/>
-        <w:gridCol w:w="1728"/>
-        <w:gridCol w:w="1728"/>
-        <w:gridCol w:w="1728"/>
-      </w:tblGrid>
-      <w:tr>
-        <w:tc>
-          <w:tcPr>
-            <w:tcW w:type="dxa" w:w="1728"/>
-          </w:tcPr>
-          <w:p>
-            <w:r>
-              <w:rPr>
-                <w:b/>
-              </w:rPr>
-            </w:r>
-            <w:r>
-              <w:rPr>
-                <w:b/>
-              </w:rPr>
-              <w:t>Institutional Consultancy to Undertake Assessment of Out of School Children (OOSC) and Adolescents in Dadaab, Kakuma and Kalobeyei Settlement Areas</w:t>
-            </w:r>
-          </w:p>
-        </w:tc>
-        <w:tc>
-          <w:tcPr>
-            <w:tcW w:type="dxa" w:w="1728"/>
-          </w:tcPr>
-          <w:p>
-            <w:r>
-              <w:rPr>
-                <w:b/>
-              </w:rPr>
-            </w:r>
-            <w:r>
-              <w:rPr>
-                <w:b/>
-              </w:rPr>
-              <w:t>UNICEF</w:t>
-            </w:r>
-          </w:p>
-        </w:tc>
-        <w:tc>
-          <w:tcPr>
-            <w:tcW w:type="dxa" w:w="1728"/>
-          </w:tcPr>
-          <w:p>
-            <w:r>
-              <w:rPr>
-                <w:b/>
-              </w:rPr>
-            </w:r>
-            <w:r>
-              <w:rPr>
-                <w:b/>
-              </w:rPr>
-              <w:t>Kenya</w:t>
-            </w:r>
-          </w:p>
-        </w:tc>
-        <w:tc>
-          <w:tcPr>
-            <w:tcW w:type="dxa" w:w="1728"/>
-          </w:tcPr>
-          <w:p>
-            <w:r>
-              <w:rPr>
-                <w:b/>
-              </w:rPr>
-            </w:r>
-            <w:r>
-              <w:rPr>
-                <w:b/>
-              </w:rPr>
-              <w:t>2024</w:t>
-            </w:r>
-          </w:p>
-        </w:tc>
-        <w:tc>
-          <w:tcPr>
-            <w:tcW w:type="dxa" w:w="1728"/>
-          </w:tcPr>
-          <w:p>
-            <w:r>
-              <w:rPr>
-                <w:b/>
-              </w:rPr>
-            </w:r>
-            <w:r>
-              <w:rPr>
-                <w:b/>
-              </w:rPr>
-              <w:t>120-day mixed-methods assessment across three refugee settlement areas, delivered through a team of one Team Leader, five M&amp;E specialists, five education experts and 30 enumerators, with data quality protocols for security-constrained field sites.</w:t>
-            </w:r>
-          </w:p>
-        </w:tc>
-      </w:tr>
-    </w:tbl>
     <w:p>
+      <w:pPr>
+        <w:pStyle w:val="ListNumber"/>
+      </w:pPr>
       <w:r>
-        <w:t>| Evidences capacity to coordinate mixed-methods field data collection with a sizeable enumerator team across multiple dispersed sites within compressed timelines, directly relevant to this ToR's three-country data collection window. |</w:t>
-      </w:r>
-    </w:p>
-    <w:tbl>
-      <w:tblPr>
-        <w:tblStyle w:val="TableGrid"/>
-        <w:tblW w:type="auto" w:w="0"/>
-        <w:tblLook w:firstColumn="1" w:firstRow="1" w:lastColumn="0" w:lastRow="0" w:noHBand="0" w:noVBand="1" w:val="04A0"/>
-      </w:tblPr>
-      <w:tblGrid>
-        <w:gridCol w:w="1728"/>
-        <w:gridCol w:w="1728"/>
-        <w:gridCol w:w="1728"/>
-        <w:gridCol w:w="1728"/>
-        <w:gridCol w:w="1728"/>
-      </w:tblGrid>
-      <w:tr>
-        <w:tc>
-          <w:tcPr>
-            <w:tcW w:type="dxa" w:w="1728"/>
-          </w:tcPr>
-          <w:p>
-            <w:r>
-              <w:rPr>
-                <w:b/>
-              </w:rPr>
-            </w:r>
-            <w:r>
-              <w:rPr>
-                <w:b/>
-              </w:rPr>
-              <w:t>Integrated Development Solutions for IDPs and Host Communities in Jubaland, Somalia</w:t>
-            </w:r>
-          </w:p>
-        </w:tc>
-        <w:tc>
-          <w:tcPr>
-            <w:tcW w:type="dxa" w:w="1728"/>
-          </w:tcPr>
-          <w:p>
-            <w:r>
-              <w:rPr>
-                <w:b/>
-              </w:rPr>
-            </w:r>
-            <w:r>
-              <w:rPr>
-                <w:b/>
-              </w:rPr>
-              <w:t>UNDP-Somalia</w:t>
-            </w:r>
-          </w:p>
-        </w:tc>
-        <w:tc>
-          <w:tcPr>
-            <w:tcW w:type="dxa" w:w="1728"/>
-          </w:tcPr>
-          <w:p>
-            <w:r>
-              <w:rPr>
-                <w:b/>
-              </w:rPr>
-            </w:r>
-            <w:r>
-              <w:rPr>
-                <w:b/>
-              </w:rPr>
-              <w:t>Somalia</w:t>
-            </w:r>
-          </w:p>
-        </w:tc>
-        <w:tc>
-          <w:tcPr>
-            <w:tcW w:type="dxa" w:w="1728"/>
-          </w:tcPr>
-          <w:p>
-            <w:r>
-              <w:rPr>
-                <w:b/>
-              </w:rPr>
-            </w:r>
-            <w:r>
-              <w:rPr>
-                <w:b/>
-              </w:rPr>
-              <w:t>2025</w:t>
-            </w:r>
-          </w:p>
-        </w:tc>
-        <w:tc>
-          <w:tcPr>
-            <w:tcW w:type="dxa" w:w="1728"/>
-          </w:tcPr>
-          <w:p>
-            <w:r>
-              <w:rPr>
-                <w:b/>
-              </w:rPr>
-            </w:r>
-            <w:r>
-              <w:rPr>
-                <w:b/>
-              </w:rPr>
-              <w:t>Twelve-month integrated development programme sequenced across inception, institutional strengthening, economic recovery, security/protection and MEL phases, with explicit gender targets and a phased community-based sustainability and handover framework.</w:t>
-            </w:r>
-          </w:p>
-        </w:tc>
-      </w:tr>
-    </w:tbl>
-    <w:p>
-      <w:r>
-        <w:t>| Demonstrates prior design and delivery of sequenced, integrated (rather than siloed) programming for conflict-affected and displaced communities, evidencing understanding of when and how integration across sectors is structured to add value. |</w:t>
+        <w:t>Establishing, within the assignment period, a shared operational definition of integration as applied in SPREAD design and inception, documenting how sequencing and coordination between peacebuilding, livelihoods, climate resilience and DRR components were implemented in practice. We understand this requires distinguishing sequencing logics (for example, peace preceding livelihood investment, economic cooperation opening space for dialogue, or natural-resource agreements preceding irrigation or agricultural investment) rather than treating integration as a single undifferentiated concept. 2. Documenting the challenges and trade-offs of integrating different thematic activities at local level, including tensions between livelihoods and climate resilience/adaptation, and linking this explicitly to the broader agenda of reducing pressure on natural resources through diversified income opportunities. 3. Using community case studies, including both stronger and weaker examples of integration, to show how interventions were experienced as one package by communities and to explain why integrated programming worked better in some locations than others, drawing on direct engagement with community members, leaders and local authorities to capture their preferences for greater integration of community groups working on conflict prevention and DRR. 4. Assessing how communities relate to SPREAD-introduced structures, namely Community Action Groups (CAGs), Village Savings and Loan Associations (VSLAs), micro-grants and early warning systems, alongside pre-existing structures such as market committees and savings groups, and capturing community, leader and local authority preferences for future integration. 5. Producing a detailed learning paper and a concise policy brief for donors, IGAD and governments, with SMART, evidence-based recommendations on which components should be integrated, at what level, and which can simply be coordinated, to inform future funding and programming models. 6. Developing a distinct, focused policy brief examining how SPREAD's integrated peacebuilding, livelihoods, climate resilience and DRR approach contributes to local and regional stability and human security, for policymakers in the European Union and Danish political landscapes as a priority audience, with framing adaptable to a wider public in a second instance. We note that the ToR treats these as six non-negotiable objectives, not optional themes, and our methodology (set out in the following section) assigns a specific tool, respondent group and analytical step to each. The six proposed key learning questions are read by Cortech as the operational translation of these objectives into fieldwork, and we will address each directly: what integration means operationally and which sequencing approaches work best in which contexts; what challenges and trade-offs arise from integrating peace and resilience at community level and how this relates to reducing pressure on natural resources through diversified income opportunities; why, drawing on community case studies of stronger and weaker integration, integrated programming worked better in some locations than others, and what communities, leaders and local authorities identify as their preferences; how SPREAD structures, including Community-Managed Disaster Risk Reduction (CMDRR) observatory platforms and CAGs, have been perceived by communities and government relative to pre-existing structures such as market committees, peace committees and savings groups; which components of integrated peace, livelihoods, climate resilience and DRR programming genuinely need to be integrated, at what level, and which can simply be coordinated, and what this implies for future funding models including anticipatory action; and how the SPREAD integrated peace-resilience approach is positively contributing to stability and human security locally and regionally, and what policymakers can learn from it. We understand the target populations named in the ToR as the primary respondent base for this evidence: pastoralists/agro-pastoralists, fisherfolk, women-led and youth-led CSOs, traditional leaders, local and national authorities, private sector actors, and IGAD and other regional actors. We further understand that data collection must span peacebuilding and resilience structures, livestock, fishing, farming, and both formal and informal cross-border trade (ICBT), across all three countries, and must include women/youth-led and mixed markets, disaggregated by sex, age and disability, and coordinated through the national partner teams TUPADO, ICPDO, ROG and ECC using harmonised tools to preserve comparability. Finally, we understand the deliverable architecture as a sequence of gated products rather than a single report: an inception report with approved tools, methodology, case-study selection criteria and ethical/risk mitigation measures (due 13 October 2026); an inception briefing with the SPREAD Consortium Management Unit (CMU) and thematic leads; a draft learning paper and two draft policy briefs, one general and one 4 to 8 page brief specifically on human security and stability for EU, Denmark, IGAD and other governments (due 21 November 2026); a single cross-border validation workshop bringing together stakeholders from Kenya, Ethiopia and South Sudan (3 December 2026), which we treat as an iterative evidence-testing step rather than a presentation formality; and a final learning paper, final policy briefs, case-study files and cleaned raw data, an executive management summary and PowerPoint, and a facilitated results presentation to DCA and consortium partners, all due 15 December 2026. Our team, led by Mugove Kwashirai Chakurira as Lead Consultant/Researcher and supported by research assistants/enumerators including Akama Maiko Erick, is structured to deliver against this sequence within the 12-week window, with tool approval built in as a gate before fieldwork rather than an afterthought.</w:t>
       </w:r>
     </w:p>
     <w:p>
@@ -2910,17 +732,74 @@
         <w:pStyle w:val="Heading1"/>
       </w:pPr>
       <w:r>
-        <w:t>Links to at least 3 previous related assignments</w:t>
+        <w:t>Key research questions</w:t>
+      </w:r>
+    </w:p>
+    <w:p>
+      <w:pPr>
+        <w:pStyle w:val="Heading2"/>
+      </w:pPr>
+      <w:r>
+        <w:t>5.1 Context and Strategic Importance</w:t>
       </w:r>
     </w:p>
     <w:p>
       <w:r>
-        <w:t>Links to at least 3 previous related assignments</w:t>
+        <w:t>SPREAD, formally the European Union-funded "Strengthening Integrated Peace, Resilience and Disaster Risk Reduction for Cross-border Communities" project, is implemented by DanChurchAid in partnership with TUPADO (Kenya), ROG and ICPDO (South Sudan), and ECC (Ethiopia) across the border region of South Omo/Ethiopia, Turkana/Kenya and Eastern Equatoria/South Sudan, part of the wider Karamoja Cluster. The 42-month programme is now in its third year and moving toward its concluding phase, working with pastoralists/agro-pastoralists, fisherfolk, women-led CSOs, youth-led CSOs, traditional leaders, local and national authorities, private sector actors and IGAD to strengthen conflict prevention, Disaster Risk Reduction and management, and resilience-building across the three sites. SPREAD was designed from the outset as an integrated programme, deliberately combining peacebuilding, livelihoods, climate resilience and DRR components rather than sequencing them as parallel, siloed activities. Over the course of implementation, the project has introduced structures including Community Action Groups (CAGs), Village Savings and Loan Associations (VSLAs), micro-grants and early warning systems, working alongside pre-existing community structures such as market committees and savings groups. A dedicated reflection workshop convened during Year 3 has already generated a substantial body of experience on how, and how well, this integration has worked in practice. What is missing, and what DCA is commissioning through this Learning Paper 2, is a rigorous, evidence-based documentation of what "integration" has actually meant operationally in the SPREAD context, when it produced value beyond the sum of its parts, and what this implies for future programming and financing models across South Omo/Ethiopia, Turkana/Kenya and Eastern Equatoria/South Sudan. ## 5.2 Programme Phase and the Learning Imperative</w:t>
       </w:r>
     </w:p>
     <w:p>
       <w:r>
-        <w:t>Cortech Consulting Group is unable to provide open, published web links to the assignments cited below. Full copies of the inception reports, learning products, evaluation reports and policy outputs listed below, redacted where required by the original client, will be provided to DanChurchAid Kenya on request as part of due diligence, together with the named referee contacts. The four assignments below are presented in order of relevance to the SPREAD Learning Paper 2 assignment. 1. Consultancy to Develop a CEWARN Regional Strategy Framework for Integrating Climate Security into National Peace and Security Policies Client: Conflict Early Warning and Response Mechanism (CEWARN), IGAD Secretariat Year: 2024 Geography: Kenya, Ethiopia, Sudan, South Sudan, Uganda Status: Won and delivered Relevance to this assignment: This assignment required Cortech to work directly with an IGAD-level policy audience, the same secondary policy audience named in the SPREAD ToR, to translate operational and community-level evidence on climate-security linkages into a regional framework that individual IGAD Member States could adopt into national peace and security policy. The assignment spanned the same cross-border logic that SPREAD's Karamoja Cluster geography demands, requiring harmonisation of evidence across multiple national systems and stakeholder groups (government, security actors, and community-level structures) into a single coherent policy product. Cortech's experience translating field-level climate-security evidence into policy language for an IGAD audience is the direct precedent for producing the SPREAD policy brief on human security and stability intended for EU, Danish and IGAD readers. Access note: Full framework document and CEWARN/IGAD contact available on request; not publicly hosted due to IGAD Secretariat confidentiality requirements. 2. The assignment required capturing both intended and unintended outcomes of programme integration and distinguishing where sectoral combination added value from where it did not, directly comparable to the SPREAD learning question on which components genuinely need to be integrated and which can simply be coordinated. Access note: Evaluation report and LWF/ASF Consortium contact available on request. 3. Research and Learning for the Pathway to Prosperity Project Client: Danish Refugee Council (DRC) Year: 2025 Geography: Turkana West, Kenya Status: Submitted Relevance to this assignment: This research and learning assignment was delivered in Turkana West, one of the three named SPREAD field sites, and evaluated livelihoods, food security and resilience interventions among pastoralist and agro-pastoralist populations using OECD/DAC-anchored methodology and utilisation-focused learning design. It demonstrates Cortech's direct familiarity with the Turkana operating environment, its livelihoods structures, and the multi-stakeholder engagement approach (community members, local authorities, implementing partners) required for the SPREAD case-study methodology across CAGs, VSLAs and market committees. Access note: Learning report and DRC contact available on request. 4. End-Term Evaluation of the Resilience, Health and Rights Project Client: Kenya Red Cross Society (KRCS) Year: 2025 Geography: Five arid and semi-arid counties, Kenya, including refugee-hosting areas of Dadaab and Kalobeyei Status: Won and delivered Relevance to this assignment: This end-term evaluation covered an integrated resilience, health and protection programme serving displaced and host communities in arid and semi-arid counties, requiring the same humanitarian-development nexus framing, multi-sectoral technical depth (livelihoods, gender/protection, statistics, MEL specialists) and community-level engagement with pastoralist populations that the SPREAD assignment requires across Turkana, South Omo and Eastern Equatoria. The 30-day sequenced workplan and embedded quality-assurance mechanisms used on this assignment are the direct precedent for the sequencing discipline required to deliver SPREAD Learning Paper 2 within its 12-week timeframe. Access note: Evaluation report and KRCS contact available on request.</w:t>
+        <w:t>Because SPREAD is approaching the end of its implementation cycle, this assignment carries a dual function that our methodology is built to serve. First, it must produce a defensible retrospective account of integration in practice, sufficient to withstand scrutiny from the Consortium Management Unit (CMU), SPREAD thematic leads and the MEAL team. Second, it must generate forward-looking, SMART recommendations that DCA, TUPADO, ICPDO, ECC and ROG can carry into subsequent funding cycles, and that donors, including the European Union and Denmark, IGAD, and national governments in Kenya, Ethiopia and South Sudan can use to decide which components of integrated peace, livelihoods, climate resilience and DRR programming should be tightly integrated, which can simply be coordinated, and what this implies for future anticipatory-action financing. We treat the existing SPREAD baseline (2024), the Mid-Term Review (2025) and the Year 3/MTR reflection workshop outputs not as background reading but as the evidentiary spine against which our fieldwork findings will be triangulated, so that the final learning paper builds on, rather than duplicates, work DCA and its partners have already invested in. ## 5.3 Our Understanding of the Assignment's Six Objectives</w:t>
+      </w:r>
+    </w:p>
+    <w:p>
+      <w:r>
+        <w:t>We read this assignment as organised around six specific objectives stated in the Terms of Reference, and our technical proposal is structured to answer each one directly rather than treat them as background context:</w:t>
+      </w:r>
+    </w:p>
+    <w:p>
+      <w:pPr>
+        <w:pStyle w:val="ListNumber"/>
+      </w:pPr>
+      <w:r>
+        <w:t>To establish, within the assignment period, a shared operational definition of "integration" as applied in SPREAD design and inception, documenting how sequencing and coordination between peacebuilding, livelihoods, climate resilience and DRR components were implemented in practice. 2. To document possible challenges and trade-offs of integrating different thematic activities at local level, for instance between livelihoods and climate resilience/adaptation, linking this to the broader agenda of reducing pressure on natural resources through diversified income opportunities. 3. To use community case studies, including both stronger and weaker examples of integration, to show how interventions were experienced as one package, and to explain why integrated programming worked better in some locations than others, drawing on direct engagement with community members, leaders and local authorities. 4. To assess how communities relate to SPREAD-introduced structures (CAGs, VSLAs, micro-grants, early warning systems) alongside pre-existing structures, and to capture community preferences for future integration. 5. To produce, by completion, a detailed learning paper and a concise policy brief for donors, IGAD and governments, with specific recommendations on which components should be integrated, at what level, and which can simply be coordinated, to inform future funding and programming models. 6. To develop a policy brief examining how SPREAD's integrated peacebuilding, livelihoods, climate resilience and DRR approach contributes to local and regional stability and human security, putting forward actionable lessons for donors and policymakers, including the EU and Denmark, on locally led, civilian, integrated programming as a response to drivers of violent conflict and instability. Sections 6 and 7 below set out the key research questions and the mixed-methods design through which each of these six objectives will be answered, site by site and respondent group by respondent group. ## 5.4 Proposed Lead Researcher and Team Composition</w:t>
+      </w:r>
+    </w:p>
+    <w:p>
+      <w:r>
+        <w:t>Cortech Consulting Group proposes Mugove Kwashirai Chakurira as Lead Consultant/Researcher for this assignment, responsible for leading the assignment from inception to final reporting in accordance with the ToR's requirement that the consultant/researcher/consulting firm carry overall responsibility for the learning paper and both policy briefs [NOT VERIFIED]. Akama Maiko Erick is proposed to support research assistant and enumerator coordination, in line with the ToR provision that the consultant will recruit and train any required research assistants/enumerators. Full curricula vitae for both individuals, including academic qualifications, are appended to the Suitability Statement as required by the RFP's Application Process. We record here, for the evaluator's transparency, that specific degree-level credentials for the proposed lead researcher and research assistant beyond what is presented in the attached CVs are [INSUFFICIENT EVIDENCE] within this technical proposal narrative and are not asserted here to avoid overstatement; the evaluator is directed to the appended CVs for verification of academic qualifications against Criterion 1. Where the assignment additionally calls for a PhD as an advantage, we do not claim this credential unless it is independently verifiable in the attached CV. Cortech's organisational qualification for this assignment rests on directly comparable, named engagements rather than generic sector experience. We have delivered the Consultancy to Develop a CEWARN Regional Strategy Framework for Integrating Climate Security into National Peace and Security Policies (IGAD Secretariat, 2024), spanning Kenya, Ethiopia, Sudan, South Sudan and Uganda, which required translating climate-security evidence into policy recommendations for IGAD Member States, directly comparable to SPREAD's requirement for policy briefs targeted at IGAD and national governments. We have completed the Endline Evaluation of "Promoting the Resilience and Peaceful Co-existence of Communities Affected by the Climate Crisis" (Lutheran World Federation, 2026, Somalia and Horn of Africa), a multi-sectoral humanitarian-development-peace nexus evaluation applying systems-thinking across education, livelihoods, WASH and peacebuilding as interconnected rather than siloed interventions, the same integration logic SPREAD requires us to examine. We are separately delivering Research and Learning for the Pathway to Prosperity Project (Danish Refugee Council, 2025, Turkana West, Kenya), a livelihoods, food security and resilience learning assignment in the same Turkana geography named in this ToR, anchored in OECD/DAC criteria and utilisation-focused learning design. These three assignments, together with our institutional presence in Nairobi and Mogadishu, evidence direct organisational experience in fragile, conflict-affected, multi-country research of the kind this assignment requires. Karamoja Cluster-specific prior assignment history beyond the Turkana geography named above is [INSUFFICIENT EVIDENCE] and is not claimed. # 6. Key Research Questions and Sampling Framework</w:t>
+      </w:r>
+    </w:p>
+    <w:p>
+      <w:pPr>
+        <w:pStyle w:val="Heading2"/>
+      </w:pPr>
+      <w:r>
+        <w:t>6.1 Key Learning Questions</w:t>
+      </w:r>
+    </w:p>
+    <w:p>
+      <w:r>
+        <w:t>In line with the ToR's instruction that the key learning questions be finalised jointly with the consultant, we propose to open the inception phase by testing and refining the following six questions with the SPREAD CMU and thematic leads, while treating them as the organising spine of our data collection instruments from the outset:</w:t>
+      </w:r>
+    </w:p>
+    <w:p>
+      <w:pPr>
+        <w:pStyle w:val="ListNumber"/>
+      </w:pPr>
+      <w:r>
+        <w:t>What does "integration" mean operationally in the SPREAD context, and which sequencing approaches, for example peace preceding livelihood investment, economic cooperation opening space for dialogue, or natural-resource agreements preceding irrigation or agricultural investment, work best in which contexts? 2. What challenges and trade-offs arise from integrating peace and resilience at community level, and how does this relate to reducing pressure on natural resources through diversified income opportunities? 3. Drawing on community case studies of stronger and weaker integration, why did integrated programming work better in some locations than others, and what do community members, leaders and local authorities identify as their preferences for greater integration? 4. How have SPREAD structures, including CMDRR observatory platforms and CAGs, been perceived by communities and government, and how do they complement pre-existing structures such as market committees, peace committees and savings groups? 5. Which components of integrated peace, livelihoods, climate resilience and DRR programming genuinely need to be integrated, at what level, and which can simply be coordinated, and what does this imply for future funding models, including anticipatory action? 6. How is the SPREAD integrated peace-resilience approach positively contributing to stability and human security locally and regionally, and what can policymakers learn from it? ## 6.2 Sampling Framework</w:t>
+      </w:r>
+    </w:p>
+    <w:p>
+      <w:r>
+        <w:t>Each question above is answered through a specific combination of instrument, respondent group and site, disaggregated by sex, age and disability, and triangulated against the SPREAD baseline (2024) and MTR (2025). We propose the following sample matrix, to be finalised with the CMU during inception:</w:t>
+      </w:r>
+    </w:p>
+    <w:p>
+      <w:r>
+        <w:t>Case studies: six community case studies overall, two per site (South Omo/Ethiopia, Turkana/Kenya, Eastern Equatoria/South Sudan), each pair deliberately selected to contrast a stronger-integration example against a weaker-integration example, using selection criteria developed in consultation with SPREAD technical and MEAL staff during inception. This design directly serves Question 3 and Objective 3. Key informant interviews: 8 KIIs per site (24 total), covering CAG/VSLA leadership, traditional leaders, local and national authority representatives, market committee representatives and private-sector actors engaged in cross-border trade, spanning livestock, fishing, farming and formal/informal cross-border trade (ICBT) sectors named in the ToR. This serves Questions 1, 4 and 5. Focus group discussions: 4 FGDs per site (12 total), disaggregated as one women-led group, one youth-led group, one mixed CAG/VSLA group and one group of pre-existing structure members (market committee/savings group), each with an estimated 8 to 10 participants, yielding approximately 96 to 120 FGD participants across the three countries. This serves Questions 2, 3 and 4, with explicit attention to GESI-sensitive facilitation and disability inclusion in participant selection. Participatory ranking exercises: one exercise per site (3 total), embedded within the mixed CAG/VSLA FGDs, asking participants to rank the relative value of integrated versus standalone interventions they have experienced, directly generating evidence for Question 5 and Objective 5. Outcome Harvesting interviews: a targeted round of interviews with SPREAD thematic leads and CMU staff in each country, building on and extending the existing SPREAD Outcome Harvesting practice and the Year 3/MTR reflection workshop outputs rather than duplicating them, to surface change stories relevant to Question 6 and Objective 6 on human security and regional stability. This design yields an estimated total direct engagement of approximately 24 KII respondents, 12 FGDs, and 6 case studies across the three sites, sufficient to generate paired stronger/weaker comparisons in each country while remaining deliverable within the 30-day, 12-week implementation window between contracting on 26 September 2026 and the data collection cut-off of 31 October 2026. We will state explicitly in the inception report where sample size has been constrained by access, security or seasonal mobility of pastoralist and fisherfolk respondents in South Omo/Ethiopia, Turkana/Kenya or Eastern Equatoria/South Sudan, and will propose mitigation measures, including remote or phone-based follow-up interviews, rather than silently reducing scope.</w:t>
       </w:r>
     </w:p>
     <w:p>
@@ -2933,52 +812,58 @@
         <w:pStyle w:val="Heading1"/>
       </w:pPr>
       <w:r>
-        <w:t>Mandatory forms and annexes</w:t>
+        <w:t>Methodology and tools to be used</w:t>
       </w:r>
     </w:p>
     <w:p>
       <w:r>
-        <w:t>Mandatory forms and annexes</w:t>
+        <w:t>Methodology and tools to be used</w:t>
+      </w:r>
+    </w:p>
+    <w:p>
+      <w:pPr>
+        <w:pStyle w:val="ListNumber"/>
+      </w:pPr>
+      <w:r>
+        <w:t>Overall Approach</w:t>
       </w:r>
     </w:p>
     <w:p>
       <w:r>
-        <w:t>This section lists every form, annex, template, and declaration that the Request for Proposal (Reference DCA/NBI/10/09/2026-2) and its Terms of Reference (Annex 1) require Cortech Consulting Group to submit for the Consultancy to Develop Learning Paper 2 for SPREAD, Integrating Peacebuilding, Livelihoods, Climate Resilience and Disaster Risk Reduction, across Turkana/Kenya, South Omo/Ethiopia and Eastern Equatoria/South Sudan. For each item, Cortech states what will be attached to the submission package and what remains a wet-ink or client-facing action that cannot be completed inside this draft. 1. Proposal Submission Form (Annex 2), duly completed and signed by the Candidate, together with an itemized financial proposal. Requirement as stated in Section A.5 of the Instructions and repeated in Annex 2: "My financial proposal for my services is as follows... CANDIDATE OR COMPANY INFORMATION... REFERENCES... The proposal is valid for a period of 90 days after the closing date... Signature and stamp... Date and signed by... The Candidate."</w:t>
+        <w:t>Cortech Consulting Group proposes a mixed-methods, comparative case-study design built explicitly on SPREAD's existing Outcome Harvesting practice and the Year 3/MTR reflection workshop, rather than a generic qualitative review. The design responds directly to the assignment's central proposition: that SPREAD combines peacebuilding, livelihoods, climate resilience and Disaster Risk Reduction as an integrated package, and that the value of this integration, where it exists, must be demonstrated through contrast rather than description. The methodology is therefore organised around deliberate pairing of stronger and weaker integration examples across South Omo/Ethiopia, Turkana/Kenya and Eastern Equatoria/South Sudan, so that the analysis can explain why integrated programming performed differently across sites rather than simply cataloguing activities delivered in each. The approach combines quantitative structured data drawn from Community Action Groups (CAGs), Village Savings and Loan Associations (VSLAs), micro-grants and early warning systems with qualitative Key Informant Interviews (KIIs), Focus Group Discussions (FGDs) and participatory ranking exercises with pastoralists/agro-pastoralists, fisherfolk, women-led and youth-led CSOs, traditional leaders, and local/national authorities. Data will be triangulated against the SPREAD baseline report (2024), the Mid-Term Review (2025) and Year 3/MTR reflection workshop outputs, and will be read against DCA's Conflict Prevention Action Guide 2024, Social Cohesion Action Guide 2024, Social Cohesion Index tool, resilience-building framework, and guidance on Market Systems Development and Financial Inclusion. This anchors every finding to an existing evidentiary base rather than treating the learning paper as a stand-alone survey exercise, which directly addresses the criterion on whether the methodology is clear, appropriate and sufficiently justified in sampling terms. 2. Phase-by-Phase Breakdown</w:t>
       </w:r>
     </w:p>
     <w:p>
       <w:r>
-        <w:t>Cortech will attach the completed Annex 2 template populated with the company legal name, registered address, licence/tax identification number, director's name, phone, email and website drawn from Cortech Consulting Group's Kenya registration, Somalia operating licence and United Kingdom registration. The references table within Annex 2 will list assignments drawn from Cortech's track record relevant to integrated peacebuilding, livelihoods, climate resilience and DRR programming in cross-border, fragile contexts, consistent with the scored criterion "Reference of the similar assignments/work undertaken and contact details" (10 points). The itemized financial proposal referenced in Annex 2 and in Article A.6 of the Instructions will be prepared and submitted as a separate financial envelope, in accordance with the RFP's own separation of technical and financial evaluation stages under Section A.10; no monetary figures, daily rates, or cost estimates are included in this technical document. [HUMAN ACTION REQUIRED]: wet-ink signature and company stamp of the authorised signatory on Annex 2, and insertion of the current company registration and licence numbers as held on file, prior to submission. 2. Itemized financial proposal, including consultancy fees and daily rate. Requirement as stated in the Application Process section of Annex 1: "Financial proposal providing cost estimates and consultancy fees/ as well as an indication of your daily rate and availability (Maximum 1 page)."</w:t>
+        <w:t>Phase 1, Inception (29 September to 13 October 2026). The Lead Consultant, Mugove Kwashirai Chakurira, will conduct a structured desk review of the SPREAD baseline (2024), MTR (2025), reflection workshop outputs and the named DCA guidance documents, and will finalise case-study selection criteria in consultation with SPREAD technical and MEAL staff and the Consortium Management Unit (CMU) [NOT VERIFIED]. Case sites will be selected to pair stronger and weaker integration examples across all three countries, covering peacebuilding and resilience structures, livestock, fishing, farming, and formal and informal cross-border trade (ICBT), including both women/youth-led and mixed groups. KII and FGD guides, a community case-study protocol, and a KoboToolbox-based structured data collection instrument will be built around the six proposed key learning questions verbatim. The inception report, including desk review findings, methodology, case-study criteria, tools, work plan and ethical/risk mitigation measures, will be submitted for DCA/CMU approval, with an explicit review-and-revision window built in before the 13 October 2026 approval gate, and an inception briefing held with SPREAD CMU and thematic leads. Phase 2, Field Data Collection (through 31 October 2026). Fieldwork will be coordinated through the national partner teams named in the ToR: TUPADO in Kenya, ICPDO and ROG in South Sudan, and ECC in Ethiopia, using harmonised KoboToolbox tools to ensure comparability of CAG, VSLA, market committee and early-warning-system data across the three sites. Research assistants and enumerators, including Akama Maiko Erick where availability is confirmed, will be recruited and trained locally per country and briefed on the harmonised instruments before deployment. Sampling will be disaggregated by sex, age and disability at every site, and will deliberately capture both community members and CAG/VSLA participants alongside traditional leaders and local/national authorities, so that preferences for future integration can be compared across governance levels, not only across geography. Phase 3, Analysis and Quality Review (November 2026). Quantitative data from CAGs, VSLAs and market structures will be cleaned and analysed in SPSS to establish patterns in participation, access and perceived value across sites. Qualitative KII and FGD transcripts will be coded in NVivo against a framework built directly from the six assignment objectives and six proposed key learning questions, allowing systematic comparison of stronger and weaker integration cases. A review session with the SPREAD team will be held to deepen understanding of emerging findings before drafting, satisfying the ToR's explicit requirement for this quality-check step. Phase 4, Draft Reporting and Validation (21 November to 3 December 2026). A draft learning paper and two distinct draft policy briefs, one general brief on integration for donors, IGAD and governments, and one 4-8 page brief focused on human security and stability for EU, Denmark, IGAD and other governments, will be shared with the CMU and relevant thematic leads for discussion. The cross-border validation workshop, bringing together consortium members, IGAD and other stakeholders from all three countries, will be designed as an evidence-testing exercise: participants will be asked to interrogate the stronger/weaker case-study contrasts and the draft SMART recommendations, not simply receive a presentation of findings. Phase 5, Finalisation (by 15 December 2026). The final learning paper, both final policy briefs, case-study files and cleaned, anonymised raw data, the executive management summary and summary PowerPoint, will be finalised incorporating validation workshop feedback, and a facilitated results presentation and learning session will be delivered to DCA and consortium partners. 3. Method by Deliverable</w:t>
       </w:r>
     </w:p>
     <w:p>
       <w:r>
-        <w:t>This requirement is acknowledged here for completeness of the mandatory forms list. In line with the no-financial-information rule governing this technical submission, the itemized financial proposal, daily rate and availability statement will be prepared and delivered as a standalone one-page annex within the overall submission envelope, separate from this technical proposal, so that the technical evaluation under Section A.10 (weighted at 80 percent) proceeds independently of price. [HUMAN ACTION REQUIRED]: preparation and signature of the standalone financial proposal document, to be attached alongside, not within, this technical proposal. 3. CV of the lead researcher, as part of the technical proposal. Requirement as stated in Section A.5(b) of the Instructions: "CV highlighting the Candidate's experience in the specific field of the Services and his/her specific experience in the country/region where the Services are to be performed. This will be part of the technical proposal."</w:t>
+        <w:t>Inception report: desk review plus KoboToolbox tool design, submitted to DCA/CMU for approval by 13 October 2026. Draft and final learning paper: SPSS-analysed structured data plus NVivo-coded KII/FGD data organised around the six assignment objectives, producing SMART recommendations on integration versus coordination. General policy brief: synthesised for donors, IGAD and governments on integration lessons generally. Human-security policy brief (4-8 pages): drawn from the same evidence base but framed specifically around contribution to stability and human security, for EU, Denmark, IGAD and other governments. Cross-border validation workshop: single joint session across the three countries, structured around draft findings and recommendations. Case-study files and cleaned data: anonymised and annexed to the final report. Executive summary and PowerPoint: distilled from the final learning paper. Results presentation: facilitated session with DCA and consortium partners. 4. Data Quality Assurance</w:t>
       </w:r>
     </w:p>
     <w:p>
       <w:r>
-        <w:t>Cortech will attach the CV of the proposed Lead Consultant/Researcher, Mugove Kwashirai Chakurira, formatted to highlight experience relevant to integrated peacebuilding, livelihoods, climate resilience and DRR research in cross-border, conflict-affected contexts including Turkana, South Omo and Eastern Equatoria. [INSUFFICIENT EVIDENCE] is recorded here for the specific academic qualifications, publication record and prior assignment history required to satisfy the scored criterion "Candidate's relevant academic qualifications for key experts" (10 points); the CV document itself, once finalised by the expert, will carry this detail. [HUMAN ACTION REQUIRED]: signed and dated CV of Mugove Kwashirai Chakurira, formatted to Cortech's standard CV template and attached as a discrete annex. 4. Suitability statement or cover letter, including CV(s) of lead researcher(s) (maximum 3 pages). [HUMAN ACTION REQUIRED]: wet-ink signature of the authorised representative of Cortech Consulting Group on the cover letter. 5. Contacts of three organisations with whom Cortech has been contracted to carry out similar assignments. Requirement as stated in the Application Process section of Annex 1, item 5: "Contacts of three organisations with whom you have been contracted to carry out similar assignments."</w:t>
+        <w:t>All KoboToolbox instruments will be piloted in-country before full deployment, with harmonised skip logic and translation checks across the three national partner teams. SPSS outputs will be cross-checked against raw CAG/VSLA administrative data where available, and NVivo coding will be subject to a second-coder review on a sample of transcripts to check inter-coder consistency. Data will be triangulated against the SPREAD baseline and MTR at the analysis stage, and any discrepancy between community-reported and administrative data will be flagged and explained in the final report's limitations section, as required by the ToR. 5. Ethical Considerations</w:t>
       </w:r>
     </w:p>
     <w:p>
       <w:r>
-        <w:t>Cortech will identify three referee organisations from assignments comparable to this Learning Paper in subject matter or geography, including learning and research assignments for the Danish Refugee Council (Research and Learning for the Pathway to Prosperity Project, Turkana West, Kenya, 2025), Kenya Red Cross Society (End-Term Evaluation of the Resilience, Health and Rights Project, 2025), and CEWARN/IGAD Secretariat (Consultancy to Develop a CEWARN Regional Strategy Framework for Integrating Climate Security into National Peace and Security Policies, spanning Kenya, Ethiopia, Sudan, South Sudan and Uganda, 2024). [HUMAN ACTION REQUIRED]: confirmation of current referee contact details (name, phone/email) from Danish Refugee Council, Kenya Red Cross Society and CEWARN/IGAD Secretariat, or substitute referees as agreed internally, prior to finalising Annex 2. 6. Links to at least three previous related assignments. [HUMAN ACTION REQUIRED]: confirmation and insertion of accessible links, or client-approved summaries in lieu of links, for the three cited assignments, prior to submission. 7. General Terms and Conditions for Service Contracts, Version 3, 2020 (Annex 3), acceptance. Requirement as stated in Annex 2: "Accept, without restrictions, all the provisions in the Request for Proposal including the General Terms and Conditions for Service Contracts - Ver3 2020 and the draft Service Contract including all annexes."</w:t>
+        <w:t>Data collection will follow informed consent procedures with all respondents, including CAG and VSLA members, traditional leaders and local authorities, with particular attention to conflict-sensitive framing given the cross-border, fragile operating context. Disaggregation by sex, age and disability will be applied throughout, and case-study files will be anonymised before annexation to the final report. Enumerators recruited under TUPADO, ICPDO, ROG and ECC will be briefed on do-no-harm principles and safeguarding standards consistent with the assignment's operating environment across South Omo/Ethiopia, Turkana/Kenya and Eastern Equatoria/South Sudan before fieldwork begins.</w:t>
       </w:r>
     </w:p>
     <w:p>
       <w:r>
-        <w:t>Cortech will attach a signed statement of acceptance within the completed Annex 2, confirming acceptance without restriction of the General Terms and Conditions for Service Contracts, Version 3, 2020, including the provisions on eligibility (Article 33), conflict of interest (Article 7), confidentiality (Article 6), and intellectual property (Article 17). [HUMAN ACTION REQUIRED]: wet-ink signature confirming this acceptance on Annex 2. 8. Code of Conduct for Contractors (Annex 4), compliance certification. Requirement as stated in Annex 2: "Certify and attest compliance with the Code of Conduct for Contractors."</w:t>
+        <w:br w:type="page"/>
       </w:r>
     </w:p>
     <w:p>
+      <w:pPr>
+        <w:pStyle w:val="Heading1"/>
+      </w:pPr>
       <w:r>
-        <w:t>Cortech will attach a signed certification of compliance with the Code of Conduct for Contractors, consistent with Cortech's existing child safeguarding policy and PSEA policy compliance as held on file. [HUMAN ACTION REQUIRED]: wet-ink signature on the compliance certification within Annex 2. 9. Eligibility and anti-terrorism attestations under Article 33 of the General Terms and Conditions. Requirement as stated in Annex 2: "Certify and attest compliance with eligibility criteria of article 33 of the General Terms and Conditions for Service - Ver3 2020... Certify that I/we do not support terrorists or terrorism activities, and do not condone the use of terrorism."</w:t>
-      </w:r>
-    </w:p>
-    <w:p>
-      <w:r>
-        <w:t>Cortech will attach the signed attestation within Annex 2 confirming that Cortech Consulting Group is not bankrupt or being wound up, has no unpaid tax or social security obligations, has not been convicted of professional misconduct, fraud or corruption, has not been found in serious breach of a prior contract with a Contracting Authority or the European Union, and is not involved in or supportive of terrorism or sanctioned entities. [HUMAN ACTION REQUIRED]: wet-ink signature and date on the eligibility attestation section of Annex 2, by the authorised signatory of Cortech Consulting Group.</w:t>
+        <w:t>Work-Plan Indicating Activity Schedule</w:t>
       </w:r>
     </w:p>
     <w:p>
